--- a/doc/詞/唐朝/溫庭筠/溫庭筠-更漏子·玉爐香.docx
+++ b/doc/詞/唐朝/溫庭筠/溫庭筠-更漏子·玉爐香.docx
@@ -1,6 +1,6 @@
 
 <file path=word/document.xml><?xml version="1.0" encoding="utf-8"?>
-<w:document xmlns:wpc="http://schemas.microsoft.com/office/word/2010/wordprocessingCanvas" xmlns:cx="http://schemas.microsoft.com/office/drawing/2014/chartex" xmlns:cx1="http://schemas.microsoft.com/office/drawing/2015/9/8/chartex" xmlns:cx2="http://schemas.microsoft.com/office/drawing/2015/10/21/chartex" xmlns:cx3="http://schemas.microsoft.com/office/drawing/2016/5/9/chartex" xmlns:cx4="http://schemas.microsoft.com/office/drawing/2016/5/10/chartex" xmlns:cx5="http://schemas.microsoft.com/office/drawing/2016/5/11/chartex" xmlns:cx6="http://schemas.microsoft.com/office/drawing/2016/5/12/chartex" xmlns:cx7="http://schemas.microsoft.com/office/drawing/2016/5/13/chartex" xmlns:cx8="http://schemas.microsoft.com/office/drawing/2016/5/14/chartex" xmlns:mc="http://schemas.openxmlformats.org/markup-compatibility/2006" xmlns:aink="http://schemas.microsoft.com/office/drawing/2016/ink" xmlns:am3d="http://schemas.microsoft.com/office/drawing/2017/model3d" xmlns:o="urn:schemas-microsoft-com:office:office" xmlns:oel="http://schemas.microsoft.com/office/2019/extlst" xmlns:r="http://schemas.openxmlformats.org/officeDocument/2006/relationships" xmlns:m="http://schemas.openxmlformats.org/officeDocument/2006/math" xmlns:v="urn:schemas-microsoft-com:vml" xmlns:wp14="http://schemas.microsoft.com/office/word/2010/wordprocessingDrawing" xmlns:wp="http://schemas.openxmlformats.org/drawingml/2006/wordprocessingDrawing" xmlns:w10="urn:schemas-microsoft-com:office:word" xmlns:w="http://schemas.openxmlformats.org/wordprocessingml/2006/main" xmlns:w14="http://schemas.microsoft.com/office/word/2010/wordml" xmlns:w15="http://schemas.microsoft.com/office/word/2012/wordml" xmlns:w16cex="http://schemas.microsoft.com/office/word/2018/wordml/cex" xmlns:w16cid="http://schemas.microsoft.com/office/word/2016/wordml/cid" xmlns:w16="http://schemas.microsoft.com/office/word/2018/wordml" xmlns:w16sdtdh="http://schemas.microsoft.com/office/word/2020/wordml/sdtdatahash" xmlns:w16se="http://schemas.microsoft.com/office/word/2015/wordml/symex" xmlns:wpg="http://schemas.microsoft.com/office/word/2010/wordprocessingGroup" xmlns:wpi="http://schemas.microsoft.com/office/word/2010/wordprocessingInk" xmlns:wne="http://schemas.microsoft.com/office/word/2006/wordml" xmlns:wps="http://schemas.microsoft.com/office/word/2010/wordprocessingShape" mc:Ignorable="w14 w15 w16se w16cid w16 w16cex w16sdtdh wp14">
+<w:document xmlns:wpc="http://schemas.microsoft.com/office/word/2010/wordprocessingCanvas" xmlns:cx="http://schemas.microsoft.com/office/drawing/2014/chartex" xmlns:cx1="http://schemas.microsoft.com/office/drawing/2015/9/8/chartex" xmlns:cx2="http://schemas.microsoft.com/office/drawing/2015/10/21/chartex" xmlns:cx3="http://schemas.microsoft.com/office/drawing/2016/5/9/chartex" xmlns:cx4="http://schemas.microsoft.com/office/drawing/2016/5/10/chartex" xmlns:cx5="http://schemas.microsoft.com/office/drawing/2016/5/11/chartex" xmlns:cx6="http://schemas.microsoft.com/office/drawing/2016/5/12/chartex" xmlns:cx7="http://schemas.microsoft.com/office/drawing/2016/5/13/chartex" xmlns:cx8="http://schemas.microsoft.com/office/drawing/2016/5/14/chartex" xmlns:mc="http://schemas.openxmlformats.org/markup-compatibility/2006" xmlns:aink="http://schemas.microsoft.com/office/drawing/2016/ink" xmlns:am3d="http://schemas.microsoft.com/office/drawing/2017/model3d" xmlns:o="urn:schemas-microsoft-com:office:office" xmlns:r="http://schemas.openxmlformats.org/officeDocument/2006/relationships" xmlns:m="http://schemas.openxmlformats.org/officeDocument/2006/math" xmlns:v="urn:schemas-microsoft-com:vml" xmlns:wp14="http://schemas.microsoft.com/office/word/2010/wordprocessingDrawing" xmlns:wp="http://schemas.openxmlformats.org/drawingml/2006/wordprocessingDrawing" xmlns:w10="urn:schemas-microsoft-com:office:word" xmlns:w="http://schemas.openxmlformats.org/wordprocessingml/2006/main" xmlns:w14="http://schemas.microsoft.com/office/word/2010/wordml" xmlns:w15="http://schemas.microsoft.com/office/word/2012/wordml" xmlns:w16cex="http://schemas.microsoft.com/office/word/2018/wordml/cex" xmlns:w16cid="http://schemas.microsoft.com/office/word/2016/wordml/cid" xmlns:w16="http://schemas.microsoft.com/office/word/2018/wordml" xmlns:w16sdtdh="http://schemas.microsoft.com/office/word/2020/wordml/sdtdatahash" xmlns:w16se="http://schemas.microsoft.com/office/word/2015/wordml/symex" xmlns:wpg="http://schemas.microsoft.com/office/word/2010/wordprocessingGroup" xmlns:wpi="http://schemas.microsoft.com/office/word/2010/wordprocessingInk" xmlns:wne="http://schemas.microsoft.com/office/word/2006/wordml" xmlns:wps="http://schemas.microsoft.com/office/word/2010/wordprocessingShape" mc:Ignorable="w14 w15 w16se w16cid w16 w16cex w16sdtdh wp14">
   <w:body>
     <w:p>
       <w:pPr>
@@ -83,7 +83,7 @@
           <w:sz w:val="30"/>
           <w:szCs w:val="30"/>
         </w:rPr>
-        <w:t>蠟淚，偏照畫堂</w:t>
+        <w:t>蠟淚，偏照畫堂秋思</w:t>
       </w:r>
       <w:proofErr w:type="gramEnd"/>
       <w:r>
@@ -93,7 +93,7 @@
           <w:sz w:val="30"/>
           <w:szCs w:val="30"/>
         </w:rPr>
-        <w:t>秋思。</w:t>
+        <w:t>。</w:t>
       </w:r>
       <w:proofErr w:type="gramStart"/>
       <w:r>
@@ -218,7 +218,7 @@
     </w:p>
     <w:p>
       <w:pPr>
-        <w:spacing w:beforeLines="50" w:before="120" w:after="96" w:line="258" w:lineRule="auto"/>
+        <w:spacing w:beforeLines="50" w:before="120" w:after="0" w:line="440" w:lineRule="exact"/>
         <w:ind w:left="0" w:right="0" w:firstLine="0"/>
         <w:rPr>
           <w:sz w:val="32"/>
@@ -240,10 +240,10 @@
         <w:pStyle w:val="a9"/>
         <w:numPr>
           <w:ilvl w:val="0"/>
-          <w:numId w:val="10"/>
+          <w:numId w:val="21"/>
         </w:numPr>
-        <w:spacing w:after="0" w:line="480" w:lineRule="exact"/>
-        <w:ind w:leftChars="0" w:right="0"/>
+        <w:spacing w:after="0" w:line="400" w:lineRule="exact"/>
+        <w:ind w:leftChars="0" w:left="284" w:right="0" w:hanging="284"/>
         <w:rPr>
           <w:color w:val="0F0F0F"/>
           <w:szCs w:val="28"/>
@@ -306,10 +306,10 @@
         <w:pStyle w:val="a9"/>
         <w:numPr>
           <w:ilvl w:val="0"/>
-          <w:numId w:val="10"/>
+          <w:numId w:val="21"/>
         </w:numPr>
-        <w:spacing w:after="0" w:line="480" w:lineRule="exact"/>
-        <w:ind w:leftChars="0" w:right="0"/>
+        <w:spacing w:after="0" w:line="400" w:lineRule="exact"/>
+        <w:ind w:leftChars="0" w:left="284" w:right="0" w:hanging="284"/>
         <w:rPr>
           <w:color w:val="0F0F0F"/>
           <w:szCs w:val="28"/>
@@ -339,10 +339,10 @@
         <w:pStyle w:val="a9"/>
         <w:numPr>
           <w:ilvl w:val="0"/>
-          <w:numId w:val="10"/>
+          <w:numId w:val="21"/>
         </w:numPr>
-        <w:spacing w:after="0" w:line="480" w:lineRule="exact"/>
-        <w:ind w:leftChars="0" w:right="0"/>
+        <w:spacing w:after="0" w:line="400" w:lineRule="exact"/>
+        <w:ind w:leftChars="0" w:left="284" w:right="0" w:hanging="284"/>
         <w:rPr>
           <w:color w:val="0F0F0F"/>
           <w:szCs w:val="28"/>
@@ -355,15 +355,7 @@
           <w:color w:val="0F0F0F"/>
           <w:szCs w:val="28"/>
         </w:rPr>
-        <w:t>鬢</w:t>
-      </w:r>
-      <w:r>
-        <w:rPr>
-          <w:rFonts w:hint="eastAsia"/>
-          <w:color w:val="0F0F0F"/>
-          <w:szCs w:val="28"/>
-        </w:rPr>
-        <w:t>雲</w:t>
+        <w:t>鬢雲</w:t>
       </w:r>
       <w:proofErr w:type="gramEnd"/>
       <w:r>
@@ -379,10 +371,10 @@
         <w:pStyle w:val="a9"/>
         <w:numPr>
           <w:ilvl w:val="0"/>
-          <w:numId w:val="10"/>
+          <w:numId w:val="21"/>
         </w:numPr>
-        <w:spacing w:after="0" w:line="480" w:lineRule="exact"/>
-        <w:ind w:leftChars="0" w:right="0"/>
+        <w:spacing w:after="0" w:line="400" w:lineRule="exact"/>
+        <w:ind w:leftChars="0" w:left="284" w:right="0" w:hanging="284"/>
         <w:rPr>
           <w:color w:val="0F0F0F"/>
           <w:szCs w:val="28"/>
@@ -432,16 +424,34 @@
         </w:rPr>
         <w:t>：</w:t>
       </w:r>
+      <w:r>
+        <w:rPr>
+          <w:rFonts w:hint="eastAsia"/>
+          <w:color w:val="0F0F0F"/>
+          <w:szCs w:val="28"/>
+        </w:rPr>
+        <w:t>大被子。【例】布</w:t>
+      </w:r>
+      <w:proofErr w:type="gramStart"/>
+      <w:r>
+        <w:rPr>
+          <w:rFonts w:hint="eastAsia"/>
+          <w:color w:val="0F0F0F"/>
+          <w:szCs w:val="28"/>
+        </w:rPr>
+        <w:t>衾</w:t>
+      </w:r>
+      <w:proofErr w:type="gramEnd"/>
     </w:p>
     <w:p>
       <w:pPr>
         <w:pStyle w:val="a9"/>
         <w:numPr>
           <w:ilvl w:val="0"/>
-          <w:numId w:val="16"/>
+          <w:numId w:val="21"/>
         </w:numPr>
-        <w:spacing w:after="0" w:line="480" w:lineRule="exact"/>
-        <w:ind w:leftChars="0" w:right="0"/>
+        <w:spacing w:after="0" w:line="400" w:lineRule="exact"/>
+        <w:ind w:leftChars="0" w:left="284" w:right="0" w:hanging="284"/>
         <w:rPr>
           <w:color w:val="0F0F0F"/>
           <w:szCs w:val="28"/>
@@ -453,7 +463,7 @@
           <w:color w:val="0F0F0F"/>
           <w:szCs w:val="28"/>
         </w:rPr>
-        <w:t>大被子。【例】布</w:t>
+        <w:t>梧桐：落葉喬木，古人以為是</w:t>
       </w:r>
       <w:proofErr w:type="gramStart"/>
       <w:r>
@@ -462,103 +472,27 @@
           <w:color w:val="0F0F0F"/>
           <w:szCs w:val="28"/>
         </w:rPr>
-        <w:t>衾</w:t>
-      </w:r>
-      <w:proofErr w:type="gramEnd"/>
+        <w:t>鳳凰棲止之</w:t>
+      </w:r>
+      <w:proofErr w:type="gramEnd"/>
+      <w:r>
+        <w:rPr>
+          <w:rFonts w:hint="eastAsia"/>
+          <w:color w:val="0F0F0F"/>
+          <w:szCs w:val="28"/>
+        </w:rPr>
+        <w:t>木。</w:t>
+      </w:r>
     </w:p>
     <w:p>
       <w:pPr>
         <w:pStyle w:val="a9"/>
         <w:numPr>
           <w:ilvl w:val="0"/>
-          <w:numId w:val="16"/>
+          <w:numId w:val="21"/>
         </w:numPr>
-        <w:spacing w:after="0" w:line="480" w:lineRule="exact"/>
-        <w:ind w:leftChars="0" w:right="0"/>
-        <w:rPr>
-          <w:color w:val="0F0F0F"/>
-          <w:szCs w:val="28"/>
-        </w:rPr>
-      </w:pPr>
-      <w:proofErr w:type="gramStart"/>
-      <w:r>
-        <w:rPr>
-          <w:rFonts w:hint="eastAsia"/>
-          <w:color w:val="0F0F0F"/>
-          <w:szCs w:val="28"/>
-        </w:rPr>
-        <w:t>殮</w:t>
-      </w:r>
-      <w:proofErr w:type="gramEnd"/>
-      <w:r>
-        <w:rPr>
-          <w:rFonts w:hint="eastAsia"/>
-          <w:color w:val="0F0F0F"/>
-          <w:szCs w:val="28"/>
-        </w:rPr>
-        <w:t>屍用的被子。【例】錦</w:t>
-      </w:r>
-      <w:proofErr w:type="gramStart"/>
-      <w:r>
-        <w:rPr>
-          <w:rFonts w:hint="eastAsia"/>
-          <w:color w:val="0F0F0F"/>
-          <w:szCs w:val="28"/>
-        </w:rPr>
-        <w:t>衾</w:t>
-      </w:r>
-      <w:proofErr w:type="gramEnd"/>
-    </w:p>
-    <w:p>
-      <w:pPr>
-        <w:pStyle w:val="a9"/>
-        <w:numPr>
-          <w:ilvl w:val="0"/>
-          <w:numId w:val="10"/>
-        </w:numPr>
-        <w:spacing w:after="0" w:line="480" w:lineRule="exact"/>
-        <w:ind w:leftChars="0" w:right="0"/>
-        <w:rPr>
-          <w:color w:val="0F0F0F"/>
-          <w:szCs w:val="28"/>
-        </w:rPr>
-      </w:pPr>
-      <w:r>
-        <w:rPr>
-          <w:rFonts w:hint="eastAsia"/>
-          <w:color w:val="0F0F0F"/>
-          <w:szCs w:val="28"/>
-        </w:rPr>
-        <w:t>梧桐：落葉喬木，古人以為是</w:t>
-      </w:r>
-      <w:proofErr w:type="gramStart"/>
-      <w:r>
-        <w:rPr>
-          <w:rFonts w:hint="eastAsia"/>
-          <w:color w:val="0F0F0F"/>
-          <w:szCs w:val="28"/>
-        </w:rPr>
-        <w:t>鳳凰棲止之</w:t>
-      </w:r>
-      <w:proofErr w:type="gramEnd"/>
-      <w:r>
-        <w:rPr>
-          <w:rFonts w:hint="eastAsia"/>
-          <w:color w:val="0F0F0F"/>
-          <w:szCs w:val="28"/>
-        </w:rPr>
-        <w:t>木。</w:t>
-      </w:r>
-    </w:p>
-    <w:p>
-      <w:pPr>
-        <w:pStyle w:val="a9"/>
-        <w:numPr>
-          <w:ilvl w:val="0"/>
-          <w:numId w:val="10"/>
-        </w:numPr>
-        <w:spacing w:after="0" w:line="480" w:lineRule="exact"/>
-        <w:ind w:leftChars="0" w:right="0"/>
+        <w:spacing w:after="0" w:line="400" w:lineRule="exact"/>
+        <w:ind w:leftChars="0" w:left="284" w:right="0" w:hanging="284"/>
         <w:rPr>
           <w:rFonts w:cs="新細明體"/>
           <w:color w:val="0F0F0F"/>
@@ -604,7 +538,7 @@
     </w:p>
     <w:p>
       <w:pPr>
-        <w:spacing w:after="0" w:line="480" w:lineRule="exact"/>
+        <w:spacing w:after="0" w:line="400" w:lineRule="exact"/>
         <w:ind w:left="0" w:right="0" w:firstLine="0"/>
         <w:rPr>
           <w:szCs w:val="28"/>
@@ -617,35 +551,28 @@
         </w:rPr>
         <w:t xml:space="preserve">　　</w:t>
       </w:r>
-      <w:proofErr w:type="gramStart"/>
-      <w:r>
-        <w:rPr>
-          <w:rFonts w:hint="eastAsia"/>
-          <w:szCs w:val="28"/>
-        </w:rPr>
-        <w:t>玉爐散發著爐</w:t>
-      </w:r>
-      <w:proofErr w:type="gramEnd"/>
-      <w:r>
-        <w:rPr>
-          <w:rFonts w:hint="eastAsia"/>
-          <w:szCs w:val="28"/>
-        </w:rPr>
-        <w:t>香</w:t>
-      </w:r>
-      <w:r>
-        <w:rPr>
-          <w:rFonts w:hint="eastAsia"/>
-          <w:szCs w:val="28"/>
-        </w:rPr>
-        <w:t>煙</w:t>
-      </w:r>
-      <w:r>
-        <w:rPr>
-          <w:rFonts w:hint="eastAsia"/>
-          <w:szCs w:val="28"/>
-        </w:rPr>
-        <w:t>，紅色的蠟燭滴著燭淚，搖曳的光影映照出華麗</w:t>
+      <w:r>
+        <w:rPr>
+          <w:rFonts w:hint="eastAsia"/>
+          <w:szCs w:val="28"/>
+        </w:rPr>
+        <w:t>精緻</w:t>
+      </w:r>
+      <w:proofErr w:type="gramStart"/>
+      <w:r>
+        <w:rPr>
+          <w:rFonts w:hint="eastAsia"/>
+          <w:szCs w:val="28"/>
+        </w:rPr>
+        <w:t>的玉爐裡</w:t>
+      </w:r>
+      <w:proofErr w:type="gramEnd"/>
+      <w:r>
+        <w:rPr>
+          <w:rFonts w:hint="eastAsia"/>
+          <w:szCs w:val="28"/>
+        </w:rPr>
+        <w:t>飄散著</w:t>
       </w:r>
       <w:r>
         <w:rPr>
@@ -654,15 +581,95 @@
           <w:bCs/>
           <w:szCs w:val="28"/>
         </w:rPr>
-        <w:t>屋宇</w:t>
-      </w:r>
-      <w:r>
-        <w:rPr>
-          <w:rFonts w:hint="eastAsia"/>
-          <w:szCs w:val="28"/>
-        </w:rPr>
-        <w:t>的</w:t>
-      </w:r>
+        <w:t>裊裊香煙</w:t>
+      </w:r>
+      <w:r>
+        <w:rPr>
+          <w:rFonts w:hint="eastAsia"/>
+          <w:szCs w:val="28"/>
+        </w:rPr>
+        <w:t>，紅色的蠟燭</w:t>
+      </w:r>
+      <w:proofErr w:type="gramStart"/>
+      <w:r>
+        <w:rPr>
+          <w:rFonts w:hint="eastAsia"/>
+          <w:szCs w:val="28"/>
+        </w:rPr>
+        <w:t>滴落著</w:t>
+      </w:r>
+      <w:proofErr w:type="gramEnd"/>
+      <w:r>
+        <w:rPr>
+          <w:rFonts w:hint="eastAsia"/>
+          <w:szCs w:val="28"/>
+        </w:rPr>
+        <w:t>點點燭淚；這明滅的燭光，偏偏無情地照亮了這</w:t>
+      </w:r>
+      <w:proofErr w:type="gramStart"/>
+      <w:r>
+        <w:rPr>
+          <w:rFonts w:hint="eastAsia"/>
+          <w:szCs w:val="28"/>
+        </w:rPr>
+        <w:t>華麗畫堂中</w:t>
+      </w:r>
+      <w:proofErr w:type="gramEnd"/>
+      <w:r>
+        <w:rPr>
+          <w:rFonts w:hint="eastAsia"/>
+          <w:szCs w:val="28"/>
+        </w:rPr>
+        <w:t>、正滿懷</w:t>
+      </w:r>
+      <w:proofErr w:type="gramStart"/>
+      <w:r>
+        <w:rPr>
+          <w:rFonts w:hint="eastAsia"/>
+          <w:szCs w:val="28"/>
+        </w:rPr>
+        <w:t>秋日愁思</w:t>
+      </w:r>
+      <w:proofErr w:type="gramEnd"/>
+      <w:r>
+        <w:rPr>
+          <w:rFonts w:hint="eastAsia"/>
+          <w:szCs w:val="28"/>
+        </w:rPr>
+        <w:t>的寂寞女子。</w:t>
+      </w:r>
+    </w:p>
+    <w:p>
+      <w:pPr>
+        <w:spacing w:after="0" w:line="400" w:lineRule="exact"/>
+        <w:ind w:left="0" w:right="0" w:firstLine="0"/>
+        <w:rPr>
+          <w:szCs w:val="28"/>
+        </w:rPr>
+      </w:pPr>
+      <w:r>
+        <w:rPr>
+          <w:rFonts w:hint="eastAsia"/>
+          <w:szCs w:val="28"/>
+        </w:rPr>
+        <w:t xml:space="preserve">　　</w:t>
+      </w:r>
+      <w:r>
+        <w:rPr>
+          <w:rFonts w:hint="eastAsia"/>
+          <w:szCs w:val="28"/>
+        </w:rPr>
+        <w:t>她</w:t>
+      </w:r>
+      <w:proofErr w:type="gramStart"/>
+      <w:r>
+        <w:rPr>
+          <w:rFonts w:hint="eastAsia"/>
+          <w:szCs w:val="28"/>
+        </w:rPr>
+        <w:t>因愁思</w:t>
+      </w:r>
+      <w:proofErr w:type="gramEnd"/>
       <w:r>
         <w:rPr>
           <w:rFonts w:hint="eastAsia"/>
@@ -670,15 +677,16 @@
           <w:bCs/>
           <w:szCs w:val="28"/>
         </w:rPr>
-        <w:t>淒迷</w:t>
-      </w:r>
-      <w:r>
-        <w:rPr>
-          <w:rFonts w:hint="eastAsia"/>
-          <w:szCs w:val="28"/>
-        </w:rPr>
-        <w:t>。她的</w:t>
-      </w:r>
+        <w:t>輾轉反側</w:t>
+      </w:r>
+      <w:r>
+        <w:rPr>
+          <w:rFonts w:hint="eastAsia"/>
+          <w:szCs w:val="28"/>
+        </w:rPr>
+        <w:t>，清晨描畫的</w:t>
+      </w:r>
+      <w:proofErr w:type="gramStart"/>
       <w:r>
         <w:rPr>
           <w:rFonts w:hint="eastAsia"/>
@@ -686,14 +694,30 @@
           <w:bCs/>
           <w:szCs w:val="28"/>
         </w:rPr>
-        <w:t>蛾眉</w:t>
-      </w:r>
-      <w:r>
-        <w:rPr>
-          <w:rFonts w:hint="eastAsia"/>
-          <w:szCs w:val="28"/>
-        </w:rPr>
-        <w:t>顏色已褪，鬢髮也已零亂，漫</w:t>
+        <w:t>黛眉</w:t>
+      </w:r>
+      <w:r>
+        <w:rPr>
+          <w:rFonts w:hint="eastAsia"/>
+          <w:szCs w:val="28"/>
+        </w:rPr>
+        <w:t>此時</w:t>
+      </w:r>
+      <w:proofErr w:type="gramEnd"/>
+      <w:r>
+        <w:rPr>
+          <w:rFonts w:hint="eastAsia"/>
+          <w:szCs w:val="28"/>
+        </w:rPr>
+        <w:t>已經淡薄，如雲的鬢髮也早已散亂；在</w:t>
+      </w:r>
+      <w:proofErr w:type="gramStart"/>
+      <w:r>
+        <w:rPr>
+          <w:rFonts w:hint="eastAsia"/>
+          <w:szCs w:val="28"/>
+        </w:rPr>
+        <w:t>這漫</w:t>
       </w:r>
       <w:r>
         <w:rPr>
@@ -702,7 +726,6 @@
         </w:rPr>
         <w:t>(</w:t>
       </w:r>
-      <w:proofErr w:type="gramStart"/>
       <w:r>
         <w:rPr>
           <w:rFonts w:hint="eastAsia"/>
@@ -715,6 +738,7 @@
       <w:proofErr w:type="gramEnd"/>
       <w:r>
         <w:rPr>
+          <w:rFonts w:hint="eastAsia"/>
           <w:szCs w:val="28"/>
         </w:rPr>
         <w:t>)</w:t>
@@ -724,28 +748,44 @@
           <w:rFonts w:hint="eastAsia"/>
           <w:szCs w:val="28"/>
         </w:rPr>
-        <w:t>漫長夜無法安眠，只覺</w:t>
-      </w:r>
-      <w:proofErr w:type="gramStart"/>
-      <w:r>
-        <w:rPr>
-          <w:rFonts w:hint="eastAsia"/>
-          <w:szCs w:val="28"/>
-        </w:rPr>
-        <w:t>枕被一片寒</w:t>
-      </w:r>
-      <w:proofErr w:type="gramEnd"/>
-      <w:r>
-        <w:rPr>
-          <w:rFonts w:hint="eastAsia"/>
-          <w:szCs w:val="28"/>
-        </w:rPr>
-        <w:t>涼。</w:t>
+        <w:t>漫長夜裡，孤身一人的被褥</w:t>
+      </w:r>
+      <w:r>
+        <w:rPr>
+          <w:rFonts w:hint="eastAsia"/>
+          <w:szCs w:val="28"/>
+        </w:rPr>
+        <w:t>(</w:t>
+      </w:r>
+      <w:proofErr w:type="gramStart"/>
+      <w:r>
+        <w:rPr>
+          <w:rFonts w:hint="eastAsia"/>
+          <w:color w:val="FF0000"/>
+          <w:sz w:val="16"/>
+          <w:szCs w:val="16"/>
+        </w:rPr>
+        <w:t>ㄖㄨˋ</w:t>
+      </w:r>
+      <w:proofErr w:type="gramEnd"/>
+      <w:r>
+        <w:rPr>
+          <w:rFonts w:hint="eastAsia"/>
+          <w:szCs w:val="28"/>
+        </w:rPr>
+        <w:t>)</w:t>
+      </w:r>
+      <w:r>
+        <w:rPr>
+          <w:rFonts w:hint="eastAsia"/>
+          <w:szCs w:val="28"/>
+        </w:rPr>
+        <w:t>與枕頭，摸上去竟是如此冰冷。</w:t>
       </w:r>
     </w:p>
     <w:p>
       <w:pPr>
-        <w:spacing w:after="0" w:line="480" w:lineRule="exact"/>
+        <w:spacing w:after="0" w:line="400" w:lineRule="exact"/>
         <w:ind w:left="0" w:right="0" w:firstLine="0"/>
         <w:rPr>
           <w:szCs w:val="28"/>
@@ -756,103 +796,38 @@
           <w:rFonts w:hint="eastAsia"/>
           <w:szCs w:val="28"/>
         </w:rPr>
-        <w:t xml:space="preserve">　　</w:t>
-      </w:r>
-      <w:r>
-        <w:rPr>
-          <w:rFonts w:hint="eastAsia"/>
-          <w:szCs w:val="28"/>
-        </w:rPr>
-        <w:t>窗外的梧桐樹，</w:t>
-      </w:r>
-      <w:proofErr w:type="gramStart"/>
-      <w:r>
-        <w:rPr>
-          <w:rFonts w:hint="eastAsia"/>
-          <w:szCs w:val="28"/>
-        </w:rPr>
-        <w:t>正淋著</w:t>
-      </w:r>
-      <w:proofErr w:type="gramEnd"/>
-      <w:r>
-        <w:rPr>
-          <w:rFonts w:hint="eastAsia"/>
-          <w:szCs w:val="28"/>
-        </w:rPr>
-        <w:t>三更的冷雨，也不管屋內的她正為別離傷心。</w:t>
-      </w:r>
-      <w:proofErr w:type="gramStart"/>
-      <w:r>
-        <w:rPr>
-          <w:rFonts w:hint="eastAsia"/>
-          <w:szCs w:val="28"/>
-        </w:rPr>
-        <w:t>一</w:t>
-      </w:r>
-      <w:proofErr w:type="gramEnd"/>
-      <w:r>
-        <w:rPr>
-          <w:rFonts w:hint="eastAsia"/>
-          <w:szCs w:val="28"/>
-        </w:rPr>
-        <w:t>滴一滴的雨點，正</w:t>
-      </w:r>
-      <w:r>
-        <w:rPr>
-          <w:rFonts w:hint="eastAsia"/>
-          <w:b/>
-          <w:bCs/>
-          <w:szCs w:val="28"/>
-        </w:rPr>
-        <w:t>淒</w:t>
-      </w:r>
-      <w:r>
-        <w:rPr>
-          <w:rFonts w:hint="eastAsia"/>
-          <w:b/>
-          <w:bCs/>
-          <w:szCs w:val="28"/>
-        </w:rPr>
-        <w:t>厲</w:t>
-      </w:r>
-      <w:r>
-        <w:rPr>
-          <w:rFonts w:hint="eastAsia"/>
-          <w:szCs w:val="28"/>
-        </w:rPr>
-        <w:t>地敲打著一葉</w:t>
-      </w:r>
-      <w:proofErr w:type="gramStart"/>
-      <w:r>
-        <w:rPr>
-          <w:rFonts w:hint="eastAsia"/>
-          <w:szCs w:val="28"/>
-        </w:rPr>
-        <w:t>一葉</w:t>
-      </w:r>
-      <w:proofErr w:type="gramEnd"/>
-      <w:r>
-        <w:rPr>
-          <w:rFonts w:hint="eastAsia"/>
-          <w:szCs w:val="28"/>
-        </w:rPr>
-        <w:t>的梧桐，滴落在無人的石階上，</w:t>
-      </w:r>
-      <w:proofErr w:type="gramStart"/>
-      <w:r>
-        <w:rPr>
-          <w:rFonts w:hint="eastAsia"/>
-          <w:szCs w:val="28"/>
-        </w:rPr>
-        <w:t>一</w:t>
-      </w:r>
-      <w:proofErr w:type="gramEnd"/>
-      <w:r>
-        <w:rPr>
-          <w:rFonts w:hint="eastAsia"/>
-          <w:szCs w:val="28"/>
-        </w:rPr>
-        <w:t>直到天明。</w:t>
+        <w:t xml:space="preserve">    </w:t>
+      </w:r>
+      <w:r>
+        <w:rPr>
+          <w:rFonts w:hint="eastAsia"/>
+          <w:szCs w:val="28"/>
+        </w:rPr>
+        <w:t>窗外的梧桐樹上，正下著三更時分的冷雨；這無情的雨水啊，似乎完全不理解人間離別的痛苦，依舊自顧自地敲打著葉片。</w:t>
+      </w:r>
+    </w:p>
+    <w:p>
+      <w:pPr>
+        <w:spacing w:after="0" w:line="400" w:lineRule="exact"/>
+        <w:ind w:left="0" w:right="0" w:firstLine="0"/>
+        <w:rPr>
+          <w:rFonts w:hint="eastAsia"/>
+          <w:szCs w:val="28"/>
+        </w:rPr>
+      </w:pPr>
+      <w:r>
+        <w:rPr>
+          <w:rFonts w:hint="eastAsia"/>
+          <w:szCs w:val="28"/>
+        </w:rPr>
+        <w:t xml:space="preserve">    </w:t>
+      </w:r>
+      <w:r>
+        <w:rPr>
+          <w:rFonts w:hint="eastAsia"/>
+          <w:szCs w:val="28"/>
+        </w:rPr>
+        <w:t>雨水落在一片片的梧桐葉上，發出一聲聲清冷的聲響；雨滴敲打著寂靜無人的石階，就這樣滴滴答答，一直響到了天亮。</w:t>
       </w:r>
     </w:p>
     <w:p>
@@ -874,52 +849,12 @@
         </w:rPr>
         <w:t>賞析</w:t>
       </w:r>
-      <w:proofErr w:type="gramStart"/>
-      <w:r>
-        <w:rPr>
-          <w:rFonts w:hint="eastAsia"/>
-          <w:szCs w:val="28"/>
-        </w:rPr>
-        <w:t>（</w:t>
-      </w:r>
-      <w:proofErr w:type="gramEnd"/>
-      <w:r>
-        <w:fldChar w:fldCharType="begin"/>
-      </w:r>
-      <w:r>
-        <w:instrText>HYPERLINK "https://bit.ly/3Q4ArLM"</w:instrText>
-      </w:r>
-      <w:r>
-        <w:fldChar w:fldCharType="separate"/>
-      </w:r>
-      <w:r>
-        <w:rPr>
-          <w:rStyle w:val="a7"/>
-          <w:szCs w:val="28"/>
-        </w:rPr>
-        <w:t>https://bit.ly/3Q4ArLM</w:t>
-      </w:r>
-      <w:r>
-        <w:rPr>
-          <w:rStyle w:val="a7"/>
-          <w:szCs w:val="28"/>
-        </w:rPr>
-        <w:fldChar w:fldCharType="end"/>
-      </w:r>
-      <w:proofErr w:type="gramStart"/>
-      <w:r>
-        <w:rPr>
-          <w:rFonts w:hint="eastAsia"/>
-          <w:szCs w:val="28"/>
-        </w:rPr>
-        <w:t>）</w:t>
-      </w:r>
-      <w:proofErr w:type="gramEnd"/>
     </w:p>
     <w:p>
       <w:pPr>
-        <w:spacing w:after="0" w:line="480" w:lineRule="exact"/>
+        <w:spacing w:after="0" w:line="440" w:lineRule="exact"/>
         <w:ind w:left="-6" w:right="0" w:hanging="11"/>
+        <w:jc w:val="both"/>
         <w:rPr>
           <w:szCs w:val="28"/>
         </w:rPr>
@@ -944,290 +879,136 @@
           <w:rFonts w:hint="eastAsia"/>
           <w:szCs w:val="28"/>
         </w:rPr>
-        <w:t>共寫過六首內容相仿的《更漏子》。這首《更漏子》，借</w:t>
-      </w:r>
-      <w:r>
-        <w:rPr>
-          <w:rFonts w:hint="eastAsia"/>
-          <w:szCs w:val="28"/>
-        </w:rPr>
-        <w:t>「</w:t>
-      </w:r>
-      <w:proofErr w:type="gramStart"/>
-      <w:r>
-        <w:rPr>
-          <w:rFonts w:hint="eastAsia"/>
-          <w:szCs w:val="28"/>
-        </w:rPr>
-        <w:t>更漏</w:t>
-      </w:r>
-      <w:r>
-        <w:rPr>
-          <w:rFonts w:hint="eastAsia"/>
-          <w:szCs w:val="28"/>
-        </w:rPr>
-        <w:t>」</w:t>
-      </w:r>
-      <w:r>
-        <w:rPr>
-          <w:rFonts w:hint="eastAsia"/>
-          <w:szCs w:val="28"/>
-        </w:rPr>
-        <w:t>夜景詠</w:t>
-      </w:r>
-      <w:proofErr w:type="gramEnd"/>
-      <w:r>
-        <w:rPr>
-          <w:rFonts w:hint="eastAsia"/>
-          <w:szCs w:val="28"/>
-        </w:rPr>
-        <w:t>婦女相思情事，</w:t>
-      </w:r>
-      <w:proofErr w:type="gramStart"/>
-      <w:r>
-        <w:rPr>
-          <w:rFonts w:hint="eastAsia"/>
-          <w:szCs w:val="28"/>
-        </w:rPr>
-        <w:t>詞從夜晚</w:t>
-      </w:r>
-      <w:proofErr w:type="gramEnd"/>
-      <w:r>
-        <w:rPr>
-          <w:rFonts w:hint="eastAsia"/>
-          <w:szCs w:val="28"/>
-        </w:rPr>
-        <w:t>寫到天明。</w:t>
+        <w:t>的《更漏子·玉爐香》是</w:t>
+      </w:r>
+      <w:proofErr w:type="gramStart"/>
+      <w:r>
+        <w:rPr>
+          <w:rFonts w:hint="eastAsia"/>
+          <w:szCs w:val="28"/>
+        </w:rPr>
+        <w:t>一首言情</w:t>
+      </w:r>
+      <w:proofErr w:type="gramEnd"/>
+      <w:r>
+        <w:rPr>
+          <w:rFonts w:hint="eastAsia"/>
+          <w:szCs w:val="28"/>
+        </w:rPr>
+        <w:t>深摯的閨怨詞，</w:t>
+      </w:r>
+      <w:proofErr w:type="gramStart"/>
+      <w:r>
+        <w:rPr>
+          <w:rFonts w:hint="eastAsia"/>
+          <w:szCs w:val="28"/>
+        </w:rPr>
+        <w:t>全詞以</w:t>
+      </w:r>
+      <w:proofErr w:type="gramEnd"/>
+      <w:r>
+        <w:rPr>
+          <w:rFonts w:hint="eastAsia"/>
+          <w:szCs w:val="28"/>
+        </w:rPr>
+        <w:t>細膩的筆觸與層層遞進的意象，描繪了一位女子在深秋之夜的孤寂與思念之苦。</w:t>
       </w:r>
     </w:p>
     <w:p>
       <w:pPr>
-        <w:spacing w:after="0" w:line="480" w:lineRule="exact"/>
+        <w:spacing w:after="0" w:line="440" w:lineRule="exact"/>
         <w:ind w:left="-6" w:right="0" w:hanging="11"/>
-        <w:rPr>
-          <w:szCs w:val="28"/>
-        </w:rPr>
-      </w:pPr>
-      <w:r>
-        <w:rPr>
-          <w:rFonts w:hint="eastAsia"/>
-          <w:szCs w:val="28"/>
-        </w:rPr>
-        <w:t xml:space="preserve">　　</w:t>
-      </w:r>
-      <w:r>
-        <w:rPr>
-          <w:rFonts w:hint="eastAsia"/>
-          <w:szCs w:val="28"/>
-        </w:rPr>
-        <w:t>開頭三個字，表面看</w:t>
-      </w:r>
-      <w:proofErr w:type="gramStart"/>
-      <w:r>
-        <w:rPr>
-          <w:rFonts w:hint="eastAsia"/>
-          <w:szCs w:val="28"/>
-        </w:rPr>
-        <w:t>是景語</w:t>
-      </w:r>
-      <w:proofErr w:type="gramEnd"/>
-      <w:r>
-        <w:rPr>
-          <w:rFonts w:hint="eastAsia"/>
-          <w:szCs w:val="28"/>
-        </w:rPr>
-        <w:t>，不像後來</w:t>
-      </w:r>
-      <w:r>
-        <w:rPr>
-          <w:rFonts w:hint="eastAsia"/>
-          <w:szCs w:val="28"/>
-          <w:u w:val="single"/>
-        </w:rPr>
-        <w:t>李清照</w:t>
-      </w:r>
-      <w:r>
-        <w:rPr>
-          <w:rFonts w:hint="eastAsia"/>
-          <w:szCs w:val="28"/>
-        </w:rPr>
-        <w:t>《</w:t>
-      </w:r>
-      <w:hyperlink r:id="rId13" w:history="1">
-        <w:r>
-          <w:rPr>
-            <w:rStyle w:val="a7"/>
-            <w:rFonts w:hint="eastAsia"/>
-            <w:szCs w:val="28"/>
-          </w:rPr>
-          <w:t>醉花陰·重陽</w:t>
-        </w:r>
-      </w:hyperlink>
-      <w:r>
-        <w:rPr>
-          <w:rFonts w:hint="eastAsia"/>
-          <w:szCs w:val="28"/>
-        </w:rPr>
-        <w:t>》的</w:t>
-      </w:r>
-      <w:r>
-        <w:rPr>
-          <w:rFonts w:hint="eastAsia"/>
-          <w:szCs w:val="28"/>
-        </w:rPr>
-        <w:t>「</w:t>
-      </w:r>
-      <w:r>
-        <w:rPr>
-          <w:rFonts w:hint="eastAsia"/>
-          <w:szCs w:val="28"/>
-        </w:rPr>
-        <w:t>薄霧濃</w:t>
-      </w:r>
-      <w:proofErr w:type="gramStart"/>
-      <w:r>
-        <w:rPr>
-          <w:rFonts w:hint="eastAsia"/>
-          <w:szCs w:val="28"/>
-        </w:rPr>
-        <w:t>雲愁永</w:t>
-      </w:r>
-      <w:proofErr w:type="gramEnd"/>
-      <w:r>
-        <w:rPr>
-          <w:rFonts w:hint="eastAsia"/>
-          <w:szCs w:val="28"/>
-        </w:rPr>
-        <w:t>晝，</w:t>
-      </w:r>
-      <w:proofErr w:type="gramStart"/>
-      <w:r>
-        <w:rPr>
-          <w:rFonts w:hint="eastAsia"/>
-          <w:szCs w:val="28"/>
-        </w:rPr>
-        <w:t>瑞腦消金獸</w:t>
-      </w:r>
-      <w:proofErr w:type="gramEnd"/>
-      <w:r>
-        <w:rPr>
-          <w:rFonts w:hint="eastAsia"/>
-          <w:szCs w:val="28"/>
-        </w:rPr>
-        <w:t>」</w:t>
-      </w:r>
-      <w:r>
-        <w:rPr>
-          <w:rFonts w:hint="eastAsia"/>
-          <w:szCs w:val="28"/>
-        </w:rPr>
-        <w:t>含有</w:t>
-      </w:r>
-      <w:proofErr w:type="gramStart"/>
-      <w:r>
-        <w:rPr>
-          <w:rFonts w:hint="eastAsia"/>
-          <w:szCs w:val="28"/>
-        </w:rPr>
-        <w:t>以爐煙裊裊</w:t>
-      </w:r>
-      <w:proofErr w:type="gramEnd"/>
-      <w:r>
-        <w:rPr>
-          <w:rFonts w:hint="eastAsia"/>
-          <w:szCs w:val="28"/>
-        </w:rPr>
-        <w:t>來</w:t>
-      </w:r>
-      <w:proofErr w:type="gramStart"/>
-      <w:r>
-        <w:rPr>
-          <w:rFonts w:hint="eastAsia"/>
-          <w:szCs w:val="28"/>
-        </w:rPr>
-        <w:t>表示愁思</w:t>
-      </w:r>
-      <w:proofErr w:type="gramEnd"/>
-      <w:r>
-        <w:rPr>
-          <w:rFonts w:hint="eastAsia"/>
-          <w:szCs w:val="28"/>
-        </w:rPr>
-        <w:t>無限的意思。</w:t>
-      </w:r>
-      <w:proofErr w:type="gramStart"/>
-      <w:r>
-        <w:rPr>
-          <w:rFonts w:hint="eastAsia"/>
-          <w:szCs w:val="28"/>
-        </w:rPr>
-        <w:t>次句</w:t>
-      </w:r>
-      <w:proofErr w:type="gramEnd"/>
-      <w:r>
-        <w:rPr>
-          <w:rFonts w:hint="eastAsia"/>
-          <w:szCs w:val="28"/>
-        </w:rPr>
-        <w:t>「</w:t>
-      </w:r>
-      <w:proofErr w:type="gramStart"/>
-      <w:r>
-        <w:rPr>
-          <w:rFonts w:hint="eastAsia"/>
-          <w:szCs w:val="28"/>
-        </w:rPr>
-        <w:t>紅蠟淚</w:t>
-      </w:r>
-      <w:proofErr w:type="gramEnd"/>
-      <w:r>
-        <w:rPr>
-          <w:rFonts w:hint="eastAsia"/>
-          <w:szCs w:val="28"/>
-        </w:rPr>
-        <w:t>」</w:t>
-      </w:r>
-      <w:r>
-        <w:rPr>
-          <w:rFonts w:hint="eastAsia"/>
-          <w:szCs w:val="28"/>
-        </w:rPr>
-        <w:t>就不同了：夜間燃燭，用以照明，但多了一個</w:t>
-      </w:r>
-      <w:r>
-        <w:rPr>
-          <w:rFonts w:hint="eastAsia"/>
-          <w:szCs w:val="28"/>
-        </w:rPr>
-        <w:t>「</w:t>
-      </w:r>
-      <w:r>
-        <w:rPr>
-          <w:rFonts w:hint="eastAsia"/>
-          <w:szCs w:val="28"/>
-        </w:rPr>
-        <w:t>淚</w:t>
-      </w:r>
-      <w:r>
-        <w:rPr>
-          <w:rFonts w:hint="eastAsia"/>
-          <w:szCs w:val="28"/>
-        </w:rPr>
-        <w:t>」</w:t>
-      </w:r>
-      <w:r>
-        <w:rPr>
-          <w:rFonts w:hint="eastAsia"/>
-          <w:szCs w:val="28"/>
-        </w:rPr>
-        <w:t>字，便含有了人的感情。說</w:t>
-      </w:r>
-      <w:r>
-        <w:rPr>
-          <w:rFonts w:hint="eastAsia"/>
-          <w:szCs w:val="28"/>
-        </w:rPr>
-        <w:t>「</w:t>
+        <w:jc w:val="both"/>
+        <w:rPr>
+          <w:szCs w:val="28"/>
+        </w:rPr>
+      </w:pPr>
+      <w:r>
+        <w:rPr>
+          <w:rFonts w:hint="eastAsia"/>
+          <w:szCs w:val="28"/>
+        </w:rPr>
+        <w:t xml:space="preserve">    </w:t>
+      </w:r>
+      <w:r>
+        <w:rPr>
+          <w:rFonts w:hint="eastAsia"/>
+          <w:szCs w:val="28"/>
+        </w:rPr>
+        <w:t>上</w:t>
+      </w:r>
+      <w:proofErr w:type="gramStart"/>
+      <w:r>
+        <w:rPr>
+          <w:rFonts w:hint="eastAsia"/>
+          <w:szCs w:val="28"/>
+        </w:rPr>
+        <w:t>闋著</w:t>
+      </w:r>
+      <w:proofErr w:type="gramEnd"/>
+      <w:r>
+        <w:rPr>
+          <w:rFonts w:hint="eastAsia"/>
+          <w:szCs w:val="28"/>
+        </w:rPr>
+        <w:t>(</w:t>
+      </w:r>
+      <w:proofErr w:type="gramStart"/>
+      <w:r>
+        <w:rPr>
+          <w:rFonts w:hint="eastAsia"/>
+          <w:color w:val="FF0000"/>
+          <w:sz w:val="16"/>
+          <w:szCs w:val="16"/>
+        </w:rPr>
+        <w:t>ㄓㄨㄛˊ</w:t>
+      </w:r>
+      <w:proofErr w:type="gramEnd"/>
+      <w:r>
+        <w:rPr>
+          <w:rFonts w:hint="eastAsia"/>
+          <w:szCs w:val="28"/>
+        </w:rPr>
+        <w:t>)</w:t>
+      </w:r>
+      <w:r>
+        <w:rPr>
+          <w:rFonts w:hint="eastAsia"/>
+          <w:szCs w:val="28"/>
+        </w:rPr>
+        <w:t>重於室內環境的渲染與女子容貌的刻畫，營造出冷清的氛圍。「</w:t>
+      </w:r>
+      <w:proofErr w:type="gramStart"/>
+      <w:r>
+        <w:rPr>
+          <w:rFonts w:hint="eastAsia"/>
+          <w:szCs w:val="28"/>
+        </w:rPr>
+        <w:t>玉爐香</w:t>
+      </w:r>
+      <w:proofErr w:type="gramEnd"/>
+      <w:r>
+        <w:rPr>
+          <w:rFonts w:hint="eastAsia"/>
+          <w:szCs w:val="28"/>
+        </w:rPr>
+        <w:t>，紅</w:t>
+      </w:r>
+      <w:proofErr w:type="gramStart"/>
+      <w:r>
+        <w:rPr>
+          <w:rFonts w:hint="eastAsia"/>
+          <w:szCs w:val="28"/>
+        </w:rPr>
+        <w:t>蠟淚，偏照畫堂</w:t>
+      </w:r>
+      <w:proofErr w:type="gramEnd"/>
+      <w:r>
+        <w:rPr>
+          <w:rFonts w:hint="eastAsia"/>
+          <w:szCs w:val="28"/>
+        </w:rPr>
+        <w:t>秋思」，詞人開篇即以「</w:t>
       </w:r>
       <w:proofErr w:type="gramStart"/>
       <w:r>
@@ -1243,58 +1024,7 @@
           <w:rFonts w:hint="eastAsia"/>
           <w:szCs w:val="28"/>
         </w:rPr>
-        <w:t>」</w:t>
-      </w:r>
-      <w:r>
-        <w:rPr>
-          <w:rFonts w:hint="eastAsia"/>
-          <w:szCs w:val="28"/>
-        </w:rPr>
-        <w:t>，既見其精美，又見</w:t>
-      </w:r>
-      <w:proofErr w:type="gramStart"/>
-      <w:r>
-        <w:rPr>
-          <w:rFonts w:hint="eastAsia"/>
-          <w:szCs w:val="28"/>
-        </w:rPr>
-        <w:t>其色潔</w:t>
-      </w:r>
-      <w:proofErr w:type="gramEnd"/>
-      <w:r>
-        <w:rPr>
-          <w:rFonts w:hint="eastAsia"/>
-          <w:szCs w:val="28"/>
-        </w:rPr>
-        <w:t>；</w:t>
-      </w:r>
-      <w:r>
-        <w:rPr>
-          <w:rFonts w:hint="eastAsia"/>
-          <w:szCs w:val="28"/>
-        </w:rPr>
-        <w:t>「</w:t>
-      </w:r>
-      <w:r>
-        <w:rPr>
-          <w:rFonts w:hint="eastAsia"/>
-          <w:szCs w:val="28"/>
-        </w:rPr>
-        <w:t>紅蠟</w:t>
-      </w:r>
-      <w:r>
-        <w:rPr>
-          <w:rFonts w:hint="eastAsia"/>
-          <w:szCs w:val="28"/>
-        </w:rPr>
-        <w:t>」</w:t>
-      </w:r>
-      <w:r>
-        <w:rPr>
-          <w:rFonts w:hint="eastAsia"/>
-          <w:szCs w:val="28"/>
-        </w:rPr>
-        <w:t>則透出色澤的艷麗而</w:t>
+        <w:t>」與「紅蠟」對舉。香煙裊裊，蠟燭流淚，這不僅是室內景物的描寫，更是女子內心愁苦的象徵。一個「偏」字，寫出了女子對蠟燭「無情卻似有情」的</w:t>
       </w:r>
       <w:r>
         <w:rPr>
@@ -1303,103 +1033,9 @@
           <w:bCs/>
           <w:szCs w:val="28"/>
         </w:rPr>
-        <w:t>撩人</w:t>
-      </w:r>
-      <w:r>
-        <w:rPr>
-          <w:rFonts w:hint="eastAsia"/>
-          <w:szCs w:val="28"/>
-        </w:rPr>
-        <w:t>情思，而閨中的寂寞也隱隱流露出來了。</w:t>
-      </w:r>
-      <w:r>
-        <w:rPr>
-          <w:rFonts w:hint="eastAsia"/>
-          <w:szCs w:val="28"/>
-        </w:rPr>
-        <w:t>「</w:t>
-      </w:r>
-      <w:proofErr w:type="gramStart"/>
-      <w:r>
-        <w:rPr>
-          <w:rFonts w:hint="eastAsia"/>
-          <w:szCs w:val="28"/>
-        </w:rPr>
-        <w:t>畫堂</w:t>
-      </w:r>
-      <w:proofErr w:type="gramEnd"/>
-      <w:r>
-        <w:rPr>
-          <w:rFonts w:hint="eastAsia"/>
-          <w:szCs w:val="28"/>
-        </w:rPr>
-        <w:t>」</w:t>
-      </w:r>
-      <w:r>
-        <w:rPr>
-          <w:rFonts w:hint="eastAsia"/>
-          <w:szCs w:val="28"/>
-        </w:rPr>
-        <w:t>，寫居室之美，與</w:t>
-      </w:r>
-      <w:r>
-        <w:rPr>
-          <w:rFonts w:hint="eastAsia"/>
-          <w:szCs w:val="28"/>
-        </w:rPr>
-        <w:t>「</w:t>
-      </w:r>
-      <w:proofErr w:type="gramStart"/>
-      <w:r>
-        <w:rPr>
-          <w:rFonts w:hint="eastAsia"/>
-          <w:szCs w:val="28"/>
-        </w:rPr>
-        <w:t>玉爐</w:t>
-      </w:r>
-      <w:proofErr w:type="gramEnd"/>
-      <w:r>
-        <w:rPr>
-          <w:rFonts w:hint="eastAsia"/>
-          <w:szCs w:val="28"/>
-        </w:rPr>
-        <w:t>」</w:t>
-      </w:r>
-      <w:r>
-        <w:rPr>
-          <w:rFonts w:hint="eastAsia"/>
-          <w:szCs w:val="28"/>
-        </w:rPr>
-        <w:t>、</w:t>
-      </w:r>
-      <w:r>
-        <w:rPr>
-          <w:rFonts w:hint="eastAsia"/>
-          <w:szCs w:val="28"/>
-        </w:rPr>
-        <w:t>「</w:t>
-      </w:r>
-      <w:r>
-        <w:rPr>
-          <w:rFonts w:hint="eastAsia"/>
-          <w:szCs w:val="28"/>
-        </w:rPr>
-        <w:t>紅蠟</w:t>
-      </w:r>
-      <w:r>
-        <w:rPr>
-          <w:rFonts w:hint="eastAsia"/>
-          <w:szCs w:val="28"/>
-        </w:rPr>
-        <w:t>」</w:t>
-      </w:r>
-      <w:r>
-        <w:rPr>
-          <w:rFonts w:hint="eastAsia"/>
-          <w:szCs w:val="28"/>
-        </w:rPr>
-        <w:t>相</w:t>
-      </w:r>
+        <w:t>怨</w:t>
+      </w:r>
+      <w:proofErr w:type="gramStart"/>
       <w:r>
         <w:rPr>
           <w:rFonts w:hint="eastAsia"/>
@@ -1407,91 +1043,81 @@
           <w:bCs/>
           <w:szCs w:val="28"/>
         </w:rPr>
-        <w:t>映襯</w:t>
-      </w:r>
-      <w:r>
-        <w:rPr>
-          <w:rFonts w:hint="eastAsia"/>
-          <w:szCs w:val="28"/>
-        </w:rPr>
-        <w:t>。這</w:t>
-      </w:r>
-      <w:proofErr w:type="gramStart"/>
-      <w:r>
-        <w:rPr>
-          <w:rFonts w:hint="eastAsia"/>
-          <w:szCs w:val="28"/>
-        </w:rPr>
-        <w:t>句緊承</w:t>
-      </w:r>
-      <w:proofErr w:type="gramEnd"/>
-      <w:r>
-        <w:rPr>
-          <w:rFonts w:hint="eastAsia"/>
-          <w:szCs w:val="28"/>
-        </w:rPr>
-        <w:t>上句，</w:t>
-      </w:r>
-      <w:proofErr w:type="gramStart"/>
-      <w:r>
-        <w:rPr>
-          <w:rFonts w:hint="eastAsia"/>
-          <w:szCs w:val="28"/>
-        </w:rPr>
-        <w:t>說紅蠟所</w:t>
-      </w:r>
-      <w:proofErr w:type="gramEnd"/>
-      <w:r>
-        <w:rPr>
-          <w:rFonts w:hint="eastAsia"/>
-          <w:szCs w:val="28"/>
-        </w:rPr>
-        <w:t>映照</w:t>
-      </w:r>
-      <w:proofErr w:type="gramStart"/>
-      <w:r>
-        <w:rPr>
-          <w:rFonts w:hint="eastAsia"/>
-          <w:szCs w:val="28"/>
-        </w:rPr>
-        <w:t>是畫堂中人的秋思</w:t>
-      </w:r>
-      <w:proofErr w:type="gramEnd"/>
-      <w:r>
-        <w:rPr>
-          <w:rFonts w:hint="eastAsia"/>
-          <w:szCs w:val="28"/>
-        </w:rPr>
-        <w:t>。</w:t>
-      </w:r>
-      <w:r>
-        <w:rPr>
-          <w:rFonts w:hint="eastAsia"/>
-          <w:szCs w:val="28"/>
-        </w:rPr>
-        <w:t>「</w:t>
-      </w:r>
-      <w:r>
-        <w:rPr>
-          <w:rFonts w:hint="eastAsia"/>
-          <w:szCs w:val="28"/>
-        </w:rPr>
-        <w:t>秋思</w:t>
-      </w:r>
-      <w:r>
-        <w:rPr>
-          <w:rFonts w:hint="eastAsia"/>
-          <w:szCs w:val="28"/>
-        </w:rPr>
-        <w:t>」</w:t>
-      </w:r>
-      <w:r>
-        <w:rPr>
-          <w:rFonts w:hint="eastAsia"/>
-          <w:szCs w:val="28"/>
-        </w:rPr>
-        <w:t>，是一種看不見、摸不著、深藏於人心中的</w:t>
-      </w:r>
+        <w:t>悱</w:t>
+      </w:r>
+      <w:proofErr w:type="gramEnd"/>
+      <w:r>
+        <w:rPr>
+          <w:rFonts w:hint="eastAsia"/>
+          <w:szCs w:val="28"/>
+        </w:rPr>
+        <w:t>，彷彿那燭光是故意照亮這滿堂的秋思，加深了她的痛苦。「</w:t>
+      </w:r>
+      <w:proofErr w:type="gramStart"/>
+      <w:r>
+        <w:rPr>
+          <w:rFonts w:hint="eastAsia"/>
+          <w:szCs w:val="28"/>
+        </w:rPr>
+        <w:t>眉翠薄，鬢雲殘</w:t>
+      </w:r>
+      <w:proofErr w:type="gramEnd"/>
+      <w:r>
+        <w:rPr>
+          <w:rFonts w:hint="eastAsia"/>
+          <w:szCs w:val="28"/>
+        </w:rPr>
+        <w:t>，夜長</w:t>
+      </w:r>
+      <w:proofErr w:type="gramStart"/>
+      <w:r>
+        <w:rPr>
+          <w:rFonts w:hint="eastAsia"/>
+          <w:szCs w:val="28"/>
+        </w:rPr>
+        <w:t>衾枕寒</w:t>
+      </w:r>
+      <w:proofErr w:type="gramEnd"/>
+      <w:r>
+        <w:rPr>
+          <w:rFonts w:hint="eastAsia"/>
+          <w:szCs w:val="28"/>
+        </w:rPr>
+        <w:t>」，則</w:t>
+      </w:r>
+      <w:proofErr w:type="gramStart"/>
+      <w:r>
+        <w:rPr>
+          <w:rFonts w:hint="eastAsia"/>
+          <w:szCs w:val="28"/>
+        </w:rPr>
+        <w:t>由景入人</w:t>
+      </w:r>
+      <w:proofErr w:type="gramEnd"/>
+      <w:r>
+        <w:rPr>
+          <w:rFonts w:hint="eastAsia"/>
+          <w:szCs w:val="28"/>
+        </w:rPr>
+        <w:t>。女子</w:t>
+      </w:r>
+      <w:proofErr w:type="gramStart"/>
+      <w:r>
+        <w:rPr>
+          <w:rFonts w:hint="eastAsia"/>
+          <w:szCs w:val="28"/>
+        </w:rPr>
+        <w:t>因愁思</w:t>
+      </w:r>
+      <w:proofErr w:type="gramEnd"/>
+      <w:r>
+        <w:rPr>
+          <w:rFonts w:hint="eastAsia"/>
+          <w:szCs w:val="28"/>
+        </w:rPr>
+        <w:t>輾轉反側，致使晨起精心描畫的</w:t>
+      </w:r>
+      <w:proofErr w:type="gramStart"/>
       <w:r>
         <w:rPr>
           <w:rFonts w:hint="eastAsia"/>
@@ -1499,51 +1125,294 @@
           <w:bCs/>
           <w:szCs w:val="28"/>
         </w:rPr>
-        <w:t>情愫</w:t>
-      </w:r>
-      <w:r>
-        <w:rPr>
-          <w:rFonts w:hint="eastAsia"/>
-          <w:szCs w:val="28"/>
-        </w:rPr>
-        <w:t>，</w:t>
-      </w:r>
-      <w:proofErr w:type="gramStart"/>
-      <w:r>
-        <w:rPr>
-          <w:rFonts w:hint="eastAsia"/>
-          <w:szCs w:val="28"/>
-        </w:rPr>
-        <w:t>紅蠟是不能</w:t>
-      </w:r>
-      <w:proofErr w:type="gramEnd"/>
-      <w:r>
-        <w:rPr>
-          <w:rFonts w:hint="eastAsia"/>
-          <w:szCs w:val="28"/>
-        </w:rPr>
-        <w:t>「</w:t>
-      </w:r>
-      <w:r>
-        <w:rPr>
-          <w:rFonts w:hint="eastAsia"/>
-          <w:szCs w:val="28"/>
-        </w:rPr>
-        <w:t>照</w:t>
-      </w:r>
-      <w:r>
-        <w:rPr>
-          <w:rFonts w:hint="eastAsia"/>
-          <w:szCs w:val="28"/>
-        </w:rPr>
-        <w:t>」</w:t>
-      </w:r>
-      <w:r>
-        <w:rPr>
-          <w:rFonts w:hint="eastAsia"/>
-          <w:szCs w:val="28"/>
-        </w:rPr>
-        <w:t>到的，可是作者卻</w:t>
+        <w:t>眉翠</w:t>
+      </w:r>
+      <w:r>
+        <w:rPr>
+          <w:rFonts w:hint="eastAsia"/>
+          <w:szCs w:val="28"/>
+        </w:rPr>
+        <w:t>已經</w:t>
+      </w:r>
+      <w:proofErr w:type="gramEnd"/>
+      <w:r>
+        <w:rPr>
+          <w:rFonts w:hint="eastAsia"/>
+          <w:szCs w:val="28"/>
+        </w:rPr>
+        <w:t>淡薄，如雲的鬢髮也已凌亂。夜深人靜，</w:t>
+      </w:r>
+      <w:proofErr w:type="gramStart"/>
+      <w:r>
+        <w:rPr>
+          <w:rFonts w:hint="eastAsia"/>
+          <w:szCs w:val="28"/>
+        </w:rPr>
+        <w:t>被枕俱冷</w:t>
+      </w:r>
+      <w:proofErr w:type="gramEnd"/>
+      <w:r>
+        <w:rPr>
+          <w:rFonts w:hint="eastAsia"/>
+          <w:szCs w:val="28"/>
+        </w:rPr>
+        <w:t>，一個「寒」字，既是身體的真實感受，更是內心孤寂的寫照，點明了「夜長」難熬的煎熬。</w:t>
+      </w:r>
+    </w:p>
+    <w:p>
+      <w:pPr>
+        <w:spacing w:after="0" w:line="440" w:lineRule="exact"/>
+        <w:ind w:left="-6" w:right="0" w:hanging="11"/>
+        <w:jc w:val="both"/>
+        <w:rPr>
+          <w:szCs w:val="28"/>
+        </w:rPr>
+      </w:pPr>
+      <w:r>
+        <w:rPr>
+          <w:rFonts w:hint="eastAsia"/>
+          <w:szCs w:val="28"/>
+        </w:rPr>
+        <w:t xml:space="preserve">    </w:t>
+      </w:r>
+      <w:r>
+        <w:rPr>
+          <w:rFonts w:hint="eastAsia"/>
+          <w:szCs w:val="28"/>
+        </w:rPr>
+        <w:t>下</w:t>
+      </w:r>
+      <w:proofErr w:type="gramStart"/>
+      <w:r>
+        <w:rPr>
+          <w:rFonts w:hint="eastAsia"/>
+          <w:szCs w:val="28"/>
+        </w:rPr>
+        <w:t>闋</w:t>
+      </w:r>
+      <w:proofErr w:type="gramEnd"/>
+      <w:r>
+        <w:rPr>
+          <w:rFonts w:hint="eastAsia"/>
+          <w:szCs w:val="28"/>
+        </w:rPr>
+        <w:t>將焦點轉向室外，通過聽覺將閨怨之情推向高潮。「梧桐樹，三更雨，</w:t>
+      </w:r>
+      <w:proofErr w:type="gramStart"/>
+      <w:r>
+        <w:rPr>
+          <w:rFonts w:hint="eastAsia"/>
+          <w:szCs w:val="28"/>
+        </w:rPr>
+        <w:t>不道離情正</w:t>
+      </w:r>
+      <w:proofErr w:type="gramEnd"/>
+      <w:r>
+        <w:rPr>
+          <w:rFonts w:hint="eastAsia"/>
+          <w:szCs w:val="28"/>
+        </w:rPr>
+        <w:t>苦」，秋夜三更，細雨綿綿，打在梧桐葉上。那無情的秋雨，似乎不懂得人間的離別之苦，依舊自顧自</w:t>
+      </w:r>
+      <w:proofErr w:type="gramStart"/>
+      <w:r>
+        <w:rPr>
+          <w:rFonts w:hint="eastAsia"/>
+          <w:szCs w:val="28"/>
+        </w:rPr>
+        <w:t>地下著</w:t>
+      </w:r>
+      <w:proofErr w:type="gramEnd"/>
+      <w:r>
+        <w:rPr>
+          <w:rFonts w:hint="eastAsia"/>
+          <w:szCs w:val="28"/>
+        </w:rPr>
+        <w:t>。這種「物自無情而人自多情」的對比，更顯出</w:t>
+      </w:r>
+      <w:proofErr w:type="gramStart"/>
+      <w:r>
+        <w:rPr>
+          <w:rFonts w:hint="eastAsia"/>
+          <w:szCs w:val="28"/>
+        </w:rPr>
+        <w:t>離情的沉重</w:t>
+      </w:r>
+      <w:proofErr w:type="gramEnd"/>
+      <w:r>
+        <w:rPr>
+          <w:rFonts w:hint="eastAsia"/>
+          <w:szCs w:val="28"/>
+        </w:rPr>
+        <w:t>。「一葉</w:t>
+      </w:r>
+      <w:proofErr w:type="gramStart"/>
+      <w:r>
+        <w:rPr>
+          <w:rFonts w:hint="eastAsia"/>
+          <w:szCs w:val="28"/>
+        </w:rPr>
+        <w:t>葉</w:t>
+      </w:r>
+      <w:proofErr w:type="gramEnd"/>
+      <w:r>
+        <w:rPr>
+          <w:rFonts w:hint="eastAsia"/>
+          <w:szCs w:val="28"/>
+        </w:rPr>
+        <w:t>，一聲聲，</w:t>
+      </w:r>
+      <w:proofErr w:type="gramStart"/>
+      <w:r>
+        <w:rPr>
+          <w:rFonts w:hint="eastAsia"/>
+          <w:szCs w:val="28"/>
+        </w:rPr>
+        <w:t>空階滴</w:t>
+      </w:r>
+      <w:proofErr w:type="gramEnd"/>
+      <w:r>
+        <w:rPr>
+          <w:rFonts w:hint="eastAsia"/>
+          <w:szCs w:val="28"/>
+        </w:rPr>
+        <w:t>到明」，此三</w:t>
+      </w:r>
+      <w:proofErr w:type="gramStart"/>
+      <w:r>
+        <w:rPr>
+          <w:rFonts w:hint="eastAsia"/>
+          <w:szCs w:val="28"/>
+        </w:rPr>
+        <w:t>句為全詞的警策</w:t>
+      </w:r>
+      <w:proofErr w:type="gramEnd"/>
+      <w:r>
+        <w:rPr>
+          <w:rFonts w:hint="eastAsia"/>
+          <w:szCs w:val="28"/>
+        </w:rPr>
+        <w:t>之處。詞人連</w:t>
+      </w:r>
+      <w:r>
+        <w:rPr>
+          <w:rFonts w:hint="eastAsia"/>
+          <w:szCs w:val="28"/>
+        </w:rPr>
+        <w:lastRenderedPageBreak/>
+        <w:t>用疊字，模擬出雨滴擊打梧桐、</w:t>
+      </w:r>
+      <w:proofErr w:type="gramStart"/>
+      <w:r>
+        <w:rPr>
+          <w:rFonts w:hint="eastAsia"/>
+          <w:szCs w:val="28"/>
+        </w:rPr>
+        <w:t>落入空階的</w:t>
+      </w:r>
+      <w:proofErr w:type="gramEnd"/>
+      <w:r>
+        <w:rPr>
+          <w:rFonts w:hint="eastAsia"/>
+          <w:szCs w:val="28"/>
+        </w:rPr>
+        <w:t>節奏感。那雨聲一聲聲傳</w:t>
+      </w:r>
+      <w:proofErr w:type="gramStart"/>
+      <w:r>
+        <w:rPr>
+          <w:rFonts w:hint="eastAsia"/>
+          <w:szCs w:val="28"/>
+        </w:rPr>
+        <w:t>入耳畔，</w:t>
+      </w:r>
+      <w:proofErr w:type="gramEnd"/>
+      <w:r>
+        <w:rPr>
+          <w:rFonts w:hint="eastAsia"/>
+          <w:szCs w:val="28"/>
+        </w:rPr>
+        <w:t>彷彿每一</w:t>
+      </w:r>
+      <w:proofErr w:type="gramStart"/>
+      <w:r>
+        <w:rPr>
+          <w:rFonts w:hint="eastAsia"/>
+          <w:szCs w:val="28"/>
+        </w:rPr>
+        <w:t>滴都精準</w:t>
+      </w:r>
+      <w:proofErr w:type="gramEnd"/>
+      <w:r>
+        <w:rPr>
+          <w:rFonts w:hint="eastAsia"/>
+          <w:szCs w:val="28"/>
+        </w:rPr>
+        <w:t>地滴</w:t>
+      </w:r>
+      <w:proofErr w:type="gramStart"/>
+      <w:r>
+        <w:rPr>
+          <w:rFonts w:hint="eastAsia"/>
+          <w:szCs w:val="28"/>
+        </w:rPr>
+        <w:t>在思婦的</w:t>
+      </w:r>
+      <w:proofErr w:type="gramEnd"/>
+      <w:r>
+        <w:rPr>
+          <w:rFonts w:hint="eastAsia"/>
+          <w:szCs w:val="28"/>
+        </w:rPr>
+        <w:t>心坎上。庭院寂寞，謂之「</w:t>
+      </w:r>
+      <w:proofErr w:type="gramStart"/>
+      <w:r>
+        <w:rPr>
+          <w:rFonts w:hint="eastAsia"/>
+          <w:szCs w:val="28"/>
+        </w:rPr>
+        <w:t>空階</w:t>
+      </w:r>
+      <w:proofErr w:type="gramEnd"/>
+      <w:r>
+        <w:rPr>
+          <w:rFonts w:hint="eastAsia"/>
+          <w:szCs w:val="28"/>
+        </w:rPr>
+        <w:t>」；時間漫長，直至「到明」。雨聲不停，</w:t>
+      </w:r>
+      <w:proofErr w:type="gramStart"/>
+      <w:r>
+        <w:rPr>
+          <w:rFonts w:hint="eastAsia"/>
+          <w:szCs w:val="28"/>
+        </w:rPr>
+        <w:t>愁思便</w:t>
+      </w:r>
+      <w:proofErr w:type="gramEnd"/>
+      <w:r>
+        <w:rPr>
+          <w:rFonts w:hint="eastAsia"/>
+          <w:szCs w:val="28"/>
+        </w:rPr>
+        <w:t>不斷，將抽象的「離情」具</w:t>
+      </w:r>
+      <w:proofErr w:type="gramStart"/>
+      <w:r>
+        <w:rPr>
+          <w:rFonts w:hint="eastAsia"/>
+          <w:szCs w:val="28"/>
+        </w:rPr>
+        <w:t>象</w:t>
+      </w:r>
+      <w:proofErr w:type="gramEnd"/>
+      <w:r>
+        <w:rPr>
+          <w:rFonts w:hint="eastAsia"/>
+          <w:szCs w:val="28"/>
+        </w:rPr>
+        <w:t>化為徹夜不絕的雨聲，</w:t>
       </w:r>
       <w:r>
         <w:rPr>
@@ -1552,175 +1421,39 @@
           <w:bCs/>
           <w:szCs w:val="28"/>
         </w:rPr>
-        <w:t>執拗</w:t>
-      </w:r>
-      <w:r>
-        <w:rPr>
-          <w:rFonts w:hint="eastAsia"/>
-          <w:szCs w:val="28"/>
-        </w:rPr>
-        <w:t>的</w:t>
-      </w:r>
-      <w:r>
-        <w:rPr>
-          <w:rFonts w:hint="eastAsia"/>
-          <w:szCs w:val="28"/>
-        </w:rPr>
-        <w:t>強調</w:t>
-      </w:r>
-      <w:r>
-        <w:rPr>
-          <w:rFonts w:hint="eastAsia"/>
-          <w:szCs w:val="28"/>
-        </w:rPr>
-        <w:t>「</w:t>
-      </w:r>
-      <w:proofErr w:type="gramStart"/>
-      <w:r>
-        <w:rPr>
-          <w:rFonts w:hint="eastAsia"/>
-          <w:szCs w:val="28"/>
-        </w:rPr>
-        <w:t>偏照</w:t>
-      </w:r>
-      <w:proofErr w:type="gramEnd"/>
-      <w:r>
-        <w:rPr>
-          <w:rFonts w:hint="eastAsia"/>
-          <w:szCs w:val="28"/>
-        </w:rPr>
-        <w:t>」</w:t>
-      </w:r>
-      <w:r>
-        <w:rPr>
-          <w:rFonts w:hint="eastAsia"/>
-          <w:szCs w:val="28"/>
-        </w:rPr>
-        <w:t>。</w:t>
-      </w:r>
-      <w:r>
-        <w:rPr>
-          <w:rFonts w:hint="eastAsia"/>
-          <w:szCs w:val="28"/>
-        </w:rPr>
-        <w:t>「</w:t>
-      </w:r>
-      <w:proofErr w:type="gramStart"/>
-      <w:r>
-        <w:rPr>
-          <w:rFonts w:hint="eastAsia"/>
-          <w:szCs w:val="28"/>
-        </w:rPr>
-        <w:t>偏照</w:t>
-      </w:r>
-      <w:proofErr w:type="gramEnd"/>
-      <w:r>
-        <w:rPr>
-          <w:rFonts w:hint="eastAsia"/>
-          <w:szCs w:val="28"/>
-        </w:rPr>
-        <w:t>」</w:t>
-      </w:r>
-      <w:r>
-        <w:rPr>
-          <w:rFonts w:hint="eastAsia"/>
-          <w:szCs w:val="28"/>
-        </w:rPr>
-        <w:t>者，</w:t>
-      </w:r>
-      <w:proofErr w:type="gramStart"/>
-      <w:r>
-        <w:rPr>
-          <w:rFonts w:hint="eastAsia"/>
-          <w:szCs w:val="28"/>
-        </w:rPr>
-        <w:t>非照不可</w:t>
-      </w:r>
-      <w:proofErr w:type="gramEnd"/>
-      <w:r>
-        <w:rPr>
-          <w:rFonts w:hint="eastAsia"/>
-          <w:szCs w:val="28"/>
-        </w:rPr>
-        <w:t>也。這一來，將室內的華美陳設與人的感情，巧妙地聯繫起來了。此刻，在這美麗</w:t>
-      </w:r>
-      <w:proofErr w:type="gramStart"/>
-      <w:r>
-        <w:rPr>
-          <w:rFonts w:hint="eastAsia"/>
-          <w:szCs w:val="28"/>
-        </w:rPr>
-        <w:t>的畫堂中</w:t>
-      </w:r>
-      <w:proofErr w:type="gramEnd"/>
-      <w:r>
-        <w:rPr>
-          <w:rFonts w:hint="eastAsia"/>
-          <w:szCs w:val="28"/>
-        </w:rPr>
-        <w:t>，冷清寂靜，</w:t>
-      </w:r>
-      <w:proofErr w:type="gramStart"/>
-      <w:r>
-        <w:rPr>
-          <w:rFonts w:hint="eastAsia"/>
-          <w:szCs w:val="28"/>
-        </w:rPr>
-        <w:t>只有玉爐之</w:t>
-      </w:r>
-      <w:proofErr w:type="gramEnd"/>
-      <w:r>
-        <w:rPr>
-          <w:rFonts w:hint="eastAsia"/>
-          <w:szCs w:val="28"/>
-        </w:rPr>
-        <w:t>香，紅蠟之淚，與女主人公</w:t>
-      </w:r>
-      <w:r>
-        <w:rPr>
-          <w:rFonts w:hint="eastAsia"/>
-          <w:szCs w:val="28"/>
-        </w:rPr>
-        <w:lastRenderedPageBreak/>
-        <w:t>相伴，不管它們是有意、無意，但在她看來，卻是</w:t>
-      </w:r>
-      <w:r>
-        <w:rPr>
-          <w:rFonts w:hint="eastAsia"/>
-          <w:szCs w:val="28"/>
-        </w:rPr>
-        <w:t>「</w:t>
-      </w:r>
-      <w:proofErr w:type="gramStart"/>
-      <w:r>
-        <w:rPr>
-          <w:rFonts w:hint="eastAsia"/>
-          <w:szCs w:val="28"/>
-        </w:rPr>
-        <w:t>偏照</w:t>
-      </w:r>
-      <w:proofErr w:type="gramEnd"/>
-      <w:r>
-        <w:rPr>
-          <w:rFonts w:hint="eastAsia"/>
-          <w:szCs w:val="28"/>
-        </w:rPr>
-        <w:t>」</w:t>
-      </w:r>
-      <w:r>
-        <w:rPr>
-          <w:rFonts w:hint="eastAsia"/>
-          <w:szCs w:val="28"/>
-        </w:rPr>
-        <w:t>。至此，</w:t>
-      </w:r>
-      <w:proofErr w:type="gramStart"/>
-      <w:r>
-        <w:rPr>
-          <w:rFonts w:hint="eastAsia"/>
-          <w:szCs w:val="28"/>
-        </w:rPr>
-        <w:t>是蠟在流淚</w:t>
+        <w:t>含蓄雋永</w:t>
+      </w:r>
+      <w:r>
+        <w:rPr>
+          <w:rFonts w:hint="eastAsia"/>
+          <w:szCs w:val="28"/>
+        </w:rPr>
+        <w:t>，餘味無窮。</w:t>
+      </w:r>
+    </w:p>
+    <w:p>
+      <w:pPr>
+        <w:spacing w:after="0" w:line="440" w:lineRule="exact"/>
+        <w:ind w:left="-6" w:right="0" w:hanging="11"/>
+        <w:jc w:val="both"/>
+        <w:rPr>
+          <w:szCs w:val="28"/>
+        </w:rPr>
+      </w:pPr>
+      <w:r>
+        <w:rPr>
+          <w:rFonts w:hint="eastAsia"/>
+          <w:szCs w:val="28"/>
+        </w:rPr>
+        <w:t xml:space="preserve">    </w:t>
+      </w:r>
+      <w:proofErr w:type="gramStart"/>
+      <w:r>
+        <w:rPr>
+          <w:rFonts w:hint="eastAsia"/>
+          <w:szCs w:val="28"/>
+        </w:rPr>
+        <w:t>縱觀全詞</w:t>
       </w:r>
       <w:proofErr w:type="gramEnd"/>
       <w:r>
@@ -1730,7 +1463,22 @@
         </w:rPr>
         <w:t>，</w:t>
       </w:r>
-      <w:bookmarkStart w:id="0" w:name="_Hlk154943714"/>
+      <w:r>
+        <w:rPr>
+          <w:rFonts w:hint="eastAsia"/>
+          <w:szCs w:val="28"/>
+          <w:u w:val="single"/>
+        </w:rPr>
+        <w:t>溫庭筠</w:t>
+      </w:r>
+      <w:r>
+        <w:rPr>
+          <w:rFonts w:hint="eastAsia"/>
+          <w:szCs w:val="28"/>
+        </w:rPr>
+        <w:t>運用了高超的「</w:t>
+      </w:r>
+      <w:proofErr w:type="gramStart"/>
       <w:r>
         <w:rPr>
           <w:rFonts w:hint="eastAsia"/>
@@ -1738,1581 +1486,123 @@
           <w:bCs/>
           <w:szCs w:val="28"/>
         </w:rPr>
-        <w:t>抑或</w:t>
-      </w:r>
-      <w:bookmarkEnd w:id="0"/>
-      <w:r>
-        <w:rPr>
-          <w:rFonts w:hint="eastAsia"/>
-          <w:szCs w:val="28"/>
-        </w:rPr>
-        <w:t>人在流淚，</w:t>
-      </w:r>
-      <w:proofErr w:type="gramStart"/>
-      <w:r>
-        <w:rPr>
-          <w:rFonts w:hint="eastAsia"/>
-          <w:szCs w:val="28"/>
-        </w:rPr>
-        <w:t>渾融一體</w:t>
-      </w:r>
-      <w:proofErr w:type="gramEnd"/>
-      <w:r>
-        <w:rPr>
-          <w:rFonts w:hint="eastAsia"/>
-          <w:szCs w:val="28"/>
-        </w:rPr>
-        <w:t>，更反襯女主人公的</w:t>
-      </w:r>
-      <w:r>
-        <w:rPr>
-          <w:rFonts w:hint="eastAsia"/>
-          <w:szCs w:val="28"/>
-        </w:rPr>
-        <w:t>「</w:t>
-      </w:r>
-      <w:r>
-        <w:rPr>
-          <w:rFonts w:hint="eastAsia"/>
-          <w:szCs w:val="28"/>
-        </w:rPr>
-        <w:t>秋思</w:t>
-      </w:r>
-      <w:r>
-        <w:rPr>
-          <w:rFonts w:hint="eastAsia"/>
-          <w:szCs w:val="28"/>
-        </w:rPr>
-        <w:t>」</w:t>
-      </w:r>
-      <w:r>
-        <w:rPr>
-          <w:rFonts w:hint="eastAsia"/>
-          <w:szCs w:val="28"/>
-        </w:rPr>
-        <w:t>之深。</w:t>
-      </w:r>
-      <w:proofErr w:type="gramStart"/>
-      <w:r>
-        <w:rPr>
-          <w:rFonts w:hint="eastAsia"/>
-          <w:szCs w:val="28"/>
-        </w:rPr>
-        <w:t>概言之</w:t>
-      </w:r>
-      <w:proofErr w:type="gramEnd"/>
-      <w:r>
-        <w:rPr>
-          <w:rFonts w:hint="eastAsia"/>
-          <w:szCs w:val="28"/>
-        </w:rPr>
-        <w:t>，第一句主要</w:t>
-      </w:r>
-      <w:proofErr w:type="gramStart"/>
-      <w:r>
-        <w:rPr>
-          <w:rFonts w:hint="eastAsia"/>
-          <w:szCs w:val="28"/>
-        </w:rPr>
-        <w:t>是襯景</w:t>
-      </w:r>
-      <w:proofErr w:type="gramEnd"/>
-      <w:r>
-        <w:rPr>
-          <w:rFonts w:hint="eastAsia"/>
-          <w:szCs w:val="28"/>
-        </w:rPr>
-        <w:t>，二句景中含情，三句感情色彩強烈，女主人公的愁腸百結，呼之而出了。</w:t>
-      </w:r>
-      <w:proofErr w:type="gramStart"/>
-      <w:r>
-        <w:rPr>
-          <w:rFonts w:hint="eastAsia"/>
-          <w:szCs w:val="28"/>
-          <w:u w:val="single"/>
-        </w:rPr>
-        <w:t>陳匪石</w:t>
-      </w:r>
-      <w:r>
-        <w:rPr>
-          <w:rFonts w:hint="eastAsia"/>
-          <w:szCs w:val="28"/>
-        </w:rPr>
-        <w:t>云</w:t>
-      </w:r>
-      <w:proofErr w:type="gramEnd"/>
-      <w:r>
-        <w:rPr>
-          <w:rFonts w:hint="eastAsia"/>
-          <w:szCs w:val="28"/>
-        </w:rPr>
-        <w:t>：</w:t>
-      </w:r>
-      <w:r>
-        <w:rPr>
-          <w:rFonts w:hint="eastAsia"/>
-          <w:szCs w:val="28"/>
-        </w:rPr>
-        <w:t>「</w:t>
-      </w:r>
-      <w:proofErr w:type="gramStart"/>
-      <w:r>
-        <w:rPr>
-          <w:rFonts w:hint="eastAsia"/>
-          <w:szCs w:val="28"/>
-        </w:rPr>
-        <w:t>詞固言情</w:t>
-      </w:r>
-      <w:proofErr w:type="gramEnd"/>
-      <w:r>
-        <w:rPr>
-          <w:rFonts w:hint="eastAsia"/>
-          <w:szCs w:val="28"/>
-        </w:rPr>
-        <w:t>之作，</w:t>
-      </w:r>
-      <w:proofErr w:type="gramStart"/>
-      <w:r>
-        <w:rPr>
-          <w:rFonts w:hint="eastAsia"/>
-          <w:szCs w:val="28"/>
-        </w:rPr>
-        <w:t>然但以情言</w:t>
-      </w:r>
-      <w:proofErr w:type="gramEnd"/>
-      <w:r>
-        <w:rPr>
-          <w:rFonts w:hint="eastAsia"/>
-          <w:szCs w:val="28"/>
-        </w:rPr>
-        <w:t>，薄矣。必須</w:t>
-      </w:r>
-      <w:proofErr w:type="gramStart"/>
-      <w:r>
-        <w:rPr>
-          <w:rFonts w:hint="eastAsia"/>
-          <w:szCs w:val="28"/>
-        </w:rPr>
-        <w:t>融情入景</w:t>
-      </w:r>
-      <w:proofErr w:type="gramEnd"/>
-      <w:r>
-        <w:rPr>
-          <w:rFonts w:hint="eastAsia"/>
-          <w:szCs w:val="28"/>
-        </w:rPr>
-        <w:t>，由</w:t>
-      </w:r>
-      <w:proofErr w:type="gramStart"/>
-      <w:r>
-        <w:rPr>
-          <w:rFonts w:hint="eastAsia"/>
-          <w:szCs w:val="28"/>
-        </w:rPr>
-        <w:t>景見情</w:t>
-      </w:r>
-      <w:proofErr w:type="gramEnd"/>
-      <w:r>
-        <w:rPr>
-          <w:rFonts w:hint="eastAsia"/>
-          <w:szCs w:val="28"/>
-        </w:rPr>
-        <w:t>。</w:t>
-      </w:r>
-      <w:r>
-        <w:rPr>
-          <w:rFonts w:hint="eastAsia"/>
-          <w:szCs w:val="28"/>
-        </w:rPr>
-        <w:t>」</w:t>
-      </w:r>
-      <w:r>
-        <w:rPr>
-          <w:rFonts w:hint="eastAsia"/>
-          <w:szCs w:val="28"/>
-        </w:rPr>
-        <w:t>這裡</w:t>
-      </w:r>
-      <w:r>
-        <w:rPr>
-          <w:rFonts w:hint="eastAsia"/>
-          <w:szCs w:val="28"/>
-        </w:rPr>
-        <w:t>「</w:t>
-      </w:r>
-      <w:proofErr w:type="gramStart"/>
-      <w:r>
-        <w:rPr>
-          <w:rFonts w:hint="eastAsia"/>
-          <w:szCs w:val="28"/>
-        </w:rPr>
-        <w:t>融情入景</w:t>
-      </w:r>
-      <w:proofErr w:type="gramEnd"/>
-      <w:r>
-        <w:rPr>
-          <w:rFonts w:hint="eastAsia"/>
-          <w:szCs w:val="28"/>
-        </w:rPr>
-        <w:t>」</w:t>
-      </w:r>
-      <w:r>
-        <w:rPr>
-          <w:rFonts w:hint="eastAsia"/>
-          <w:szCs w:val="28"/>
-        </w:rPr>
-        <w:t>是逐步深入的，至</w:t>
-      </w:r>
-      <w:r>
-        <w:rPr>
-          <w:rFonts w:hint="eastAsia"/>
-          <w:szCs w:val="28"/>
-        </w:rPr>
-        <w:t>「</w:t>
-      </w:r>
-      <w:proofErr w:type="gramStart"/>
-      <w:r>
-        <w:rPr>
-          <w:rFonts w:hint="eastAsia"/>
-          <w:szCs w:val="28"/>
-        </w:rPr>
-        <w:t>偏照</w:t>
-      </w:r>
-      <w:r>
-        <w:rPr>
-          <w:rFonts w:hint="eastAsia"/>
-          <w:szCs w:val="28"/>
-        </w:rPr>
-        <w:t>」</w:t>
-      </w:r>
-      <w:r>
-        <w:rPr>
-          <w:rFonts w:hint="eastAsia"/>
-          <w:szCs w:val="28"/>
-        </w:rPr>
-        <w:t>始噴</w:t>
-      </w:r>
-      <w:proofErr w:type="gramEnd"/>
-      <w:r>
-        <w:rPr>
-          <w:rFonts w:hint="eastAsia"/>
-          <w:szCs w:val="28"/>
-        </w:rPr>
-        <w:t>湧</w:t>
-      </w:r>
-      <w:r>
-        <w:rPr>
-          <w:rFonts w:hint="eastAsia"/>
-          <w:szCs w:val="28"/>
-        </w:rPr>
-        <w:t>而出。</w:t>
+        <w:t>以景襯情</w:t>
+      </w:r>
+      <w:proofErr w:type="gramEnd"/>
+      <w:r>
+        <w:rPr>
+          <w:rFonts w:hint="eastAsia"/>
+          <w:szCs w:val="28"/>
+        </w:rPr>
+        <w:t>」與「動靜相襯」手法。室內的香煙、</w:t>
+      </w:r>
+      <w:proofErr w:type="gramStart"/>
+      <w:r>
+        <w:rPr>
+          <w:rFonts w:hint="eastAsia"/>
+          <w:szCs w:val="28"/>
+        </w:rPr>
+        <w:t>蠟淚</w:t>
+      </w:r>
+      <w:proofErr w:type="gramEnd"/>
+      <w:r>
+        <w:rPr>
+          <w:rFonts w:hint="eastAsia"/>
+          <w:szCs w:val="28"/>
+        </w:rPr>
+        <w:t>，室外的梧桐、秋雨，皆染上了濃厚的悲劇色彩。詞人沒有流</w:t>
+      </w:r>
+      <w:proofErr w:type="gramStart"/>
+      <w:r>
+        <w:rPr>
+          <w:rFonts w:hint="eastAsia"/>
+          <w:szCs w:val="28"/>
+        </w:rPr>
+        <w:t>於直白</w:t>
+      </w:r>
+      <w:proofErr w:type="gramEnd"/>
+      <w:r>
+        <w:rPr>
+          <w:rFonts w:hint="eastAsia"/>
+          <w:szCs w:val="28"/>
+        </w:rPr>
+        <w:t>的痛苦宣</w:t>
+      </w:r>
+      <w:proofErr w:type="gramStart"/>
+      <w:r>
+        <w:rPr>
+          <w:rFonts w:hint="eastAsia"/>
+          <w:szCs w:val="28"/>
+        </w:rPr>
+        <w:t>洩</w:t>
+      </w:r>
+      <w:proofErr w:type="gramEnd"/>
+      <w:r>
+        <w:rPr>
+          <w:rFonts w:hint="eastAsia"/>
+          <w:szCs w:val="28"/>
+        </w:rPr>
+        <w:t>，而是將無限的淒涼寓於「</w:t>
+      </w:r>
+      <w:proofErr w:type="gramStart"/>
+      <w:r>
+        <w:rPr>
+          <w:rFonts w:hint="eastAsia"/>
+          <w:szCs w:val="28"/>
+        </w:rPr>
+        <w:t>空階滴</w:t>
+      </w:r>
+      <w:proofErr w:type="gramEnd"/>
+      <w:r>
+        <w:rPr>
+          <w:rFonts w:hint="eastAsia"/>
+          <w:szCs w:val="28"/>
+        </w:rPr>
+        <w:t>到明」的具體意象中，精緻而深刻，堪稱</w:t>
+      </w:r>
+      <w:proofErr w:type="gramStart"/>
+      <w:r>
+        <w:rPr>
+          <w:rFonts w:hint="eastAsia"/>
+          <w:b/>
+          <w:bCs/>
+          <w:szCs w:val="28"/>
+        </w:rPr>
+        <w:t>花間詞</w:t>
+      </w:r>
+      <w:r>
+        <w:rPr>
+          <w:rFonts w:hint="eastAsia"/>
+          <w:szCs w:val="28"/>
+        </w:rPr>
+        <w:t>中的</w:t>
+      </w:r>
+      <w:proofErr w:type="gramEnd"/>
+      <w:r>
+        <w:rPr>
+          <w:rFonts w:hint="eastAsia"/>
+          <w:szCs w:val="28"/>
+        </w:rPr>
+        <w:t>頂尖之作。</w:t>
       </w:r>
     </w:p>
     <w:p>
       <w:pPr>
-        <w:spacing w:after="0" w:line="480" w:lineRule="exact"/>
+        <w:spacing w:beforeLines="50" w:before="120" w:after="0" w:line="480" w:lineRule="exact"/>
         <w:ind w:left="-6" w:right="0" w:hanging="11"/>
         <w:rPr>
-          <w:szCs w:val="28"/>
-        </w:rPr>
-      </w:pPr>
-      <w:r>
-        <w:rPr>
-          <w:rFonts w:hint="eastAsia"/>
-          <w:szCs w:val="28"/>
-        </w:rPr>
-        <w:t xml:space="preserve">　　</w:t>
-      </w:r>
-      <w:r>
-        <w:rPr>
-          <w:rFonts w:hint="eastAsia"/>
-          <w:szCs w:val="28"/>
-        </w:rPr>
-        <w:t>「</w:t>
-      </w:r>
-      <w:proofErr w:type="gramStart"/>
-      <w:r>
-        <w:rPr>
-          <w:rFonts w:hint="eastAsia"/>
-          <w:szCs w:val="28"/>
-        </w:rPr>
-        <w:t>眉翠薄，鬢雲殘</w:t>
-      </w:r>
-      <w:proofErr w:type="gramEnd"/>
-      <w:r>
-        <w:rPr>
-          <w:rFonts w:hint="eastAsia"/>
-          <w:szCs w:val="28"/>
-        </w:rPr>
-        <w:t>」</w:t>
-      </w:r>
-      <w:r>
-        <w:rPr>
-          <w:rFonts w:hint="eastAsia"/>
-          <w:szCs w:val="28"/>
-        </w:rPr>
-        <w:t>，兩句寫人。</w:t>
-      </w:r>
-      <w:proofErr w:type="gramStart"/>
-      <w:r>
-        <w:rPr>
-          <w:rFonts w:hint="eastAsia"/>
-          <w:szCs w:val="28"/>
-        </w:rPr>
-        <w:t>以</w:t>
-      </w:r>
-      <w:r>
-        <w:rPr>
-          <w:rFonts w:hint="eastAsia"/>
           <w:b/>
-          <w:bCs/>
-          <w:szCs w:val="28"/>
-        </w:rPr>
-        <w:t>翠黛</w:t>
-      </w:r>
-      <w:r>
-        <w:rPr>
-          <w:rFonts w:hint="eastAsia"/>
-          <w:szCs w:val="28"/>
-        </w:rPr>
-        <w:t>描眉，見其眉</w:t>
-      </w:r>
-      <w:proofErr w:type="gramEnd"/>
-      <w:r>
-        <w:rPr>
-          <w:rFonts w:hint="eastAsia"/>
-          <w:szCs w:val="28"/>
-        </w:rPr>
-        <w:t>之美。</w:t>
-      </w:r>
-      <w:proofErr w:type="gramStart"/>
-      <w:r>
-        <w:rPr>
-          <w:rFonts w:hint="eastAsia"/>
-          <w:szCs w:val="28"/>
-        </w:rPr>
-        <w:t>鬢雲</w:t>
-      </w:r>
-      <w:proofErr w:type="gramEnd"/>
-      <w:r>
-        <w:rPr>
-          <w:rFonts w:hint="eastAsia"/>
-          <w:szCs w:val="28"/>
-        </w:rPr>
-        <w:t>，是形容美</w:t>
-      </w:r>
-      <w:r>
-        <w:rPr>
-          <w:rFonts w:hint="eastAsia"/>
-          <w:szCs w:val="28"/>
-        </w:rPr>
-        <w:t>髮</w:t>
-      </w:r>
-      <w:r>
-        <w:rPr>
-          <w:rFonts w:hint="eastAsia"/>
-          <w:szCs w:val="28"/>
-        </w:rPr>
-        <w:t>如雲，可知其人之美。但緊接著用了一個</w:t>
-      </w:r>
-      <w:r>
-        <w:rPr>
-          <w:rFonts w:hint="eastAsia"/>
-          <w:szCs w:val="28"/>
-        </w:rPr>
-        <w:t>「</w:t>
-      </w:r>
-      <w:r>
-        <w:rPr>
-          <w:rFonts w:hint="eastAsia"/>
-          <w:szCs w:val="28"/>
-        </w:rPr>
-        <w:t>薄</w:t>
-      </w:r>
-      <w:r>
-        <w:rPr>
-          <w:rFonts w:hint="eastAsia"/>
-          <w:szCs w:val="28"/>
-        </w:rPr>
-        <w:t>」</w:t>
-      </w:r>
-      <w:r>
-        <w:rPr>
-          <w:rFonts w:hint="eastAsia"/>
-          <w:szCs w:val="28"/>
-        </w:rPr>
-        <w:t>字，一個</w:t>
-      </w:r>
-      <w:r>
-        <w:rPr>
-          <w:rFonts w:hint="eastAsia"/>
-          <w:szCs w:val="28"/>
-        </w:rPr>
-        <w:t>「</w:t>
-      </w:r>
-      <w:r>
-        <w:rPr>
-          <w:rFonts w:hint="eastAsia"/>
-          <w:szCs w:val="28"/>
-        </w:rPr>
-        <w:t>殘</w:t>
-      </w:r>
-      <w:r>
-        <w:rPr>
-          <w:rFonts w:hint="eastAsia"/>
-          <w:szCs w:val="28"/>
-        </w:rPr>
-        <w:t>」</w:t>
-      </w:r>
-      <w:r>
-        <w:rPr>
-          <w:rFonts w:hint="eastAsia"/>
-          <w:szCs w:val="28"/>
-        </w:rPr>
-        <w:t>字，景況便完全不同了。</w:t>
-      </w:r>
-      <w:r>
-        <w:rPr>
-          <w:rFonts w:hint="eastAsia"/>
-          <w:szCs w:val="28"/>
-        </w:rPr>
-        <w:t>「</w:t>
-      </w:r>
-      <w:r>
-        <w:rPr>
-          <w:rFonts w:hint="eastAsia"/>
-          <w:szCs w:val="28"/>
-        </w:rPr>
-        <w:t>薄</w:t>
-      </w:r>
-      <w:r>
-        <w:rPr>
-          <w:rFonts w:hint="eastAsia"/>
-          <w:szCs w:val="28"/>
-        </w:rPr>
-        <w:t>」</w:t>
-      </w:r>
-      <w:r>
-        <w:rPr>
-          <w:rFonts w:hint="eastAsia"/>
-          <w:szCs w:val="28"/>
-        </w:rPr>
-        <w:t>字</w:t>
-      </w:r>
-      <w:proofErr w:type="gramStart"/>
-      <w:r>
-        <w:rPr>
-          <w:rFonts w:hint="eastAsia"/>
-          <w:szCs w:val="28"/>
-        </w:rPr>
-        <w:t>形容眉黛</w:t>
-      </w:r>
-      <w:proofErr w:type="gramEnd"/>
-      <w:r>
-        <w:rPr>
-          <w:rFonts w:hint="eastAsia"/>
-          <w:szCs w:val="28"/>
-        </w:rPr>
-        <w:t>褪色，</w:t>
-      </w:r>
-      <w:r>
-        <w:rPr>
-          <w:rFonts w:hint="eastAsia"/>
-          <w:szCs w:val="28"/>
-        </w:rPr>
-        <w:t>「</w:t>
-      </w:r>
-      <w:r>
-        <w:rPr>
-          <w:rFonts w:hint="eastAsia"/>
-          <w:szCs w:val="28"/>
-        </w:rPr>
-        <w:t>殘</w:t>
-      </w:r>
-      <w:r>
-        <w:rPr>
-          <w:rFonts w:hint="eastAsia"/>
-          <w:szCs w:val="28"/>
-        </w:rPr>
-        <w:t>」</w:t>
-      </w:r>
-      <w:r>
-        <w:rPr>
-          <w:rFonts w:hint="eastAsia"/>
-          <w:szCs w:val="28"/>
-        </w:rPr>
-        <w:t>字描繪鬢髮不整。這兩</w:t>
-      </w:r>
-      <w:proofErr w:type="gramStart"/>
-      <w:r>
-        <w:rPr>
-          <w:rFonts w:hint="eastAsia"/>
-          <w:szCs w:val="28"/>
-        </w:rPr>
-        <w:t>個</w:t>
-      </w:r>
-      <w:proofErr w:type="gramEnd"/>
-      <w:r>
-        <w:rPr>
-          <w:rFonts w:hint="eastAsia"/>
-          <w:szCs w:val="28"/>
-        </w:rPr>
-        <w:t>字反映出她</w:t>
-      </w:r>
-      <w:r>
-        <w:rPr>
-          <w:rFonts w:hint="eastAsia"/>
-          <w:b/>
-          <w:bCs/>
-          <w:szCs w:val="28"/>
-        </w:rPr>
-        <w:t>輾轉反側</w:t>
-      </w:r>
-      <w:r>
-        <w:rPr>
-          <w:rFonts w:hint="eastAsia"/>
-          <w:szCs w:val="28"/>
-        </w:rPr>
-        <w:t>、無法入睡的情態，不僅寫外貌，也同時寫出了她內心難言的苦悶。</w:t>
-      </w:r>
-      <w:r>
-        <w:rPr>
-          <w:rFonts w:hint="eastAsia"/>
-          <w:szCs w:val="28"/>
-        </w:rPr>
-        <w:t>「</w:t>
-      </w:r>
-      <w:r>
-        <w:rPr>
-          <w:rFonts w:hint="eastAsia"/>
-          <w:szCs w:val="28"/>
-        </w:rPr>
-        <w:t>夜長</w:t>
-      </w:r>
-      <w:proofErr w:type="gramStart"/>
-      <w:r>
-        <w:rPr>
-          <w:rFonts w:hint="eastAsia"/>
-          <w:szCs w:val="28"/>
-        </w:rPr>
-        <w:t>衾枕寒</w:t>
-      </w:r>
-      <w:proofErr w:type="gramEnd"/>
-      <w:r>
-        <w:rPr>
-          <w:rFonts w:hint="eastAsia"/>
-          <w:szCs w:val="28"/>
-        </w:rPr>
-        <w:t>」</w:t>
-      </w:r>
-      <w:r>
-        <w:rPr>
-          <w:rFonts w:hint="eastAsia"/>
-          <w:szCs w:val="28"/>
-        </w:rPr>
-        <w:t>，繼續</w:t>
-      </w:r>
-      <w:proofErr w:type="gramStart"/>
-      <w:r>
-        <w:rPr>
-          <w:rFonts w:hint="eastAsia"/>
-          <w:szCs w:val="28"/>
-        </w:rPr>
-        <w:t>寫思婦</w:t>
-      </w:r>
-      <w:proofErr w:type="gramEnd"/>
-      <w:r>
-        <w:rPr>
-          <w:rFonts w:hint="eastAsia"/>
-          <w:szCs w:val="28"/>
-        </w:rPr>
-        <w:t>獨處無眠的感受，它不僅點明了時間：長夜漫漫；寫出了人的感覺：</w:t>
-      </w:r>
-      <w:proofErr w:type="gramStart"/>
-      <w:r>
-        <w:rPr>
-          <w:rFonts w:hint="eastAsia"/>
-          <w:szCs w:val="28"/>
-        </w:rPr>
-        <w:t>衾枕生寒</w:t>
-      </w:r>
-      <w:proofErr w:type="gramEnd"/>
-      <w:r>
-        <w:rPr>
-          <w:rFonts w:hint="eastAsia"/>
-          <w:szCs w:val="28"/>
-        </w:rPr>
-        <w:t>，如</w:t>
-      </w:r>
-      <w:r>
-        <w:rPr>
-          <w:rFonts w:hint="eastAsia"/>
-          <w:szCs w:val="28"/>
-          <w:u w:val="single"/>
-        </w:rPr>
-        <w:t>李清照</w:t>
-      </w:r>
-      <w:r>
-        <w:rPr>
-          <w:rFonts w:hint="eastAsia"/>
-          <w:szCs w:val="28"/>
-        </w:rPr>
-        <w:t>懷念外出丈夫時的</w:t>
-      </w:r>
-      <w:r>
-        <w:rPr>
-          <w:rFonts w:hint="eastAsia"/>
-          <w:szCs w:val="28"/>
-        </w:rPr>
-        <w:t>「</w:t>
-      </w:r>
-      <w:hyperlink r:id="rId14" w:history="1">
-        <w:proofErr w:type="gramStart"/>
-        <w:r>
-          <w:rPr>
-            <w:rStyle w:val="a7"/>
-            <w:rFonts w:hint="eastAsia"/>
-            <w:szCs w:val="28"/>
-          </w:rPr>
-          <w:t>半夜涼初透</w:t>
-        </w:r>
-        <w:proofErr w:type="gramEnd"/>
-      </w:hyperlink>
-      <w:r>
-        <w:rPr>
-          <w:rFonts w:hint="eastAsia"/>
-          <w:szCs w:val="28"/>
-        </w:rPr>
-        <w:t>」</w:t>
-      </w:r>
-      <w:r>
-        <w:rPr>
-          <w:rFonts w:hint="eastAsia"/>
-          <w:szCs w:val="28"/>
-        </w:rPr>
-        <w:t>。由此可知上面的一切景物，都是夜長不</w:t>
-      </w:r>
-      <w:proofErr w:type="gramStart"/>
-      <w:r>
-        <w:rPr>
-          <w:rFonts w:hint="eastAsia"/>
-          <w:szCs w:val="28"/>
-        </w:rPr>
-        <w:t>寐</w:t>
-      </w:r>
-      <w:proofErr w:type="gramEnd"/>
-      <w:r>
-        <w:rPr>
-          <w:rFonts w:hint="eastAsia"/>
-          <w:szCs w:val="28"/>
-        </w:rPr>
-        <w:t>之人目之所見，身之所感。這些景物如粒粒珍珠，用</w:t>
-      </w:r>
-      <w:r>
-        <w:rPr>
-          <w:rFonts w:hint="eastAsia"/>
-          <w:szCs w:val="28"/>
-        </w:rPr>
-        <w:t>「</w:t>
-      </w:r>
-      <w:r>
-        <w:rPr>
-          <w:rFonts w:hint="eastAsia"/>
-          <w:szCs w:val="28"/>
-        </w:rPr>
-        <w:t>秋思</w:t>
-      </w:r>
-      <w:r>
-        <w:rPr>
-          <w:rFonts w:hint="eastAsia"/>
-          <w:szCs w:val="28"/>
-        </w:rPr>
-        <w:t>」</w:t>
-      </w:r>
-      <w:r>
-        <w:rPr>
-          <w:rFonts w:hint="eastAsia"/>
-          <w:szCs w:val="28"/>
-        </w:rPr>
-        <w:t>這條線把</w:t>
-      </w:r>
-      <w:proofErr w:type="gramStart"/>
-      <w:r>
-        <w:rPr>
-          <w:rFonts w:hint="eastAsia"/>
-          <w:szCs w:val="28"/>
-        </w:rPr>
-        <w:t>它們串了起來</w:t>
-      </w:r>
-      <w:proofErr w:type="gramEnd"/>
-      <w:r>
-        <w:rPr>
-          <w:rFonts w:hint="eastAsia"/>
-          <w:szCs w:val="28"/>
-        </w:rPr>
-        <w:t>。</w:t>
-      </w:r>
-    </w:p>
-    <w:p>
-      <w:pPr>
-        <w:spacing w:after="0" w:line="480" w:lineRule="exact"/>
-        <w:ind w:left="-6" w:right="0" w:hanging="11"/>
-        <w:rPr>
-          <w:szCs w:val="28"/>
-        </w:rPr>
-      </w:pPr>
-      <w:r>
-        <w:rPr>
-          <w:rFonts w:hint="eastAsia"/>
-          <w:szCs w:val="28"/>
-        </w:rPr>
-        <w:t xml:space="preserve">　　</w:t>
-      </w:r>
-      <w:r>
-        <w:rPr>
-          <w:rFonts w:hint="eastAsia"/>
-          <w:szCs w:val="28"/>
-        </w:rPr>
-        <w:t>上</w:t>
-      </w:r>
-      <w:proofErr w:type="gramStart"/>
-      <w:r>
-        <w:rPr>
-          <w:rFonts w:hint="eastAsia"/>
-          <w:szCs w:val="28"/>
-        </w:rPr>
-        <w:t>闋寫畫堂</w:t>
-      </w:r>
-      <w:proofErr w:type="gramEnd"/>
-      <w:r>
-        <w:rPr>
-          <w:rFonts w:hint="eastAsia"/>
-          <w:szCs w:val="28"/>
-        </w:rPr>
-        <w:t>中人所見，下</w:t>
-      </w:r>
-      <w:proofErr w:type="gramStart"/>
-      <w:r>
-        <w:rPr>
-          <w:rFonts w:hint="eastAsia"/>
-          <w:szCs w:val="28"/>
-        </w:rPr>
-        <w:t>闋</w:t>
-      </w:r>
-      <w:proofErr w:type="gramEnd"/>
-      <w:r>
-        <w:rPr>
-          <w:rFonts w:hint="eastAsia"/>
-          <w:szCs w:val="28"/>
-        </w:rPr>
-        <w:t>從室內轉到室外，寫人的所聞。秋夜三更冷雨，點點滴滴在梧桐樹上，這離情之苦沒有人可以理解。它與</w:t>
-      </w:r>
-      <w:r>
-        <w:rPr>
-          <w:rFonts w:hint="eastAsia"/>
-          <w:szCs w:val="28"/>
-        </w:rPr>
-        <w:t>「</w:t>
-      </w:r>
-      <w:proofErr w:type="gramStart"/>
-      <w:r>
-        <w:rPr>
-          <w:rFonts w:hint="eastAsia"/>
-          <w:szCs w:val="28"/>
-        </w:rPr>
-        <w:t>偏照畫堂</w:t>
-      </w:r>
-      <w:proofErr w:type="gramEnd"/>
-      <w:r>
-        <w:rPr>
-          <w:rFonts w:hint="eastAsia"/>
-          <w:szCs w:val="28"/>
-        </w:rPr>
-        <w:t>秋思</w:t>
-      </w:r>
-      <w:r>
-        <w:rPr>
-          <w:rFonts w:hint="eastAsia"/>
-          <w:szCs w:val="28"/>
-        </w:rPr>
-        <w:t>」</w:t>
-      </w:r>
-      <w:r>
-        <w:rPr>
-          <w:rFonts w:hint="eastAsia"/>
-          <w:szCs w:val="28"/>
-        </w:rPr>
-        <w:t>呼應，可見</w:t>
-      </w:r>
-      <w:r>
-        <w:rPr>
-          <w:rFonts w:hint="eastAsia"/>
-          <w:szCs w:val="28"/>
-        </w:rPr>
-        <w:t>「</w:t>
-      </w:r>
-      <w:r>
-        <w:rPr>
-          <w:rFonts w:hint="eastAsia"/>
-          <w:szCs w:val="28"/>
-        </w:rPr>
-        <w:t>秋思</w:t>
-      </w:r>
-      <w:r>
-        <w:rPr>
-          <w:rFonts w:hint="eastAsia"/>
-          <w:szCs w:val="28"/>
-        </w:rPr>
-        <w:t>」</w:t>
-      </w:r>
-      <w:r>
-        <w:rPr>
-          <w:rFonts w:hint="eastAsia"/>
-          <w:szCs w:val="28"/>
-        </w:rPr>
-        <w:t>即是離情。下面再作具體描述：</w:t>
-      </w:r>
-      <w:r>
-        <w:rPr>
-          <w:rFonts w:hint="eastAsia"/>
-          <w:szCs w:val="28"/>
-        </w:rPr>
-        <w:t>「</w:t>
-      </w:r>
-      <w:r>
-        <w:rPr>
-          <w:rFonts w:hint="eastAsia"/>
-          <w:szCs w:val="28"/>
-        </w:rPr>
-        <w:t>一葉</w:t>
-      </w:r>
-      <w:proofErr w:type="gramStart"/>
-      <w:r>
-        <w:rPr>
-          <w:rFonts w:hint="eastAsia"/>
-          <w:szCs w:val="28"/>
-        </w:rPr>
-        <w:t>葉</w:t>
-      </w:r>
-      <w:proofErr w:type="gramEnd"/>
-      <w:r>
-        <w:rPr>
-          <w:rFonts w:hint="eastAsia"/>
-          <w:szCs w:val="28"/>
-        </w:rPr>
-        <w:t>，一聲聲，</w:t>
-      </w:r>
-      <w:proofErr w:type="gramStart"/>
-      <w:r>
-        <w:rPr>
-          <w:rFonts w:hint="eastAsia"/>
-          <w:szCs w:val="28"/>
-        </w:rPr>
-        <w:t>空階滴</w:t>
-      </w:r>
-      <w:proofErr w:type="gramEnd"/>
-      <w:r>
-        <w:rPr>
-          <w:rFonts w:hint="eastAsia"/>
-          <w:szCs w:val="28"/>
-        </w:rPr>
-        <w:t>到明。</w:t>
-      </w:r>
-      <w:r>
-        <w:rPr>
-          <w:rFonts w:hint="eastAsia"/>
-          <w:szCs w:val="28"/>
-        </w:rPr>
-        <w:t>」</w:t>
-      </w:r>
-      <w:r>
-        <w:rPr>
-          <w:rFonts w:hint="eastAsia"/>
-          <w:b/>
-          <w:bCs/>
-          <w:szCs w:val="28"/>
-        </w:rPr>
-        <w:t>瀟瀟</w:t>
-      </w:r>
-      <w:r>
-        <w:rPr>
-          <w:rFonts w:hint="eastAsia"/>
-          <w:szCs w:val="28"/>
-        </w:rPr>
-        <w:t>秋雨不理會閨中少婦</w:t>
-      </w:r>
-      <w:proofErr w:type="gramStart"/>
-      <w:r>
-        <w:rPr>
-          <w:rFonts w:hint="eastAsia"/>
-          <w:szCs w:val="28"/>
-        </w:rPr>
-        <w:t>深夜懷人的</w:t>
-      </w:r>
-      <w:proofErr w:type="gramEnd"/>
-      <w:r>
-        <w:rPr>
-          <w:rFonts w:hint="eastAsia"/>
-          <w:szCs w:val="28"/>
-        </w:rPr>
-        <w:t>苦情，只管</w:t>
-      </w:r>
-      <w:proofErr w:type="gramStart"/>
-      <w:r>
-        <w:rPr>
-          <w:rFonts w:hint="eastAsia"/>
-          <w:szCs w:val="28"/>
-        </w:rPr>
-        <w:t>讓雨珠灑</w:t>
-      </w:r>
-      <w:proofErr w:type="gramEnd"/>
-      <w:r>
-        <w:rPr>
-          <w:rFonts w:hint="eastAsia"/>
-          <w:szCs w:val="28"/>
-        </w:rPr>
-        <w:t>在一張張梧桐葉上，滴落在窗外的石階上，一直滴到天明，還沒有休止。秋雨連綿不停，正如她的離情連綿無盡。</w:t>
-      </w:r>
-      <w:r>
-        <w:rPr>
-          <w:rFonts w:hint="eastAsia"/>
-          <w:szCs w:val="28"/>
-          <w:u w:val="single"/>
-        </w:rPr>
-        <w:t>李清照</w:t>
-      </w:r>
-      <w:r>
-        <w:rPr>
-          <w:rFonts w:hint="eastAsia"/>
-          <w:szCs w:val="28"/>
-        </w:rPr>
-        <w:t>《</w:t>
-      </w:r>
-      <w:hyperlink r:id="rId15" w:history="1">
-        <w:r>
-          <w:rPr>
-            <w:rStyle w:val="a7"/>
-            <w:rFonts w:hint="eastAsia"/>
-            <w:szCs w:val="28"/>
-          </w:rPr>
-          <w:t>聲聲慢</w:t>
-        </w:r>
-      </w:hyperlink>
-      <w:r>
-        <w:rPr>
-          <w:rFonts w:hint="eastAsia"/>
-          <w:szCs w:val="28"/>
-        </w:rPr>
-        <w:t>》：</w:t>
-      </w:r>
-      <w:r>
-        <w:rPr>
-          <w:rFonts w:hint="eastAsia"/>
-          <w:szCs w:val="28"/>
-        </w:rPr>
-        <w:t>「</w:t>
-      </w:r>
-      <w:r>
-        <w:rPr>
-          <w:rFonts w:hint="eastAsia"/>
-          <w:szCs w:val="28"/>
-        </w:rPr>
-        <w:t>梧桐更兼細雨，到黃昏點點滴滴，這次第，怎</w:t>
-      </w:r>
-      <w:proofErr w:type="gramStart"/>
-      <w:r>
-        <w:rPr>
-          <w:rFonts w:hint="eastAsia"/>
-          <w:szCs w:val="28"/>
-        </w:rPr>
-        <w:t>一個愁字</w:t>
-      </w:r>
-      <w:proofErr w:type="gramEnd"/>
-      <w:r>
-        <w:rPr>
-          <w:rFonts w:hint="eastAsia"/>
-          <w:szCs w:val="28"/>
-        </w:rPr>
-        <w:t>了得。</w:t>
-      </w:r>
-      <w:r>
-        <w:rPr>
-          <w:rFonts w:hint="eastAsia"/>
-          <w:szCs w:val="28"/>
-        </w:rPr>
-        <w:t>」</w:t>
-      </w:r>
-      <w:r>
-        <w:rPr>
-          <w:rFonts w:hint="eastAsia"/>
-          <w:szCs w:val="28"/>
-        </w:rPr>
-        <w:t>由</w:t>
-      </w:r>
-      <w:proofErr w:type="gramStart"/>
-      <w:r>
-        <w:rPr>
-          <w:rFonts w:hint="eastAsia"/>
-          <w:szCs w:val="28"/>
-        </w:rPr>
-        <w:t>玉爐生</w:t>
-      </w:r>
-      <w:proofErr w:type="gramEnd"/>
-      <w:r>
-        <w:rPr>
-          <w:rFonts w:hint="eastAsia"/>
-          <w:szCs w:val="28"/>
-        </w:rPr>
-        <w:t>香、紅</w:t>
-      </w:r>
-      <w:proofErr w:type="gramStart"/>
-      <w:r>
-        <w:rPr>
-          <w:rFonts w:hint="eastAsia"/>
-          <w:szCs w:val="28"/>
-        </w:rPr>
-        <w:t>蠟滴淚</w:t>
-      </w:r>
-      <w:proofErr w:type="gramEnd"/>
-      <w:r>
-        <w:rPr>
-          <w:rFonts w:hint="eastAsia"/>
-          <w:szCs w:val="28"/>
-        </w:rPr>
-        <w:t>的傍晚，</w:t>
-      </w:r>
-      <w:proofErr w:type="gramStart"/>
-      <w:r>
-        <w:rPr>
-          <w:rFonts w:hint="eastAsia"/>
-          <w:szCs w:val="28"/>
-        </w:rPr>
-        <w:t>到聞</w:t>
-      </w:r>
-      <w:proofErr w:type="gramEnd"/>
-      <w:r>
-        <w:rPr>
-          <w:rFonts w:hint="eastAsia"/>
-          <w:szCs w:val="28"/>
-        </w:rPr>
-        <w:t>「</w:t>
-      </w:r>
-      <w:r>
-        <w:rPr>
-          <w:rFonts w:hint="eastAsia"/>
-          <w:szCs w:val="28"/>
-        </w:rPr>
-        <w:t>三更雨</w:t>
-      </w:r>
-      <w:r>
-        <w:rPr>
-          <w:rFonts w:hint="eastAsia"/>
-          <w:szCs w:val="28"/>
-        </w:rPr>
-        <w:t>」</w:t>
-      </w:r>
-      <w:r>
-        <w:rPr>
-          <w:rFonts w:hint="eastAsia"/>
-          <w:szCs w:val="28"/>
-        </w:rPr>
-        <w:t>，再看</w:t>
-      </w:r>
-      <w:r>
-        <w:rPr>
-          <w:rFonts w:hint="eastAsia"/>
-          <w:szCs w:val="28"/>
-        </w:rPr>
-        <w:t>「</w:t>
-      </w:r>
-      <w:r>
-        <w:rPr>
-          <w:rFonts w:hint="eastAsia"/>
-          <w:szCs w:val="28"/>
-        </w:rPr>
-        <w:t>滴到明</w:t>
-      </w:r>
-      <w:r>
-        <w:rPr>
-          <w:rFonts w:hint="eastAsia"/>
-          <w:szCs w:val="28"/>
-        </w:rPr>
-        <w:t>」</w:t>
-      </w:r>
-      <w:r>
-        <w:rPr>
-          <w:rFonts w:hint="eastAsia"/>
-          <w:szCs w:val="28"/>
-        </w:rPr>
-        <w:t>，女主人公的徹夜不眠，當然更非</w:t>
-      </w:r>
-      <w:r>
-        <w:rPr>
-          <w:rFonts w:hint="eastAsia"/>
-          <w:szCs w:val="28"/>
-        </w:rPr>
-        <w:t>「</w:t>
-      </w:r>
-      <w:proofErr w:type="gramStart"/>
-      <w:r>
-        <w:rPr>
-          <w:rFonts w:hint="eastAsia"/>
-          <w:szCs w:val="28"/>
-        </w:rPr>
-        <w:t>一個愁字</w:t>
-      </w:r>
-      <w:proofErr w:type="gramEnd"/>
-      <w:r>
-        <w:rPr>
-          <w:rFonts w:hint="eastAsia"/>
-          <w:szCs w:val="28"/>
-        </w:rPr>
-        <w:t>了得</w:t>
-      </w:r>
-      <w:r>
-        <w:rPr>
-          <w:rFonts w:hint="eastAsia"/>
-          <w:szCs w:val="28"/>
-        </w:rPr>
-        <w:t>」</w:t>
-      </w:r>
-      <w:r>
-        <w:rPr>
-          <w:rFonts w:hint="eastAsia"/>
-          <w:szCs w:val="28"/>
-        </w:rPr>
-        <w:t>了。</w:t>
-      </w:r>
-    </w:p>
-    <w:p>
-      <w:pPr>
-        <w:spacing w:after="0" w:line="480" w:lineRule="exact"/>
-        <w:ind w:left="-6" w:right="0" w:hanging="11"/>
-        <w:rPr>
-          <w:szCs w:val="28"/>
-        </w:rPr>
-      </w:pPr>
-      <w:r>
-        <w:rPr>
-          <w:rFonts w:hint="eastAsia"/>
-          <w:szCs w:val="28"/>
-        </w:rPr>
-        <w:t xml:space="preserve">　　</w:t>
-      </w:r>
-      <w:r>
-        <w:rPr>
-          <w:rFonts w:hint="eastAsia"/>
-          <w:szCs w:val="28"/>
-        </w:rPr>
-        <w:t>這首</w:t>
-      </w:r>
-      <w:proofErr w:type="gramStart"/>
-      <w:r>
-        <w:rPr>
-          <w:rFonts w:hint="eastAsia"/>
-          <w:szCs w:val="28"/>
-        </w:rPr>
-        <w:t>詞通首寫畫堂人</w:t>
-      </w:r>
-      <w:proofErr w:type="gramEnd"/>
-      <w:r>
-        <w:rPr>
-          <w:rFonts w:hint="eastAsia"/>
-          <w:szCs w:val="28"/>
-        </w:rPr>
-        <w:t>的</w:t>
-      </w:r>
-      <w:r>
-        <w:rPr>
-          <w:rFonts w:hint="eastAsia"/>
-          <w:szCs w:val="28"/>
-        </w:rPr>
-        <w:t>「</w:t>
-      </w:r>
-      <w:r>
-        <w:rPr>
-          <w:rFonts w:hint="eastAsia"/>
-          <w:szCs w:val="28"/>
-        </w:rPr>
-        <w:t>秋思</w:t>
-      </w:r>
-      <w:r>
-        <w:rPr>
-          <w:rFonts w:hint="eastAsia"/>
-          <w:szCs w:val="28"/>
-        </w:rPr>
-        <w:t>」、「</w:t>
-      </w:r>
-      <w:r>
-        <w:rPr>
-          <w:rFonts w:hint="eastAsia"/>
-          <w:szCs w:val="28"/>
-        </w:rPr>
-        <w:t>離情</w:t>
-      </w:r>
-      <w:r>
-        <w:rPr>
-          <w:rFonts w:hint="eastAsia"/>
-          <w:szCs w:val="28"/>
-        </w:rPr>
-        <w:t>」</w:t>
-      </w:r>
-      <w:r>
-        <w:rPr>
-          <w:rFonts w:hint="eastAsia"/>
-          <w:szCs w:val="28"/>
-        </w:rPr>
-        <w:t>，上</w:t>
-      </w:r>
-      <w:proofErr w:type="gramStart"/>
-      <w:r>
-        <w:rPr>
-          <w:rFonts w:hint="eastAsia"/>
-          <w:szCs w:val="28"/>
-        </w:rPr>
-        <w:t>闋</w:t>
-      </w:r>
-      <w:proofErr w:type="gramEnd"/>
-      <w:r>
-        <w:rPr>
-          <w:rFonts w:hint="eastAsia"/>
-          <w:szCs w:val="28"/>
-        </w:rPr>
-        <w:t>的意境，在《花間集》中頗常見，下</w:t>
-      </w:r>
-      <w:proofErr w:type="gramStart"/>
-      <w:r>
-        <w:rPr>
-          <w:rFonts w:hint="eastAsia"/>
-          <w:szCs w:val="28"/>
-        </w:rPr>
-        <w:t>闋</w:t>
-      </w:r>
-      <w:proofErr w:type="gramEnd"/>
-      <w:r>
-        <w:rPr>
-          <w:rFonts w:hint="eastAsia"/>
-          <w:szCs w:val="28"/>
-        </w:rPr>
-        <w:t>的寫法則獨闢蹊徑</w:t>
-      </w:r>
-      <w:r>
-        <w:rPr>
-          <w:rFonts w:hint="eastAsia"/>
-          <w:szCs w:val="28"/>
-        </w:rPr>
-        <w:t>，</w:t>
-      </w:r>
-      <w:r>
-        <w:rPr>
-          <w:rFonts w:hint="eastAsia"/>
-          <w:szCs w:val="28"/>
-        </w:rPr>
-        <w:t>直接寫雨聲，間接</w:t>
-      </w:r>
-      <w:proofErr w:type="gramStart"/>
-      <w:r>
-        <w:rPr>
-          <w:rFonts w:hint="eastAsia"/>
-          <w:szCs w:val="28"/>
-        </w:rPr>
-        <w:t>寫思婦</w:t>
-      </w:r>
-      <w:proofErr w:type="gramEnd"/>
-      <w:r>
-        <w:rPr>
-          <w:rFonts w:hint="eastAsia"/>
-          <w:szCs w:val="28"/>
-        </w:rPr>
-        <w:t>，亦是</w:t>
-      </w:r>
-      <w:r>
-        <w:rPr>
-          <w:rFonts w:hint="eastAsia"/>
-          <w:szCs w:val="28"/>
-        </w:rPr>
-        <w:t>「</w:t>
-      </w:r>
-      <w:r>
-        <w:rPr>
-          <w:rFonts w:hint="eastAsia"/>
-          <w:szCs w:val="28"/>
-        </w:rPr>
-        <w:t>夜長</w:t>
-      </w:r>
-      <w:proofErr w:type="gramStart"/>
-      <w:r>
-        <w:rPr>
-          <w:rFonts w:hint="eastAsia"/>
-          <w:szCs w:val="28"/>
-        </w:rPr>
-        <w:t>衾枕寒</w:t>
-      </w:r>
-      <w:proofErr w:type="gramEnd"/>
-      <w:r>
-        <w:rPr>
-          <w:rFonts w:hint="eastAsia"/>
-          <w:szCs w:val="28"/>
-        </w:rPr>
-        <w:t>」</w:t>
-      </w:r>
-      <w:r>
-        <w:rPr>
-          <w:rFonts w:hint="eastAsia"/>
-          <w:szCs w:val="28"/>
-        </w:rPr>
-        <w:t>的進一步說明；但整夜</w:t>
-      </w:r>
-      <w:proofErr w:type="gramStart"/>
-      <w:r>
-        <w:rPr>
-          <w:rFonts w:hint="eastAsia"/>
-          <w:szCs w:val="28"/>
-        </w:rPr>
-        <w:t>不眠卻仍</w:t>
-      </w:r>
-      <w:proofErr w:type="gramEnd"/>
-      <w:r>
-        <w:rPr>
-          <w:rFonts w:hint="eastAsia"/>
-          <w:szCs w:val="28"/>
-        </w:rPr>
-        <w:t>用暗示，始終未曾點破，這</w:t>
-      </w:r>
-      <w:proofErr w:type="gramStart"/>
-      <w:r>
-        <w:rPr>
-          <w:rFonts w:hint="eastAsia"/>
-          <w:szCs w:val="28"/>
-        </w:rPr>
-        <w:t>就是</w:t>
-      </w:r>
-      <w:r>
-        <w:rPr>
-          <w:rFonts w:hint="eastAsia"/>
-          <w:b/>
-          <w:bCs/>
-          <w:szCs w:val="28"/>
-        </w:rPr>
-        <w:t>直致</w:t>
-      </w:r>
-      <w:r>
-        <w:rPr>
-          <w:rFonts w:hint="eastAsia"/>
-          <w:szCs w:val="28"/>
-        </w:rPr>
-        <w:t>中</w:t>
-      </w:r>
-      <w:proofErr w:type="gramEnd"/>
-      <w:r>
-        <w:rPr>
-          <w:rFonts w:hint="eastAsia"/>
-          <w:szCs w:val="28"/>
-        </w:rPr>
-        <w:t>有含蓄之處</w:t>
-      </w:r>
-      <w:r>
-        <w:rPr>
-          <w:szCs w:val="28"/>
-        </w:rPr>
-        <w:t>，否則便會使人有一覽無餘、索然寡味之感了。</w:t>
-      </w:r>
-      <w:r>
-        <w:rPr>
-          <w:szCs w:val="28"/>
-          <w:u w:val="single"/>
-        </w:rPr>
-        <w:t>宋</w:t>
-      </w:r>
-      <w:r>
-        <w:rPr>
-          <w:szCs w:val="28"/>
-        </w:rPr>
-        <w:t>人</w:t>
-      </w:r>
-      <w:r>
-        <w:rPr>
-          <w:szCs w:val="28"/>
-          <w:u w:val="single"/>
-        </w:rPr>
-        <w:t>聶勝瓊</w:t>
-      </w:r>
-      <w:r>
-        <w:rPr>
-          <w:szCs w:val="28"/>
-        </w:rPr>
-        <w:t>《</w:t>
-      </w:r>
-      <w:hyperlink r:id="rId16" w:history="1">
-        <w:r>
-          <w:rPr>
-            <w:rStyle w:val="a7"/>
-            <w:szCs w:val="28"/>
-          </w:rPr>
-          <w:t>鷓鴣天·別情</w:t>
-        </w:r>
-      </w:hyperlink>
-      <w:r>
-        <w:rPr>
-          <w:szCs w:val="28"/>
-        </w:rPr>
-        <w:t>》詞有句</w:t>
-      </w:r>
-      <w:proofErr w:type="gramStart"/>
-      <w:r>
-        <w:rPr>
-          <w:szCs w:val="28"/>
-        </w:rPr>
-        <w:t>云</w:t>
-      </w:r>
-      <w:proofErr w:type="gramEnd"/>
-      <w:r>
-        <w:rPr>
-          <w:szCs w:val="28"/>
-        </w:rPr>
-        <w:t>：</w:t>
-      </w:r>
-      <w:r>
-        <w:rPr>
-          <w:rFonts w:hint="eastAsia"/>
-          <w:szCs w:val="28"/>
-        </w:rPr>
-        <w:t>「</w:t>
-      </w:r>
-      <w:proofErr w:type="gramStart"/>
-      <w:r>
-        <w:rPr>
-          <w:szCs w:val="28"/>
-        </w:rPr>
-        <w:t>枕前淚共階前雨</w:t>
-      </w:r>
-      <w:proofErr w:type="gramEnd"/>
-      <w:r>
-        <w:rPr>
-          <w:szCs w:val="28"/>
-        </w:rPr>
-        <w:t>，隔個</w:t>
-      </w:r>
-      <w:proofErr w:type="gramStart"/>
-      <w:r>
-        <w:rPr>
-          <w:szCs w:val="28"/>
-        </w:rPr>
-        <w:t>窗兒滴</w:t>
-      </w:r>
-      <w:proofErr w:type="gramEnd"/>
-      <w:r>
-        <w:rPr>
-          <w:szCs w:val="28"/>
-        </w:rPr>
-        <w:t>到明。</w:t>
-      </w:r>
-      <w:r>
-        <w:rPr>
-          <w:rFonts w:hint="eastAsia"/>
-          <w:szCs w:val="28"/>
-        </w:rPr>
-        <w:t>」</w:t>
-      </w:r>
-      <w:r>
-        <w:rPr>
-          <w:szCs w:val="28"/>
-        </w:rPr>
-        <w:t>當是</w:t>
-      </w:r>
-      <w:proofErr w:type="gramStart"/>
-      <w:r>
-        <w:rPr>
-          <w:szCs w:val="28"/>
-        </w:rPr>
-        <w:t>從此詞</w:t>
-      </w:r>
-      <w:proofErr w:type="gramEnd"/>
-      <w:r>
-        <w:rPr>
-          <w:szCs w:val="28"/>
-        </w:rPr>
-        <w:t>脫胎而來，寫</w:t>
-      </w:r>
-      <w:proofErr w:type="gramStart"/>
-      <w:r>
-        <w:rPr>
-          <w:szCs w:val="28"/>
-        </w:rPr>
-        <w:t>得語淺情深</w:t>
-      </w:r>
-      <w:proofErr w:type="gramEnd"/>
-      <w:r>
-        <w:rPr>
-          <w:szCs w:val="28"/>
-        </w:rPr>
-        <w:t>；</w:t>
-      </w:r>
-      <w:proofErr w:type="gramStart"/>
-      <w:r>
-        <w:rPr>
-          <w:szCs w:val="28"/>
-        </w:rPr>
-        <w:t>但全詞並不像此詞上下</w:t>
-      </w:r>
-      <w:proofErr w:type="gramEnd"/>
-      <w:r>
-        <w:rPr>
-          <w:szCs w:val="28"/>
-        </w:rPr>
-        <w:t>片濃淡相間，又缺乏轉折變化，相較之下，韻味亦是</w:t>
-      </w:r>
-      <w:r>
-        <w:rPr>
-          <w:b/>
-          <w:bCs/>
-          <w:szCs w:val="28"/>
-        </w:rPr>
-        <w:t>略遜一籌</w:t>
-      </w:r>
-      <w:r>
-        <w:rPr>
-          <w:szCs w:val="28"/>
-        </w:rPr>
-        <w:t>。</w:t>
-      </w:r>
-    </w:p>
-    <w:p>
-      <w:pPr>
-        <w:spacing w:beforeLines="50" w:before="120" w:after="0" w:line="440" w:lineRule="exact"/>
-        <w:ind w:left="-6" w:right="0" w:hanging="11"/>
-        <w:rPr>
+          <w:sz w:val="32"/>
+          <w:szCs w:val="32"/>
+        </w:rPr>
+      </w:pPr>
+      <w:r>
+        <w:rPr>
+          <w:rFonts w:hint="eastAsia"/>
           <w:sz w:val="32"/>
           <w:szCs w:val="32"/>
           <w:bdr w:val="single" w:sz="4" w:space="0" w:color="auto"/>
         </w:rPr>
-        <w:sectPr>
-          <w:footerReference w:type="default" r:id="rId17"/>
-          <w:pgSz w:w="11906" w:h="16838"/>
-          <w:pgMar w:top="567" w:right="851" w:bottom="567" w:left="851" w:header="567" w:footer="0" w:gutter="0"/>
-          <w:cols w:space="720"/>
-          <w:docGrid w:linePitch="381"/>
-        </w:sectPr>
-      </w:pPr>
-    </w:p>
-    <w:p>
-      <w:pPr>
-        <w:spacing w:after="0" w:line="440" w:lineRule="exact"/>
-        <w:ind w:left="-6" w:right="0" w:hanging="11"/>
-        <w:rPr>
-          <w:b/>
-          <w:sz w:val="32"/>
-          <w:szCs w:val="32"/>
-        </w:rPr>
-      </w:pPr>
-      <w:r>
-        <w:rPr>
-          <w:rFonts w:hint="eastAsia"/>
-          <w:sz w:val="32"/>
-          <w:szCs w:val="32"/>
-          <w:bdr w:val="single" w:sz="4" w:space="0" w:color="auto"/>
-        </w:rPr>
-        <w:lastRenderedPageBreak/>
         <w:t>補充</w:t>
       </w:r>
     </w:p>
@@ -3323,18 +1613,120 @@
           <w:ilvl w:val="0"/>
           <w:numId w:val="8"/>
         </w:numPr>
-        <w:spacing w:after="0" w:line="440" w:lineRule="exact"/>
-        <w:ind w:leftChars="0" w:right="0"/>
-        <w:rPr>
-          <w:szCs w:val="28"/>
-        </w:rPr>
-      </w:pPr>
-      <w:r>
-        <w:rPr>
-          <w:rFonts w:hint="eastAsia"/>
-          <w:szCs w:val="28"/>
-        </w:rPr>
-        <w:t>屋宇：房屋、房子。【例】河岸的屋宇，鱗次櫛比，形成鬧區。</w:t>
+        <w:spacing w:after="0" w:line="400" w:lineRule="exact"/>
+        <w:ind w:leftChars="0" w:left="284" w:right="0" w:hanging="284"/>
+        <w:jc w:val="both"/>
+        <w:rPr>
+          <w:szCs w:val="28"/>
+        </w:rPr>
+      </w:pPr>
+      <w:r>
+        <w:rPr>
+          <w:rFonts w:hint="eastAsia"/>
+          <w:szCs w:val="28"/>
+        </w:rPr>
+        <w:t>裊裊</w:t>
+      </w:r>
+      <w:r>
+        <w:t>（</w:t>
+      </w:r>
+      <w:proofErr w:type="gramStart"/>
+      <w:r>
+        <w:rPr>
+          <w:color w:val="FF0000"/>
+          <w:sz w:val="16"/>
+          <w:szCs w:val="16"/>
+        </w:rPr>
+        <w:t>ㄋㄧㄠˇ</w:t>
+      </w:r>
+      <w:proofErr w:type="gramEnd"/>
+      <w:r>
+        <w:t>）</w:t>
+      </w:r>
+      <w:r>
+        <w:rPr>
+          <w:rFonts w:hint="eastAsia"/>
+          <w:szCs w:val="28"/>
+        </w:rPr>
+        <w:t>香煙</w:t>
+      </w:r>
+      <w:r>
+        <w:rPr>
+          <w:rFonts w:hint="eastAsia"/>
+          <w:szCs w:val="28"/>
+        </w:rPr>
+        <w:t>：</w:t>
+      </w:r>
+      <w:r>
+        <w:rPr>
+          <w:rFonts w:hint="eastAsia"/>
+          <w:szCs w:val="28"/>
+        </w:rPr>
+        <w:t>形容香煙緩慢上升、隨風搖曳、盤旋不散的柔美姿態。在閨怨詩詞中，香煙</w:t>
+      </w:r>
+      <w:proofErr w:type="gramStart"/>
+      <w:r>
+        <w:rPr>
+          <w:rFonts w:hint="eastAsia"/>
+          <w:szCs w:val="28"/>
+        </w:rPr>
+        <w:t>裊裊常</w:t>
+      </w:r>
+      <w:proofErr w:type="gramEnd"/>
+      <w:r>
+        <w:rPr>
+          <w:rFonts w:hint="eastAsia"/>
+          <w:szCs w:val="28"/>
+        </w:rPr>
+        <w:t>與「時間流逝」和「無盡</w:t>
+      </w:r>
+      <w:proofErr w:type="gramStart"/>
+      <w:r>
+        <w:rPr>
+          <w:rFonts w:hint="eastAsia"/>
+          <w:szCs w:val="28"/>
+        </w:rPr>
+        <w:t>的愁思</w:t>
+      </w:r>
+      <w:proofErr w:type="gramEnd"/>
+      <w:r>
+        <w:rPr>
+          <w:rFonts w:hint="eastAsia"/>
+          <w:szCs w:val="28"/>
+        </w:rPr>
+        <w:t>」相連。</w:t>
+      </w:r>
+      <w:proofErr w:type="gramStart"/>
+      <w:r>
+        <w:rPr>
+          <w:rFonts w:hint="eastAsia"/>
+          <w:szCs w:val="28"/>
+        </w:rPr>
+        <w:t>香燃了</w:t>
+      </w:r>
+      <w:proofErr w:type="gramEnd"/>
+      <w:r>
+        <w:rPr>
+          <w:rFonts w:hint="eastAsia"/>
+          <w:szCs w:val="28"/>
+        </w:rPr>
+        <w:t>又冷，煙散了又聚，象徵著女子</w:t>
+      </w:r>
+      <w:proofErr w:type="gramStart"/>
+      <w:r>
+        <w:rPr>
+          <w:rFonts w:hint="eastAsia"/>
+          <w:szCs w:val="28"/>
+        </w:rPr>
+        <w:t>心中剪</w:t>
+      </w:r>
+      <w:proofErr w:type="gramEnd"/>
+      <w:r>
+        <w:rPr>
+          <w:rFonts w:hint="eastAsia"/>
+          <w:szCs w:val="28"/>
+        </w:rPr>
+        <w:t>不斷、理還亂的寂寞與思念，具有一種動態、空靈的悲傷感。</w:t>
       </w:r>
     </w:p>
     <w:p>
@@ -3344,74 +1736,46 @@
           <w:ilvl w:val="0"/>
           <w:numId w:val="8"/>
         </w:numPr>
-        <w:spacing w:after="0" w:line="440" w:lineRule="exact"/>
-        <w:ind w:leftChars="0" w:right="0"/>
-        <w:rPr>
-          <w:szCs w:val="28"/>
-        </w:rPr>
-      </w:pPr>
-      <w:r>
-        <w:rPr>
-          <w:rFonts w:hint="eastAsia"/>
-          <w:szCs w:val="28"/>
-        </w:rPr>
-        <w:t>淒迷：</w:t>
-      </w:r>
-    </w:p>
-    <w:p>
-      <w:pPr>
-        <w:pStyle w:val="a9"/>
-        <w:numPr>
-          <w:ilvl w:val="0"/>
-          <w:numId w:val="17"/>
-        </w:numPr>
-        <w:spacing w:after="0" w:line="440" w:lineRule="exact"/>
-        <w:ind w:leftChars="0" w:right="0"/>
-        <w:rPr>
-          <w:szCs w:val="28"/>
-        </w:rPr>
-      </w:pPr>
-      <w:r>
-        <w:rPr>
-          <w:rFonts w:hint="eastAsia"/>
-          <w:szCs w:val="28"/>
-        </w:rPr>
-        <w:t>景物淒涼迷濛。【例】寒冷的夜，細細的雨絲，使街道顯得更加淒迷。</w:t>
-      </w:r>
-    </w:p>
-    <w:p>
-      <w:pPr>
-        <w:pStyle w:val="a9"/>
-        <w:numPr>
-          <w:ilvl w:val="0"/>
-          <w:numId w:val="17"/>
-        </w:numPr>
-        <w:spacing w:after="0" w:line="440" w:lineRule="exact"/>
-        <w:ind w:leftChars="0" w:right="0"/>
-        <w:rPr>
-          <w:szCs w:val="28"/>
-        </w:rPr>
-      </w:pPr>
-      <w:r>
-        <w:rPr>
-          <w:rFonts w:hint="eastAsia"/>
-          <w:szCs w:val="28"/>
-        </w:rPr>
-        <w:t>心情悲悽迷惘。【例】</w:t>
-      </w:r>
-      <w:r>
-        <w:rPr>
-          <w:rFonts w:hint="eastAsia"/>
-          <w:szCs w:val="28"/>
-        </w:rPr>
-        <w:t>他</w:t>
-      </w:r>
-      <w:r>
-        <w:rPr>
-          <w:rFonts w:hint="eastAsia"/>
-          <w:szCs w:val="28"/>
-        </w:rPr>
-        <w:t>獨自回味著過往的悲歡離合，心情不禁有些淒迷。</w:t>
+        <w:spacing w:after="0" w:line="400" w:lineRule="exact"/>
+        <w:ind w:leftChars="0" w:left="284" w:right="0" w:hanging="284"/>
+        <w:jc w:val="both"/>
+        <w:rPr>
+          <w:szCs w:val="28"/>
+        </w:rPr>
+      </w:pPr>
+      <w:r>
+        <w:rPr>
+          <w:rFonts w:hint="eastAsia"/>
+          <w:szCs w:val="28"/>
+        </w:rPr>
+        <w:t>輾轉反側</w:t>
+      </w:r>
+      <w:r>
+        <w:rPr>
+          <w:rFonts w:hint="eastAsia"/>
+          <w:szCs w:val="28"/>
+        </w:rPr>
+        <w:t>：</w:t>
+      </w:r>
+      <w:r>
+        <w:rPr>
+          <w:rFonts w:hint="eastAsia"/>
+          <w:szCs w:val="28"/>
+        </w:rPr>
+        <w:t>翻來覆去，無法入睡。這不僅僅是一個物理動作，更是「思念到極致</w:t>
+      </w:r>
+      <w:r>
+        <w:rPr>
+          <w:szCs w:val="28"/>
+        </w:rPr>
+        <w:br/>
+      </w:r>
+      <w:r>
+        <w:rPr>
+          <w:rFonts w:hint="eastAsia"/>
+          <w:szCs w:val="28"/>
+        </w:rPr>
+        <w:t>、內心焦慮、痛苦萬分」的具體行為表現，是長夜孤寂最直接的寫照。</w:t>
       </w:r>
     </w:p>
     <w:p>
@@ -3421,18 +1785,51 @@
           <w:ilvl w:val="0"/>
           <w:numId w:val="8"/>
         </w:numPr>
-        <w:spacing w:after="0" w:line="440" w:lineRule="exact"/>
-        <w:ind w:leftChars="0" w:right="0"/>
-        <w:rPr>
-          <w:szCs w:val="28"/>
-        </w:rPr>
-      </w:pPr>
-      <w:r>
-        <w:rPr>
-          <w:rFonts w:hint="eastAsia"/>
-          <w:szCs w:val="28"/>
-        </w:rPr>
-        <w:t>蛾眉</w:t>
+        <w:spacing w:after="0" w:line="400" w:lineRule="exact"/>
+        <w:ind w:leftChars="0" w:left="284" w:right="0" w:hanging="284"/>
+        <w:jc w:val="both"/>
+        <w:rPr>
+          <w:szCs w:val="28"/>
+        </w:rPr>
+      </w:pPr>
+      <w:r>
+        <w:rPr>
+          <w:rFonts w:hint="eastAsia"/>
+          <w:szCs w:val="28"/>
+        </w:rPr>
+        <w:t>黛</w:t>
+      </w:r>
+      <w:r>
+        <w:rPr>
+          <w:rFonts w:hint="eastAsia"/>
+          <w:szCs w:val="28"/>
+        </w:rPr>
+        <w:t>（</w:t>
+      </w:r>
+      <w:proofErr w:type="gramStart"/>
+      <w:r>
+        <w:rPr>
+          <w:rFonts w:hint="eastAsia"/>
+          <w:color w:val="FF0000"/>
+          <w:sz w:val="16"/>
+          <w:szCs w:val="16"/>
+        </w:rPr>
+        <w:t>ㄉㄞˋ</w:t>
+      </w:r>
+      <w:proofErr w:type="gramEnd"/>
+      <w:r>
+        <w:rPr>
+          <w:rFonts w:hint="eastAsia"/>
+          <w:szCs w:val="28"/>
+        </w:rPr>
+        <w:t>）</w:t>
+      </w:r>
+      <w:r>
+        <w:rPr>
+          <w:rFonts w:hint="eastAsia"/>
+          <w:szCs w:val="28"/>
+        </w:rPr>
+        <w:t>眉</w:t>
       </w:r>
       <w:r>
         <w:rPr>
@@ -3441,118 +1838,149 @@
         </w:rPr>
         <w:t>：</w:t>
       </w:r>
-    </w:p>
-    <w:p>
-      <w:pPr>
-        <w:pStyle w:val="a9"/>
-        <w:numPr>
-          <w:ilvl w:val="0"/>
-          <w:numId w:val="18"/>
-        </w:numPr>
-        <w:spacing w:after="0" w:line="440" w:lineRule="exact"/>
-        <w:ind w:leftChars="0" w:right="0"/>
-        <w:rPr>
-          <w:szCs w:val="28"/>
-        </w:rPr>
-      </w:pPr>
-      <w:r>
-        <w:rPr>
-          <w:rFonts w:hint="eastAsia"/>
-          <w:szCs w:val="28"/>
-        </w:rPr>
-        <w:t>女子細長而彎曲的眉毛，有如蛾的觸鬚，故稱為「蛾眉」。</w:t>
-      </w:r>
-    </w:p>
-    <w:p>
-      <w:pPr>
-        <w:pStyle w:val="a9"/>
-        <w:spacing w:after="0" w:line="440" w:lineRule="exact"/>
-        <w:ind w:leftChars="0" w:left="960" w:right="0" w:firstLine="0"/>
-        <w:rPr>
-          <w:szCs w:val="28"/>
-        </w:rPr>
-      </w:pPr>
-      <w:r>
-        <w:rPr>
-          <w:rFonts w:hint="eastAsia"/>
-          <w:szCs w:val="28"/>
-        </w:rPr>
-        <w:t>【例】</w:t>
-      </w:r>
-      <w:hyperlink r:id="rId18" w:history="1">
-        <w:proofErr w:type="gramStart"/>
-        <w:r>
-          <w:rPr>
-            <w:rStyle w:val="a7"/>
-            <w:rFonts w:hint="eastAsia"/>
-            <w:szCs w:val="28"/>
-          </w:rPr>
-          <w:t>懶起畫</w:t>
-        </w:r>
-        <w:proofErr w:type="gramEnd"/>
-        <w:r>
-          <w:rPr>
-            <w:rStyle w:val="a7"/>
-            <w:rFonts w:hint="eastAsia"/>
-            <w:szCs w:val="28"/>
-          </w:rPr>
-          <w:t>蛾眉，</w:t>
-        </w:r>
-        <w:proofErr w:type="gramStart"/>
-        <w:r>
-          <w:rPr>
-            <w:rStyle w:val="a7"/>
-            <w:rFonts w:hint="eastAsia"/>
-            <w:szCs w:val="28"/>
-          </w:rPr>
-          <w:t>弄妝梳洗</w:t>
-        </w:r>
-        <w:proofErr w:type="gramEnd"/>
-        <w:r>
-          <w:rPr>
-            <w:rStyle w:val="a7"/>
-            <w:rFonts w:hint="eastAsia"/>
-            <w:szCs w:val="28"/>
-          </w:rPr>
-          <w:t>遲</w:t>
-        </w:r>
-      </w:hyperlink>
-      <w:r>
-        <w:rPr>
-          <w:rFonts w:hint="eastAsia"/>
-          <w:szCs w:val="28"/>
-        </w:rPr>
-        <w:t>。</w:t>
-      </w:r>
-    </w:p>
-    <w:p>
-      <w:pPr>
-        <w:pStyle w:val="a9"/>
-        <w:numPr>
-          <w:ilvl w:val="0"/>
-          <w:numId w:val="18"/>
-        </w:numPr>
-        <w:spacing w:after="0" w:line="440" w:lineRule="exact"/>
-        <w:ind w:leftChars="0" w:right="0"/>
-        <w:rPr>
-          <w:szCs w:val="28"/>
-        </w:rPr>
-      </w:pPr>
-      <w:proofErr w:type="gramStart"/>
-      <w:r>
-        <w:rPr>
-          <w:rFonts w:hint="eastAsia"/>
-          <w:szCs w:val="28"/>
-        </w:rPr>
-        <w:t>借指美人</w:t>
-      </w:r>
-      <w:proofErr w:type="gramEnd"/>
-      <w:r>
-        <w:rPr>
-          <w:rFonts w:hint="eastAsia"/>
-          <w:szCs w:val="28"/>
-        </w:rPr>
-        <w:t>。</w:t>
+      <w:proofErr w:type="gramStart"/>
+      <w:r>
+        <w:rPr>
+          <w:rFonts w:hint="eastAsia"/>
+          <w:szCs w:val="28"/>
+        </w:rPr>
+        <w:t>黛是一種</w:t>
+      </w:r>
+      <w:proofErr w:type="gramEnd"/>
+      <w:r>
+        <w:rPr>
+          <w:rFonts w:hint="eastAsia"/>
+          <w:szCs w:val="28"/>
+        </w:rPr>
+        <w:t>青黑色的顏料，古代女子用它來畫眉。因此「</w:t>
+      </w:r>
+      <w:proofErr w:type="gramStart"/>
+      <w:r>
+        <w:rPr>
+          <w:rFonts w:hint="eastAsia"/>
+          <w:szCs w:val="28"/>
+        </w:rPr>
+        <w:t>黛眉」</w:t>
+      </w:r>
+      <w:proofErr w:type="gramEnd"/>
+      <w:r>
+        <w:rPr>
+          <w:rFonts w:hint="eastAsia"/>
+          <w:szCs w:val="28"/>
+        </w:rPr>
+        <w:t>指用黛黑顏料畫出的美麗眉毛，也代指美人的眉毛。在古典文學中，女子的眉毛常是「心情的晴雨表」。</w:t>
+      </w:r>
+      <w:proofErr w:type="gramStart"/>
+      <w:r>
+        <w:rPr>
+          <w:rFonts w:hint="eastAsia"/>
+          <w:szCs w:val="28"/>
+        </w:rPr>
+        <w:t>黛眉緊</w:t>
+      </w:r>
+      <w:proofErr w:type="gramEnd"/>
+      <w:r>
+        <w:rPr>
+          <w:rFonts w:hint="eastAsia"/>
+          <w:szCs w:val="28"/>
+        </w:rPr>
+        <w:t>蹙</w:t>
+      </w:r>
+      <w:r>
+        <w:rPr>
+          <w:rFonts w:hint="eastAsia"/>
+          <w:szCs w:val="28"/>
+        </w:rPr>
+        <w:t>(</w:t>
+      </w:r>
+      <w:proofErr w:type="gramStart"/>
+      <w:r>
+        <w:rPr>
+          <w:rFonts w:hint="eastAsia"/>
+          <w:color w:val="FF0000"/>
+          <w:sz w:val="16"/>
+          <w:szCs w:val="16"/>
+        </w:rPr>
+        <w:t>ㄘㄨˋ</w:t>
+      </w:r>
+      <w:proofErr w:type="gramEnd"/>
+      <w:r>
+        <w:rPr>
+          <w:rFonts w:hint="eastAsia"/>
+          <w:szCs w:val="28"/>
+        </w:rPr>
+        <w:t>)</w:t>
+      </w:r>
+      <w:r>
+        <w:rPr>
+          <w:rFonts w:hint="eastAsia"/>
+          <w:szCs w:val="28"/>
+        </w:rPr>
+        <w:t>代表</w:t>
+      </w:r>
+      <w:proofErr w:type="gramStart"/>
+      <w:r>
+        <w:rPr>
+          <w:rFonts w:hint="eastAsia"/>
+          <w:szCs w:val="28"/>
+        </w:rPr>
+        <w:t>憂愁，黛眉輕</w:t>
+      </w:r>
+      <w:proofErr w:type="gramEnd"/>
+      <w:r>
+        <w:rPr>
+          <w:rFonts w:hint="eastAsia"/>
+          <w:szCs w:val="28"/>
+        </w:rPr>
+        <w:t>掃代表精心裝扮。在「</w:t>
+      </w:r>
+      <w:proofErr w:type="gramStart"/>
+      <w:r>
+        <w:rPr>
+          <w:rFonts w:hint="eastAsia"/>
+          <w:szCs w:val="28"/>
+        </w:rPr>
+        <w:t>懶起畫</w:t>
+      </w:r>
+      <w:proofErr w:type="gramEnd"/>
+      <w:r>
+        <w:rPr>
+          <w:rFonts w:hint="eastAsia"/>
+          <w:szCs w:val="28"/>
+        </w:rPr>
+        <w:t>蛾眉」或「</w:t>
+      </w:r>
+      <w:proofErr w:type="gramStart"/>
+      <w:r>
+        <w:rPr>
+          <w:rFonts w:hint="eastAsia"/>
+          <w:szCs w:val="28"/>
+        </w:rPr>
+        <w:t>眉翠薄</w:t>
+      </w:r>
+      <w:proofErr w:type="gramEnd"/>
+      <w:r>
+        <w:rPr>
+          <w:rFonts w:hint="eastAsia"/>
+          <w:szCs w:val="28"/>
+        </w:rPr>
+        <w:t>」的語境中，</w:t>
+      </w:r>
+      <w:proofErr w:type="gramStart"/>
+      <w:r>
+        <w:rPr>
+          <w:rFonts w:hint="eastAsia"/>
+          <w:szCs w:val="28"/>
+        </w:rPr>
+        <w:t>黛眉的</w:t>
+      </w:r>
+      <w:proofErr w:type="gramEnd"/>
+      <w:r>
+        <w:rPr>
+          <w:rFonts w:hint="eastAsia"/>
+          <w:szCs w:val="28"/>
+        </w:rPr>
+        <w:t>殘缺或不加修飾，往往暗示著「女為悅己者容」而如今愛人不在、無心打扮的孤寂。</w:t>
       </w:r>
     </w:p>
     <w:p>
@@ -3562,25 +1990,188 @@
           <w:ilvl w:val="0"/>
           <w:numId w:val="8"/>
         </w:numPr>
-        <w:spacing w:after="0" w:line="440" w:lineRule="exact"/>
-        <w:ind w:leftChars="0" w:right="0"/>
-        <w:rPr>
-          <w:szCs w:val="28"/>
-        </w:rPr>
-      </w:pPr>
-      <w:r>
-        <w:rPr>
-          <w:rFonts w:hint="eastAsia"/>
-          <w:szCs w:val="28"/>
-        </w:rPr>
-        <w:t>淒厲：</w:t>
-      </w:r>
-      <w:r>
-        <w:rPr>
-          <w:rFonts w:hint="eastAsia"/>
-          <w:szCs w:val="28"/>
-        </w:rPr>
-        <w:t>形容聲音悲悽而尖銳。</w:t>
+        <w:spacing w:after="0" w:line="400" w:lineRule="exact"/>
+        <w:ind w:leftChars="0" w:left="284" w:right="0" w:hanging="284"/>
+        <w:jc w:val="both"/>
+        <w:rPr>
+          <w:szCs w:val="28"/>
+        </w:rPr>
+      </w:pPr>
+      <w:r>
+        <w:rPr>
+          <w:rFonts w:hint="eastAsia"/>
+          <w:szCs w:val="28"/>
+        </w:rPr>
+        <w:t>怨</w:t>
+      </w:r>
+      <w:proofErr w:type="gramStart"/>
+      <w:r>
+        <w:rPr>
+          <w:rFonts w:hint="eastAsia"/>
+          <w:szCs w:val="28"/>
+        </w:rPr>
+        <w:t>悱</w:t>
+      </w:r>
+      <w:proofErr w:type="gramEnd"/>
+      <w:r>
+        <w:rPr>
+          <w:rFonts w:hint="eastAsia"/>
+          <w:szCs w:val="28"/>
+        </w:rPr>
+        <w:t>(</w:t>
+      </w:r>
+      <w:proofErr w:type="gramStart"/>
+      <w:r>
+        <w:rPr>
+          <w:rFonts w:hint="eastAsia"/>
+          <w:color w:val="FF0000"/>
+          <w:sz w:val="16"/>
+          <w:szCs w:val="16"/>
+        </w:rPr>
+        <w:t>ㄈㄟ</w:t>
+      </w:r>
+      <w:r>
+        <w:rPr>
+          <w:rFonts w:hint="eastAsia"/>
+          <w:color w:val="FF0000"/>
+          <w:sz w:val="16"/>
+          <w:szCs w:val="16"/>
+        </w:rPr>
+        <w:t>ˇ</w:t>
+      </w:r>
+      <w:proofErr w:type="gramEnd"/>
+      <w:r>
+        <w:rPr>
+          <w:rFonts w:hint="eastAsia"/>
+          <w:szCs w:val="28"/>
+        </w:rPr>
+        <w:t>)</w:t>
+      </w:r>
+      <w:r>
+        <w:rPr>
+          <w:rFonts w:hint="eastAsia"/>
+          <w:szCs w:val="28"/>
+        </w:rPr>
+        <w:t>：</w:t>
+      </w:r>
+      <w:r>
+        <w:rPr>
+          <w:rFonts w:hint="eastAsia"/>
+          <w:szCs w:val="28"/>
+        </w:rPr>
+        <w:t>怨恨而悲傷。</w:t>
+      </w:r>
+      <w:r>
+        <w:rPr>
+          <w:rFonts w:hint="eastAsia"/>
+          <w:szCs w:val="28"/>
+        </w:rPr>
+        <w:t>這是一種「含蓄而壓抑的哀怨」。在閨怨詞中，女子往往不會大聲痛哭</w:t>
+      </w:r>
+      <w:proofErr w:type="gramStart"/>
+      <w:r>
+        <w:rPr>
+          <w:rFonts w:hint="eastAsia"/>
+          <w:szCs w:val="28"/>
+        </w:rPr>
+        <w:t>或直白控訴</w:t>
+      </w:r>
+      <w:proofErr w:type="gramEnd"/>
+      <w:r>
+        <w:rPr>
+          <w:rFonts w:hint="eastAsia"/>
+          <w:szCs w:val="28"/>
+        </w:rPr>
+        <w:t>，而是將滿腔的思念、委屈與哀怨，化為無言的嘆息</w:t>
+      </w:r>
+      <w:r>
+        <w:rPr>
+          <w:szCs w:val="28"/>
+        </w:rPr>
+        <w:br/>
+      </w:r>
+      <w:r>
+        <w:rPr>
+          <w:rFonts w:hint="eastAsia"/>
+          <w:szCs w:val="28"/>
+        </w:rPr>
+        <w:t>、默默流下的眼淚，或是對身邊無情物（如蠟燭、秋雨）的微嗔。這種情感更顯得深</w:t>
+      </w:r>
+      <w:proofErr w:type="gramStart"/>
+      <w:r>
+        <w:rPr>
+          <w:rFonts w:hint="eastAsia"/>
+          <w:szCs w:val="28"/>
+        </w:rPr>
+        <w:t>沉</w:t>
+      </w:r>
+      <w:proofErr w:type="gramEnd"/>
+      <w:r>
+        <w:rPr>
+          <w:rFonts w:hint="eastAsia"/>
+          <w:szCs w:val="28"/>
+        </w:rPr>
+        <w:t>而動人。</w:t>
+      </w:r>
+      <w:r>
+        <w:rPr>
+          <w:rFonts w:hint="eastAsia"/>
+          <w:szCs w:val="28"/>
+        </w:rPr>
+        <w:t>嗔</w:t>
+      </w:r>
+      <w:r>
+        <w:rPr>
+          <w:rFonts w:hint="eastAsia"/>
+          <w:szCs w:val="28"/>
+        </w:rPr>
+        <w:t>(</w:t>
+      </w:r>
+      <w:proofErr w:type="gramStart"/>
+      <w:r>
+        <w:rPr>
+          <w:rFonts w:hint="eastAsia"/>
+          <w:color w:val="FF0000"/>
+          <w:sz w:val="16"/>
+          <w:szCs w:val="16"/>
+        </w:rPr>
+        <w:t>ㄔㄣ</w:t>
+      </w:r>
+      <w:proofErr w:type="gramEnd"/>
+      <w:r>
+        <w:rPr>
+          <w:rFonts w:hint="eastAsia"/>
+          <w:szCs w:val="28"/>
+        </w:rPr>
+        <w:t>)</w:t>
+      </w:r>
+      <w:r>
+        <w:rPr>
+          <w:rFonts w:hint="eastAsia"/>
+          <w:szCs w:val="28"/>
+        </w:rPr>
+        <w:t>：</w:t>
+      </w:r>
+      <w:r>
+        <w:rPr>
+          <w:rFonts w:hint="eastAsia"/>
+          <w:szCs w:val="28"/>
+        </w:rPr>
+        <w:t>責怪、埋怨</w:t>
+      </w:r>
+      <w:r>
+        <w:rPr>
+          <w:rFonts w:hint="eastAsia"/>
+          <w:szCs w:val="28"/>
+        </w:rPr>
+        <w:t>或</w:t>
+      </w:r>
+      <w:r>
+        <w:rPr>
+          <w:rFonts w:hint="eastAsia"/>
+          <w:szCs w:val="28"/>
+        </w:rPr>
+        <w:t>生氣、發怒。</w:t>
       </w:r>
     </w:p>
     <w:p>
@@ -3590,36 +2181,96 @@
           <w:ilvl w:val="0"/>
           <w:numId w:val="8"/>
         </w:numPr>
-        <w:spacing w:after="0" w:line="440" w:lineRule="exact"/>
-        <w:ind w:leftChars="0" w:right="0"/>
-        <w:rPr>
-          <w:szCs w:val="28"/>
-        </w:rPr>
-      </w:pPr>
-      <w:r>
-        <w:rPr>
-          <w:rFonts w:hint="eastAsia"/>
-          <w:szCs w:val="28"/>
-        </w:rPr>
-        <w:t>撩（</w:t>
-      </w:r>
-      <w:proofErr w:type="gramStart"/>
-      <w:r>
-        <w:rPr>
-          <w:rFonts w:hint="eastAsia"/>
-          <w:color w:val="FF0000"/>
-          <w:sz w:val="16"/>
-          <w:szCs w:val="16"/>
-        </w:rPr>
-        <w:t>ㄌㄧㄠˊ</w:t>
-      </w:r>
-      <w:proofErr w:type="gramEnd"/>
-      <w:r>
-        <w:rPr>
-          <w:rFonts w:hint="eastAsia"/>
-          <w:szCs w:val="28"/>
-        </w:rPr>
-        <w:t>）人：挑逗、非常吸引人。【例】丰姿撩人、姿態撩人</w:t>
+        <w:spacing w:after="0" w:line="400" w:lineRule="exact"/>
+        <w:ind w:leftChars="0" w:left="284" w:right="0" w:hanging="284"/>
+        <w:jc w:val="both"/>
+        <w:rPr>
+          <w:szCs w:val="28"/>
+        </w:rPr>
+      </w:pPr>
+      <w:proofErr w:type="gramStart"/>
+      <w:r>
+        <w:rPr>
+          <w:rFonts w:hint="eastAsia"/>
+          <w:szCs w:val="28"/>
+        </w:rPr>
+        <w:t>眉翠</w:t>
+      </w:r>
+      <w:proofErr w:type="gramEnd"/>
+      <w:r>
+        <w:rPr>
+          <w:rFonts w:hint="eastAsia"/>
+          <w:szCs w:val="28"/>
+        </w:rPr>
+        <w:t>：</w:t>
+      </w:r>
+      <w:r>
+        <w:rPr>
+          <w:rFonts w:hint="eastAsia"/>
+          <w:szCs w:val="28"/>
+        </w:rPr>
+        <w:t>古代女子以黛青色（翠色）畫眉，故稱「</w:t>
+      </w:r>
+      <w:proofErr w:type="gramStart"/>
+      <w:r>
+        <w:rPr>
+          <w:rFonts w:hint="eastAsia"/>
+          <w:szCs w:val="28"/>
+        </w:rPr>
+        <w:t>眉翠</w:t>
+      </w:r>
+      <w:proofErr w:type="gramEnd"/>
+      <w:r>
+        <w:rPr>
+          <w:rFonts w:hint="eastAsia"/>
+          <w:szCs w:val="28"/>
+        </w:rPr>
+        <w:t>」，即翠綠色的眉毛。詞中「</w:t>
+      </w:r>
+      <w:proofErr w:type="gramStart"/>
+      <w:r>
+        <w:rPr>
+          <w:rFonts w:hint="eastAsia"/>
+          <w:szCs w:val="28"/>
+        </w:rPr>
+        <w:t>眉翠薄</w:t>
+      </w:r>
+      <w:proofErr w:type="gramEnd"/>
+      <w:r>
+        <w:rPr>
+          <w:rFonts w:hint="eastAsia"/>
+          <w:szCs w:val="28"/>
+        </w:rPr>
+        <w:t>」指的是經過一整夜</w:t>
+      </w:r>
+      <w:proofErr w:type="gramStart"/>
+      <w:r>
+        <w:rPr>
+          <w:rFonts w:hint="eastAsia"/>
+          <w:szCs w:val="28"/>
+        </w:rPr>
+        <w:t>的愁思輾轉</w:t>
+      </w:r>
+      <w:proofErr w:type="gramEnd"/>
+      <w:r>
+        <w:rPr>
+          <w:rFonts w:hint="eastAsia"/>
+          <w:szCs w:val="28"/>
+        </w:rPr>
+        <w:t>，額上的眉色已經磨擦褪色、顯得黯淡</w:t>
+      </w:r>
+      <w:r>
+        <w:rPr>
+          <w:szCs w:val="28"/>
+        </w:rPr>
+        <w:br/>
+      </w:r>
+      <w:r>
+        <w:rPr>
+          <w:rFonts w:hint="eastAsia"/>
+          <w:szCs w:val="28"/>
+        </w:rPr>
+        <w:t>。這以容貌的「殘、薄」來反襯內心折磨之深，是極細緻的閨怨寫法。</w:t>
       </w:r>
     </w:p>
     <w:p>
@@ -3629,18 +2280,53 @@
           <w:ilvl w:val="0"/>
           <w:numId w:val="8"/>
         </w:numPr>
-        <w:spacing w:after="0" w:line="440" w:lineRule="exact"/>
-        <w:ind w:leftChars="0" w:right="0"/>
-        <w:rPr>
-          <w:szCs w:val="28"/>
-        </w:rPr>
-      </w:pPr>
-      <w:r>
-        <w:rPr>
-          <w:rFonts w:hint="eastAsia"/>
-          <w:szCs w:val="28"/>
-        </w:rPr>
-        <w:t>映襯</w:t>
+        <w:spacing w:after="0" w:line="400" w:lineRule="exact"/>
+        <w:ind w:leftChars="0" w:left="284" w:right="0" w:hanging="284"/>
+        <w:jc w:val="both"/>
+        <w:rPr>
+          <w:szCs w:val="28"/>
+        </w:rPr>
+      </w:pPr>
+      <w:proofErr w:type="gramStart"/>
+      <w:r>
+        <w:rPr>
+          <w:rFonts w:hint="eastAsia"/>
+          <w:szCs w:val="28"/>
+        </w:rPr>
+        <w:t>雋</w:t>
+      </w:r>
+      <w:proofErr w:type="gramEnd"/>
+      <w:r>
+        <w:rPr>
+          <w:rFonts w:hint="eastAsia"/>
+          <w:szCs w:val="28"/>
+        </w:rPr>
+        <w:t>（</w:t>
+      </w:r>
+      <w:proofErr w:type="gramStart"/>
+      <w:r>
+        <w:rPr>
+          <w:rFonts w:hint="eastAsia"/>
+          <w:color w:val="FF0000"/>
+          <w:sz w:val="16"/>
+          <w:szCs w:val="16"/>
+        </w:rPr>
+        <w:t>ㄐㄩㄢˋ</w:t>
+      </w:r>
+      <w:proofErr w:type="gramEnd"/>
+      <w:r>
+        <w:rPr>
+          <w:rFonts w:hint="eastAsia"/>
+          <w:szCs w:val="28"/>
+        </w:rPr>
+        <w:t>）</w:t>
+      </w:r>
+      <w:r>
+        <w:rPr>
+          <w:rFonts w:hint="eastAsia"/>
+          <w:szCs w:val="28"/>
+        </w:rPr>
+        <w:t>永</w:t>
       </w:r>
       <w:r>
         <w:rPr>
@@ -3649,63 +2335,62 @@
         </w:rPr>
         <w:t>：</w:t>
       </w:r>
-    </w:p>
-    <w:p>
-      <w:pPr>
-        <w:pStyle w:val="a9"/>
-        <w:numPr>
-          <w:ilvl w:val="0"/>
-          <w:numId w:val="19"/>
-        </w:numPr>
-        <w:spacing w:after="0" w:line="440" w:lineRule="exact"/>
-        <w:ind w:leftChars="0" w:right="0"/>
-        <w:rPr>
-          <w:szCs w:val="28"/>
-        </w:rPr>
-      </w:pPr>
-      <w:r>
-        <w:rPr>
-          <w:rFonts w:hint="eastAsia"/>
-          <w:szCs w:val="28"/>
-        </w:rPr>
-        <w:t>映照烘托。【例】這棟建築紅</w:t>
-      </w:r>
-      <w:proofErr w:type="gramStart"/>
-      <w:r>
-        <w:rPr>
-          <w:rFonts w:hint="eastAsia"/>
-          <w:szCs w:val="28"/>
-        </w:rPr>
-        <w:t>牆碧瓦，</w:t>
-      </w:r>
-      <w:proofErr w:type="gramEnd"/>
-      <w:r>
-        <w:rPr>
-          <w:rFonts w:hint="eastAsia"/>
-          <w:szCs w:val="28"/>
-        </w:rPr>
-        <w:t>互相映襯，煞是好看。</w:t>
-      </w:r>
-    </w:p>
-    <w:p>
-      <w:pPr>
-        <w:pStyle w:val="a9"/>
-        <w:numPr>
-          <w:ilvl w:val="0"/>
-          <w:numId w:val="19"/>
-        </w:numPr>
-        <w:spacing w:after="0" w:line="440" w:lineRule="exact"/>
-        <w:ind w:leftChars="0" w:right="0"/>
-        <w:rPr>
-          <w:szCs w:val="28"/>
-        </w:rPr>
-      </w:pPr>
-      <w:r>
-        <w:rPr>
-          <w:rFonts w:hint="eastAsia"/>
-          <w:szCs w:val="28"/>
-        </w:rPr>
-        <w:t>將兩種不同的，特別是相反的觀念或事實，對列比較，從而使語氣增強、意義更為明顯的修辭法。</w:t>
+      <w:proofErr w:type="gramStart"/>
+      <w:r>
+        <w:rPr>
+          <w:rFonts w:hint="eastAsia"/>
+          <w:szCs w:val="28"/>
+        </w:rPr>
+        <w:t>指言有</w:t>
+      </w:r>
+      <w:proofErr w:type="gramEnd"/>
+      <w:r>
+        <w:rPr>
+          <w:rFonts w:hint="eastAsia"/>
+          <w:szCs w:val="28"/>
+        </w:rPr>
+        <w:t>盡而意無窮，值得反覆玩</w:t>
+      </w:r>
+      <w:r>
+        <w:rPr>
+          <w:rFonts w:hint="eastAsia"/>
+          <w:szCs w:val="28"/>
+        </w:rPr>
+        <w:t>(</w:t>
+      </w:r>
+      <w:proofErr w:type="gramStart"/>
+      <w:r>
+        <w:rPr>
+          <w:rFonts w:hint="eastAsia"/>
+          <w:color w:val="FF0000"/>
+          <w:sz w:val="16"/>
+          <w:szCs w:val="16"/>
+        </w:rPr>
+        <w:t>ㄨㄢ</w:t>
+      </w:r>
+      <w:r>
+        <w:rPr>
+          <w:rFonts w:hint="eastAsia"/>
+          <w:color w:val="FF0000"/>
+          <w:sz w:val="16"/>
+          <w:szCs w:val="16"/>
+        </w:rPr>
+        <w:t>ˊ</w:t>
+      </w:r>
+      <w:proofErr w:type="gramEnd"/>
+      <w:r>
+        <w:rPr>
+          <w:rFonts w:hint="eastAsia"/>
+          <w:szCs w:val="28"/>
+        </w:rPr>
+        <w:t>)</w:t>
+      </w:r>
+      <w:r>
+        <w:rPr>
+          <w:rFonts w:hint="eastAsia"/>
+          <w:szCs w:val="28"/>
+        </w:rPr>
+        <w:t>味。</w:t>
       </w:r>
     </w:p>
     <w:p>
@@ -3715,19 +2400,22 @@
           <w:ilvl w:val="0"/>
           <w:numId w:val="8"/>
         </w:numPr>
-        <w:spacing w:after="0" w:line="440" w:lineRule="exact"/>
-        <w:ind w:leftChars="0" w:right="0"/>
-        <w:rPr>
-          <w:szCs w:val="28"/>
-        </w:rPr>
-      </w:pPr>
-      <w:r>
-        <w:rPr>
-          <w:rFonts w:hint="eastAsia"/>
-          <w:szCs w:val="28"/>
-        </w:rPr>
-        <w:t>情愫</w:t>
-      </w:r>
+        <w:spacing w:after="0" w:line="400" w:lineRule="exact"/>
+        <w:ind w:leftChars="0" w:left="284" w:right="0" w:hanging="284"/>
+        <w:jc w:val="both"/>
+        <w:rPr>
+          <w:szCs w:val="28"/>
+        </w:rPr>
+      </w:pPr>
+      <w:proofErr w:type="gramStart"/>
+      <w:r>
+        <w:rPr>
+          <w:rFonts w:hint="eastAsia"/>
+          <w:szCs w:val="28"/>
+        </w:rPr>
+        <w:t>以景襯情</w:t>
+      </w:r>
+      <w:proofErr w:type="gramEnd"/>
       <w:r>
         <w:rPr>
           <w:rFonts w:hint="eastAsia"/>
@@ -3740,40 +2428,39 @@
           <w:rFonts w:hint="eastAsia"/>
           <w:szCs w:val="28"/>
         </w:rPr>
-        <w:t>內心的真情實意。</w:t>
-      </w:r>
-    </w:p>
-    <w:p>
-      <w:pPr>
-        <w:pStyle w:val="a9"/>
-        <w:spacing w:after="0" w:line="440" w:lineRule="exact"/>
-        <w:ind w:leftChars="0" w:right="0" w:firstLine="0"/>
-        <w:rPr>
-          <w:szCs w:val="28"/>
-        </w:rPr>
-      </w:pPr>
-      <w:r>
-        <w:rPr>
-          <w:rFonts w:hint="eastAsia"/>
-          <w:szCs w:val="28"/>
-        </w:rPr>
-        <w:t>【例】原本只是普通同事的關係，因為業務的連</w:t>
-      </w:r>
-      <w:proofErr w:type="gramStart"/>
-      <w:r>
-        <w:rPr>
-          <w:rFonts w:hint="eastAsia"/>
-          <w:szCs w:val="28"/>
-        </w:rPr>
-        <w:t>繫</w:t>
-      </w:r>
-      <w:proofErr w:type="gramEnd"/>
-      <w:r>
-        <w:rPr>
-          <w:rFonts w:hint="eastAsia"/>
-          <w:szCs w:val="28"/>
-        </w:rPr>
-        <w:t>頻繁，久而久之，兩人竟漸漸產生情愫。</w:t>
+        <w:t>利用景物的描寫，來烘托、襯托人物內心的情感。這是詩詞中最常用的「移情」手法。</w:t>
+      </w:r>
+      <w:proofErr w:type="gramStart"/>
+      <w:r>
+        <w:rPr>
+          <w:rFonts w:hint="eastAsia"/>
+          <w:szCs w:val="28"/>
+        </w:rPr>
+        <w:t>在本詞中</w:t>
+      </w:r>
+      <w:proofErr w:type="gramEnd"/>
+      <w:r>
+        <w:rPr>
+          <w:rFonts w:hint="eastAsia"/>
+          <w:szCs w:val="28"/>
+        </w:rPr>
+        <w:t>，梧桐、三更雨、紅蠟、</w:t>
+      </w:r>
+      <w:proofErr w:type="gramStart"/>
+      <w:r>
+        <w:rPr>
+          <w:rFonts w:hint="eastAsia"/>
+          <w:szCs w:val="28"/>
+        </w:rPr>
+        <w:t>玉爐皆</w:t>
+      </w:r>
+      <w:proofErr w:type="gramEnd"/>
+      <w:r>
+        <w:rPr>
+          <w:rFonts w:hint="eastAsia"/>
+          <w:szCs w:val="28"/>
+        </w:rPr>
+        <w:t>是「景」，但它們都染上了主觀的悲劇色彩。雨打梧桐的清冷，襯托出離情之苦；紅蠟流淚，襯托出女子獨自垂淚。景物越是淒涼，人物的內心就越顯得孤單。</w:t>
       </w:r>
     </w:p>
     <w:p>
@@ -3783,333 +2470,21 @@
           <w:ilvl w:val="0"/>
           <w:numId w:val="8"/>
         </w:numPr>
-        <w:spacing w:after="0" w:line="440" w:lineRule="exact"/>
-        <w:ind w:leftChars="0" w:right="0"/>
-        <w:rPr>
-          <w:szCs w:val="28"/>
-        </w:rPr>
-      </w:pPr>
-      <w:r>
-        <w:rPr>
-          <w:rFonts w:hint="eastAsia"/>
-          <w:szCs w:val="28"/>
-        </w:rPr>
-        <w:t>執拗（</w:t>
-      </w:r>
-      <w:proofErr w:type="gramStart"/>
-      <w:r>
-        <w:rPr>
-          <w:rFonts w:hint="eastAsia"/>
-          <w:color w:val="FF0000"/>
-          <w:sz w:val="16"/>
-          <w:szCs w:val="16"/>
-        </w:rPr>
-        <w:t>ㄠˋ</w:t>
-      </w:r>
-      <w:proofErr w:type="gramEnd"/>
-      <w:r>
-        <w:rPr>
-          <w:rFonts w:hint="eastAsia"/>
-          <w:szCs w:val="28"/>
-        </w:rPr>
-        <w:t>）：</w:t>
-      </w:r>
-      <w:r>
-        <w:rPr>
-          <w:rFonts w:hint="eastAsia"/>
-          <w:szCs w:val="28"/>
-        </w:rPr>
-        <w:t>固執而不順從</w:t>
-      </w:r>
-      <w:r>
-        <w:rPr>
-          <w:rFonts w:hint="eastAsia"/>
-          <w:szCs w:val="28"/>
-        </w:rPr>
-        <w:t>；</w:t>
-      </w:r>
-      <w:r>
-        <w:rPr>
-          <w:rFonts w:hint="eastAsia"/>
-          <w:szCs w:val="28"/>
-        </w:rPr>
-        <w:t>阻擋、攔阻。</w:t>
-      </w:r>
-    </w:p>
-    <w:p>
-      <w:pPr>
-        <w:pStyle w:val="a9"/>
-        <w:numPr>
-          <w:ilvl w:val="0"/>
-          <w:numId w:val="8"/>
-        </w:numPr>
-        <w:spacing w:after="0" w:line="440" w:lineRule="exact"/>
-        <w:ind w:leftChars="0" w:right="0"/>
-        <w:rPr>
-          <w:szCs w:val="28"/>
-        </w:rPr>
-      </w:pPr>
-      <w:r>
-        <w:rPr>
-          <w:rFonts w:hint="eastAsia"/>
-          <w:szCs w:val="28"/>
-        </w:rPr>
-        <w:t>抑（</w:t>
-      </w:r>
-      <w:proofErr w:type="gramStart"/>
-      <w:r>
-        <w:rPr>
-          <w:rFonts w:hint="eastAsia"/>
-          <w:color w:val="FF0000"/>
-          <w:sz w:val="16"/>
-          <w:szCs w:val="16"/>
-        </w:rPr>
-        <w:t>ㄧˋ</w:t>
-      </w:r>
-      <w:proofErr w:type="gramEnd"/>
-      <w:r>
-        <w:rPr>
-          <w:rFonts w:hint="eastAsia"/>
-          <w:szCs w:val="28"/>
-        </w:rPr>
-        <w:t>）</w:t>
-      </w:r>
-      <w:proofErr w:type="gramStart"/>
-      <w:r>
-        <w:rPr>
-          <w:rFonts w:hint="eastAsia"/>
-          <w:szCs w:val="28"/>
-        </w:rPr>
-        <w:t>或</w:t>
-      </w:r>
-      <w:proofErr w:type="gramEnd"/>
-      <w:r>
-        <w:rPr>
-          <w:rFonts w:hint="eastAsia"/>
-          <w:szCs w:val="28"/>
-        </w:rPr>
-        <w:t>：或者。</w:t>
-      </w:r>
-    </w:p>
-    <w:p>
-      <w:pPr>
-        <w:pStyle w:val="a9"/>
-        <w:spacing w:after="0" w:line="440" w:lineRule="exact"/>
-        <w:ind w:leftChars="0" w:right="0" w:firstLine="0"/>
-        <w:rPr>
-          <w:szCs w:val="28"/>
-        </w:rPr>
-      </w:pPr>
-      <w:r>
-        <w:rPr>
-          <w:rFonts w:hint="eastAsia"/>
-          <w:szCs w:val="28"/>
-        </w:rPr>
-        <w:t>【例】不管你的行為是有意，抑或無意，</w:t>
-      </w:r>
-      <w:proofErr w:type="gramStart"/>
-      <w:r>
-        <w:rPr>
-          <w:rFonts w:hint="eastAsia"/>
-          <w:szCs w:val="28"/>
-        </w:rPr>
-        <w:t>反正都傷了</w:t>
-      </w:r>
-      <w:proofErr w:type="gramEnd"/>
-      <w:r>
-        <w:rPr>
-          <w:rFonts w:hint="eastAsia"/>
-          <w:szCs w:val="28"/>
-        </w:rPr>
-        <w:t>父母親的心了。</w:t>
-      </w:r>
-    </w:p>
-    <w:p>
-      <w:pPr>
-        <w:pStyle w:val="a9"/>
-        <w:numPr>
-          <w:ilvl w:val="0"/>
-          <w:numId w:val="8"/>
-        </w:numPr>
-        <w:spacing w:after="0" w:line="440" w:lineRule="exact"/>
-        <w:ind w:leftChars="0" w:right="0"/>
-        <w:rPr>
-          <w:szCs w:val="28"/>
-        </w:rPr>
-      </w:pPr>
-      <w:proofErr w:type="gramStart"/>
-      <w:r>
-        <w:rPr>
-          <w:rFonts w:hint="eastAsia"/>
-          <w:szCs w:val="28"/>
-        </w:rPr>
-        <w:t>翠黛（</w:t>
-      </w:r>
-      <w:r>
-        <w:rPr>
-          <w:rFonts w:hint="eastAsia"/>
-          <w:color w:val="FF0000"/>
-          <w:sz w:val="16"/>
-          <w:szCs w:val="16"/>
-        </w:rPr>
-        <w:t>ㄉㄞˋ</w:t>
-      </w:r>
-      <w:proofErr w:type="gramEnd"/>
-      <w:r>
-        <w:rPr>
-          <w:rFonts w:hint="eastAsia"/>
-          <w:szCs w:val="28"/>
-        </w:rPr>
-        <w:t>）</w:t>
-      </w:r>
-    </w:p>
-    <w:p>
-      <w:pPr>
-        <w:pStyle w:val="a9"/>
-        <w:numPr>
-          <w:ilvl w:val="0"/>
-          <w:numId w:val="20"/>
-        </w:numPr>
-        <w:spacing w:after="0" w:line="440" w:lineRule="exact"/>
-        <w:ind w:leftChars="0" w:right="0"/>
-        <w:rPr>
-          <w:szCs w:val="28"/>
-        </w:rPr>
-      </w:pPr>
-      <w:proofErr w:type="gramStart"/>
-      <w:r>
-        <w:rPr>
-          <w:rFonts w:hint="eastAsia"/>
-          <w:szCs w:val="28"/>
-        </w:rPr>
-        <w:t>黛色深青</w:t>
-      </w:r>
-      <w:proofErr w:type="gramEnd"/>
-      <w:r>
-        <w:rPr>
-          <w:rFonts w:hint="eastAsia"/>
-          <w:szCs w:val="28"/>
-        </w:rPr>
-        <w:t>，古人用來畫眉，故</w:t>
-      </w:r>
-      <w:proofErr w:type="gramStart"/>
-      <w:r>
-        <w:rPr>
-          <w:rFonts w:hint="eastAsia"/>
-          <w:szCs w:val="28"/>
-        </w:rPr>
-        <w:t>稱眉為「翠黛」</w:t>
-      </w:r>
-      <w:proofErr w:type="gramEnd"/>
-      <w:r>
-        <w:rPr>
-          <w:rFonts w:hint="eastAsia"/>
-          <w:szCs w:val="28"/>
-        </w:rPr>
-        <w:t>。</w:t>
-      </w:r>
-    </w:p>
-    <w:p>
-      <w:pPr>
-        <w:pStyle w:val="a9"/>
-        <w:numPr>
-          <w:ilvl w:val="0"/>
-          <w:numId w:val="20"/>
-        </w:numPr>
-        <w:spacing w:after="0" w:line="440" w:lineRule="exact"/>
-        <w:ind w:leftChars="0" w:right="0"/>
-        <w:rPr>
-          <w:szCs w:val="28"/>
-        </w:rPr>
-      </w:pPr>
-      <w:r>
-        <w:rPr>
-          <w:szCs w:val="28"/>
-        </w:rPr>
-        <w:t>比喻美女。</w:t>
-      </w:r>
-    </w:p>
-    <w:p>
-      <w:pPr>
-        <w:pStyle w:val="a9"/>
-        <w:numPr>
-          <w:ilvl w:val="0"/>
-          <w:numId w:val="20"/>
-        </w:numPr>
-        <w:spacing w:after="0" w:line="440" w:lineRule="exact"/>
-        <w:ind w:leftChars="0" w:right="0"/>
-        <w:rPr>
-          <w:szCs w:val="28"/>
-        </w:rPr>
-      </w:pPr>
-      <w:r>
-        <w:rPr>
-          <w:szCs w:val="28"/>
-        </w:rPr>
-        <w:t>形容遠山的顏色。</w:t>
-      </w:r>
-    </w:p>
-    <w:p>
-      <w:pPr>
-        <w:pStyle w:val="a9"/>
-        <w:numPr>
-          <w:ilvl w:val="0"/>
-          <w:numId w:val="8"/>
-        </w:numPr>
-        <w:spacing w:after="0" w:line="440" w:lineRule="exact"/>
-        <w:ind w:leftChars="0" w:right="0"/>
-        <w:rPr>
-          <w:szCs w:val="28"/>
-        </w:rPr>
-      </w:pPr>
-      <w:r>
-        <w:rPr>
-          <w:rFonts w:hint="eastAsia"/>
-          <w:szCs w:val="28"/>
-        </w:rPr>
-        <w:t>輾</w:t>
-      </w:r>
-      <w:r>
-        <w:rPr>
-          <w:rFonts w:hint="eastAsia"/>
-          <w:szCs w:val="28"/>
-        </w:rPr>
-        <w:t>(</w:t>
-      </w:r>
-      <w:proofErr w:type="gramStart"/>
-      <w:r>
-        <w:rPr>
-          <w:rFonts w:hint="eastAsia"/>
-          <w:color w:val="FF0000"/>
-          <w:sz w:val="16"/>
-          <w:szCs w:val="16"/>
-        </w:rPr>
-        <w:t>ㄓㄢ</w:t>
-      </w:r>
-      <w:r>
-        <w:rPr>
-          <w:rFonts w:hint="eastAsia"/>
-          <w:color w:val="FF0000"/>
-          <w:sz w:val="16"/>
-          <w:szCs w:val="16"/>
-        </w:rPr>
-        <w:t>ˇ</w:t>
-      </w:r>
-      <w:proofErr w:type="gramEnd"/>
-      <w:r>
-        <w:rPr>
-          <w:rFonts w:hint="eastAsia"/>
-          <w:szCs w:val="28"/>
-        </w:rPr>
-        <w:t>)</w:t>
-      </w:r>
-      <w:proofErr w:type="gramStart"/>
-      <w:r>
-        <w:rPr>
-          <w:rFonts w:hint="eastAsia"/>
-          <w:szCs w:val="28"/>
-        </w:rPr>
-        <w:t>轉反側</w:t>
+        <w:spacing w:after="0" w:line="400" w:lineRule="exact"/>
+        <w:ind w:leftChars="0" w:left="284" w:right="0" w:hanging="284"/>
+        <w:jc w:val="both"/>
+        <w:rPr>
+          <w:rFonts w:hint="eastAsia"/>
+          <w:szCs w:val="28"/>
+        </w:rPr>
+      </w:pPr>
+      <w:proofErr w:type="gramStart"/>
+      <w:r>
+        <w:rPr>
+          <w:rFonts w:hint="eastAsia"/>
+          <w:szCs w:val="28"/>
+        </w:rPr>
+        <w:t>花間詞</w:t>
       </w:r>
       <w:proofErr w:type="gramEnd"/>
       <w:r>
@@ -4124,128 +2499,204 @@
           <w:rFonts w:hint="eastAsia"/>
           <w:szCs w:val="28"/>
         </w:rPr>
-        <w:t>形容因心事而翻來覆去睡不著覺。</w:t>
-      </w:r>
-    </w:p>
-    <w:p>
-      <w:pPr>
-        <w:pStyle w:val="a9"/>
-        <w:numPr>
-          <w:ilvl w:val="0"/>
-          <w:numId w:val="8"/>
-        </w:numPr>
-        <w:spacing w:after="0" w:line="440" w:lineRule="exact"/>
-        <w:ind w:leftChars="0" w:right="0"/>
-        <w:rPr>
-          <w:szCs w:val="28"/>
-        </w:rPr>
-      </w:pPr>
-      <w:r>
-        <w:rPr>
-          <w:rFonts w:hint="eastAsia"/>
-          <w:szCs w:val="28"/>
-        </w:rPr>
-        <w:t>瀟瀟：</w:t>
-      </w:r>
-      <w:r>
-        <w:rPr>
-          <w:rFonts w:hint="eastAsia"/>
-          <w:szCs w:val="28"/>
-        </w:rPr>
-        <w:t>風狂雨驟的樣子。</w:t>
-      </w:r>
-    </w:p>
-    <w:p>
-      <w:pPr>
-        <w:pStyle w:val="a9"/>
-        <w:numPr>
-          <w:ilvl w:val="0"/>
-          <w:numId w:val="8"/>
-        </w:numPr>
-        <w:spacing w:after="0" w:line="440" w:lineRule="exact"/>
-        <w:ind w:leftChars="0" w:right="0"/>
-        <w:rPr>
-          <w:szCs w:val="28"/>
-        </w:rPr>
-      </w:pPr>
-      <w:proofErr w:type="gramStart"/>
-      <w:r>
-        <w:rPr>
-          <w:rFonts w:hint="eastAsia"/>
-          <w:szCs w:val="28"/>
-        </w:rPr>
-        <w:t>直致</w:t>
-      </w:r>
-      <w:proofErr w:type="gramEnd"/>
-      <w:r>
-        <w:rPr>
-          <w:rFonts w:hint="eastAsia"/>
-          <w:szCs w:val="28"/>
-        </w:rPr>
-        <w:t>：</w:t>
-      </w:r>
-      <w:r>
-        <w:rPr>
-          <w:rFonts w:hint="eastAsia"/>
-          <w:szCs w:val="28"/>
-        </w:rPr>
-        <w:t>質樸率真。</w:t>
-      </w:r>
-    </w:p>
-    <w:p>
-      <w:pPr>
-        <w:pStyle w:val="a9"/>
-        <w:numPr>
-          <w:ilvl w:val="0"/>
-          <w:numId w:val="8"/>
-        </w:numPr>
-        <w:spacing w:after="0" w:line="440" w:lineRule="exact"/>
-        <w:ind w:leftChars="0" w:right="0"/>
-        <w:rPr>
-          <w:szCs w:val="28"/>
-        </w:rPr>
-      </w:pPr>
-      <w:r>
-        <w:rPr>
-          <w:rFonts w:hint="eastAsia"/>
-          <w:szCs w:val="28"/>
-        </w:rPr>
-        <w:t>略遜一籌</w:t>
-      </w:r>
-      <w:r>
-        <w:rPr>
-          <w:rFonts w:hint="eastAsia"/>
-          <w:szCs w:val="28"/>
-        </w:rPr>
-        <w:t>：</w:t>
-      </w:r>
-      <w:r>
-        <w:rPr>
-          <w:rFonts w:hint="eastAsia"/>
-          <w:szCs w:val="28"/>
-        </w:rPr>
-        <w:t>比喻兩相比較，其中一方稍為差一些。遜，差；籌，計數的籌碼。</w:t>
-      </w:r>
-    </w:p>
-    <w:p>
-      <w:pPr>
-        <w:pStyle w:val="a9"/>
-        <w:spacing w:after="0" w:line="440" w:lineRule="exact"/>
-        <w:ind w:leftChars="0" w:right="0" w:firstLine="0"/>
-        <w:rPr>
-          <w:rFonts w:hint="eastAsia"/>
-          <w:szCs w:val="28"/>
-        </w:rPr>
-      </w:pPr>
-      <w:r>
-        <w:rPr>
-          <w:rFonts w:hint="eastAsia"/>
-          <w:szCs w:val="28"/>
-        </w:rPr>
-        <w:t>【例】這場球賽，甲隊無論技巧、耐力都略遜一籌，落敗也是在意料之中。</w:t>
+        <w:t>指收錄於</w:t>
+      </w:r>
+      <w:r>
+        <w:rPr>
+          <w:rFonts w:hint="eastAsia"/>
+          <w:szCs w:val="28"/>
+          <w:u w:val="single"/>
+        </w:rPr>
+        <w:t>五代</w:t>
+      </w:r>
+      <w:r>
+        <w:rPr>
+          <w:rFonts w:hint="eastAsia"/>
+          <w:szCs w:val="28"/>
+        </w:rPr>
+        <w:t xml:space="preserve"> </w:t>
+      </w:r>
+      <w:r>
+        <w:rPr>
+          <w:rFonts w:hint="eastAsia"/>
+          <w:szCs w:val="28"/>
+          <w:u w:val="single"/>
+        </w:rPr>
+        <w:t>後蜀</w:t>
+      </w:r>
+      <w:r>
+        <w:rPr>
+          <w:rFonts w:hint="eastAsia"/>
+          <w:szCs w:val="28"/>
+        </w:rPr>
+        <w:t xml:space="preserve"> </w:t>
+      </w:r>
+      <w:proofErr w:type="gramStart"/>
+      <w:r>
+        <w:rPr>
+          <w:rFonts w:hint="eastAsia"/>
+          <w:szCs w:val="28"/>
+          <w:u w:val="single"/>
+        </w:rPr>
+        <w:t>趙崇祚</w:t>
+      </w:r>
+      <w:r>
+        <w:rPr>
+          <w:rFonts w:hint="eastAsia"/>
+          <w:szCs w:val="28"/>
+        </w:rPr>
+        <w:t>所輯《花間集》中的詞作</w:t>
+      </w:r>
+      <w:proofErr w:type="gramEnd"/>
+      <w:r>
+        <w:rPr>
+          <w:rFonts w:hint="eastAsia"/>
+          <w:szCs w:val="28"/>
+        </w:rPr>
+        <w:t>，主要作者包括</w:t>
+      </w:r>
+      <w:r>
+        <w:rPr>
+          <w:rFonts w:hint="eastAsia"/>
+          <w:szCs w:val="28"/>
+          <w:u w:val="single"/>
+        </w:rPr>
+        <w:t>溫庭筠</w:t>
+      </w:r>
+      <w:r>
+        <w:rPr>
+          <w:rFonts w:hint="eastAsia"/>
+          <w:szCs w:val="28"/>
+        </w:rPr>
+        <w:t>、</w:t>
+      </w:r>
+      <w:proofErr w:type="gramStart"/>
+      <w:r>
+        <w:rPr>
+          <w:rFonts w:hint="eastAsia"/>
+          <w:szCs w:val="28"/>
+          <w:u w:val="single"/>
+        </w:rPr>
+        <w:t>韋莊</w:t>
+      </w:r>
+      <w:r>
+        <w:rPr>
+          <w:rFonts w:hint="eastAsia"/>
+          <w:szCs w:val="28"/>
+        </w:rPr>
+        <w:t>等</w:t>
+      </w:r>
+      <w:proofErr w:type="gramEnd"/>
+      <w:r>
+        <w:rPr>
+          <w:rFonts w:hint="eastAsia"/>
+          <w:szCs w:val="28"/>
+        </w:rPr>
+        <w:t>。因多描寫溫柔鄉、</w:t>
+      </w:r>
+      <w:proofErr w:type="gramStart"/>
+      <w:r>
+        <w:rPr>
+          <w:rFonts w:hint="eastAsia"/>
+          <w:szCs w:val="28"/>
+        </w:rPr>
+        <w:t>花叢間的兒女情長</w:t>
+      </w:r>
+      <w:proofErr w:type="gramEnd"/>
+      <w:r>
+        <w:rPr>
+          <w:rFonts w:hint="eastAsia"/>
+          <w:szCs w:val="28"/>
+        </w:rPr>
+        <w:t>而得名。</w:t>
+      </w:r>
+      <w:r>
+        <w:rPr>
+          <w:rFonts w:hint="eastAsia"/>
+          <w:szCs w:val="28"/>
+        </w:rPr>
+        <w:t>風</w:t>
+      </w:r>
+      <w:r>
+        <w:rPr>
+          <w:rFonts w:hint="eastAsia"/>
+          <w:szCs w:val="28"/>
+        </w:rPr>
+        <w:t>格大多</w:t>
+      </w:r>
+      <w:proofErr w:type="gramStart"/>
+      <w:r>
+        <w:rPr>
+          <w:rFonts w:hint="eastAsia"/>
+          <w:szCs w:val="28"/>
+        </w:rPr>
+        <w:t>穠麗閨豔</w:t>
+      </w:r>
+      <w:proofErr w:type="gramEnd"/>
+      <w:r>
+        <w:rPr>
+          <w:szCs w:val="28"/>
+        </w:rPr>
+        <w:br/>
+      </w:r>
+      <w:r>
+        <w:rPr>
+          <w:rFonts w:hint="eastAsia"/>
+          <w:szCs w:val="28"/>
+        </w:rPr>
+        <w:t>、精緻繁複，多以「男子</w:t>
+      </w:r>
+      <w:proofErr w:type="gramStart"/>
+      <w:r>
+        <w:rPr>
+          <w:rFonts w:hint="eastAsia"/>
+          <w:szCs w:val="28"/>
+        </w:rPr>
+        <w:t>作閨音</w:t>
+      </w:r>
+      <w:proofErr w:type="gramEnd"/>
+      <w:r>
+        <w:rPr>
+          <w:rFonts w:hint="eastAsia"/>
+          <w:szCs w:val="28"/>
+        </w:rPr>
+        <w:t>」（男子模仿女子的口吻與視角）來寫閨怨、離愁與對容貌服飾的細緻描繪。溫庭筠作為「花間鼻祖」，</w:t>
+      </w:r>
+      <w:proofErr w:type="gramStart"/>
+      <w:r>
+        <w:rPr>
+          <w:rFonts w:hint="eastAsia"/>
+          <w:szCs w:val="28"/>
+        </w:rPr>
+        <w:t>其詞作字句</w:t>
+      </w:r>
+      <w:proofErr w:type="gramEnd"/>
+      <w:r>
+        <w:rPr>
+          <w:rFonts w:hint="eastAsia"/>
+          <w:szCs w:val="28"/>
+        </w:rPr>
+        <w:t>如錦緞般華美，卻又在</w:t>
+      </w:r>
+      <w:proofErr w:type="gramStart"/>
+      <w:r>
+        <w:rPr>
+          <w:rFonts w:hint="eastAsia"/>
+          <w:szCs w:val="28"/>
+        </w:rPr>
+        <w:t>穠麗中</w:t>
+      </w:r>
+      <w:proofErr w:type="gramEnd"/>
+      <w:r>
+        <w:rPr>
+          <w:rFonts w:hint="eastAsia"/>
+          <w:szCs w:val="28"/>
+        </w:rPr>
+        <w:t>透露出淡淡的落寞與悲涼。</w:t>
       </w:r>
     </w:p>
     <w:sectPr>
+      <w:footerReference w:type="default" r:id="rId13"/>
       <w:pgSz w:w="11906" w:h="16838"/>
       <w:pgMar w:top="567" w:right="851" w:bottom="567" w:left="851" w:header="567" w:footer="0" w:gutter="0"/>
       <w:cols w:space="720"/>
@@ -4256,7 +2707,7 @@
 </file>
 
 <file path=word/endnotes.xml><?xml version="1.0" encoding="utf-8"?>
-<w:endnotes xmlns:wpc="http://schemas.microsoft.com/office/word/2010/wordprocessingCanvas" xmlns:cx="http://schemas.microsoft.com/office/drawing/2014/chartex" xmlns:cx1="http://schemas.microsoft.com/office/drawing/2015/9/8/chartex" xmlns:cx2="http://schemas.microsoft.com/office/drawing/2015/10/21/chartex" xmlns:cx3="http://schemas.microsoft.com/office/drawing/2016/5/9/chartex" xmlns:cx4="http://schemas.microsoft.com/office/drawing/2016/5/10/chartex" xmlns:cx5="http://schemas.microsoft.com/office/drawing/2016/5/11/chartex" xmlns:cx6="http://schemas.microsoft.com/office/drawing/2016/5/12/chartex" xmlns:cx7="http://schemas.microsoft.com/office/drawing/2016/5/13/chartex" xmlns:cx8="http://schemas.microsoft.com/office/drawing/2016/5/14/chartex" xmlns:mc="http://schemas.openxmlformats.org/markup-compatibility/2006" xmlns:aink="http://schemas.microsoft.com/office/drawing/2016/ink" xmlns:am3d="http://schemas.microsoft.com/office/drawing/2017/model3d" xmlns:o="urn:schemas-microsoft-com:office:office" xmlns:oel="http://schemas.microsoft.com/office/2019/extlst" xmlns:r="http://schemas.openxmlformats.org/officeDocument/2006/relationships" xmlns:m="http://schemas.openxmlformats.org/officeDocument/2006/math" xmlns:v="urn:schemas-microsoft-com:vml" xmlns:wp14="http://schemas.microsoft.com/office/word/2010/wordprocessingDrawing" xmlns:wp="http://schemas.openxmlformats.org/drawingml/2006/wordprocessingDrawing" xmlns:w10="urn:schemas-microsoft-com:office:word" xmlns:w="http://schemas.openxmlformats.org/wordprocessingml/2006/main" xmlns:w14="http://schemas.microsoft.com/office/word/2010/wordml" xmlns:w15="http://schemas.microsoft.com/office/word/2012/wordml" xmlns:w16cex="http://schemas.microsoft.com/office/word/2018/wordml/cex" xmlns:w16cid="http://schemas.microsoft.com/office/word/2016/wordml/cid" xmlns:w16="http://schemas.microsoft.com/office/word/2018/wordml" xmlns:w16sdtdh="http://schemas.microsoft.com/office/word/2020/wordml/sdtdatahash" xmlns:w16se="http://schemas.microsoft.com/office/word/2015/wordml/symex" xmlns:wpg="http://schemas.microsoft.com/office/word/2010/wordprocessingGroup" xmlns:wpi="http://schemas.microsoft.com/office/word/2010/wordprocessingInk" xmlns:wne="http://schemas.microsoft.com/office/word/2006/wordml" xmlns:wps="http://schemas.microsoft.com/office/word/2010/wordprocessingShape" mc:Ignorable="w14 w15 w16se w16cid w16 w16cex w16sdtdh wp14">
+<w:endnotes xmlns:wpc="http://schemas.microsoft.com/office/word/2010/wordprocessingCanvas" xmlns:cx="http://schemas.microsoft.com/office/drawing/2014/chartex" xmlns:cx1="http://schemas.microsoft.com/office/drawing/2015/9/8/chartex" xmlns:cx2="http://schemas.microsoft.com/office/drawing/2015/10/21/chartex" xmlns:cx3="http://schemas.microsoft.com/office/drawing/2016/5/9/chartex" xmlns:cx4="http://schemas.microsoft.com/office/drawing/2016/5/10/chartex" xmlns:cx5="http://schemas.microsoft.com/office/drawing/2016/5/11/chartex" xmlns:cx6="http://schemas.microsoft.com/office/drawing/2016/5/12/chartex" xmlns:cx7="http://schemas.microsoft.com/office/drawing/2016/5/13/chartex" xmlns:cx8="http://schemas.microsoft.com/office/drawing/2016/5/14/chartex" xmlns:mc="http://schemas.openxmlformats.org/markup-compatibility/2006" xmlns:aink="http://schemas.microsoft.com/office/drawing/2016/ink" xmlns:am3d="http://schemas.microsoft.com/office/drawing/2017/model3d" xmlns:o="urn:schemas-microsoft-com:office:office" xmlns:r="http://schemas.openxmlformats.org/officeDocument/2006/relationships" xmlns:m="http://schemas.openxmlformats.org/officeDocument/2006/math" xmlns:v="urn:schemas-microsoft-com:vml" xmlns:wp14="http://schemas.microsoft.com/office/word/2010/wordprocessingDrawing" xmlns:wp="http://schemas.openxmlformats.org/drawingml/2006/wordprocessingDrawing" xmlns:w10="urn:schemas-microsoft-com:office:word" xmlns:w="http://schemas.openxmlformats.org/wordprocessingml/2006/main" xmlns:w14="http://schemas.microsoft.com/office/word/2010/wordml" xmlns:w15="http://schemas.microsoft.com/office/word/2012/wordml" xmlns:w16cex="http://schemas.microsoft.com/office/word/2018/wordml/cex" xmlns:w16cid="http://schemas.microsoft.com/office/word/2016/wordml/cid" xmlns:w16="http://schemas.microsoft.com/office/word/2018/wordml" xmlns:w16sdtdh="http://schemas.microsoft.com/office/word/2020/wordml/sdtdatahash" xmlns:w16se="http://schemas.microsoft.com/office/word/2015/wordml/symex" xmlns:wpg="http://schemas.microsoft.com/office/word/2010/wordprocessingGroup" xmlns:wpi="http://schemas.microsoft.com/office/word/2010/wordprocessingInk" xmlns:wne="http://schemas.microsoft.com/office/word/2006/wordml" xmlns:wps="http://schemas.microsoft.com/office/word/2010/wordprocessingShape" mc:Ignorable="w14 w15 w16se w16cid w16 w16cex w16sdtdh wp14">
   <w:endnote w:type="separator" w:id="-1">
     <w:p>
       <w:pPr>
@@ -4281,7 +2732,7 @@
 </file>
 
 <file path=word/footer1.xml><?xml version="1.0" encoding="utf-8"?>
-<w:ftr xmlns:wpc="http://schemas.microsoft.com/office/word/2010/wordprocessingCanvas" xmlns:cx="http://schemas.microsoft.com/office/drawing/2014/chartex" xmlns:cx1="http://schemas.microsoft.com/office/drawing/2015/9/8/chartex" xmlns:cx2="http://schemas.microsoft.com/office/drawing/2015/10/21/chartex" xmlns:cx3="http://schemas.microsoft.com/office/drawing/2016/5/9/chartex" xmlns:cx4="http://schemas.microsoft.com/office/drawing/2016/5/10/chartex" xmlns:cx5="http://schemas.microsoft.com/office/drawing/2016/5/11/chartex" xmlns:cx6="http://schemas.microsoft.com/office/drawing/2016/5/12/chartex" xmlns:cx7="http://schemas.microsoft.com/office/drawing/2016/5/13/chartex" xmlns:cx8="http://schemas.microsoft.com/office/drawing/2016/5/14/chartex" xmlns:mc="http://schemas.openxmlformats.org/markup-compatibility/2006" xmlns:aink="http://schemas.microsoft.com/office/drawing/2016/ink" xmlns:am3d="http://schemas.microsoft.com/office/drawing/2017/model3d" xmlns:o="urn:schemas-microsoft-com:office:office" xmlns:oel="http://schemas.microsoft.com/office/2019/extlst" xmlns:r="http://schemas.openxmlformats.org/officeDocument/2006/relationships" xmlns:m="http://schemas.openxmlformats.org/officeDocument/2006/math" xmlns:v="urn:schemas-microsoft-com:vml" xmlns:wp14="http://schemas.microsoft.com/office/word/2010/wordprocessingDrawing" xmlns:wp="http://schemas.openxmlformats.org/drawingml/2006/wordprocessingDrawing" xmlns:w10="urn:schemas-microsoft-com:office:word" xmlns:w="http://schemas.openxmlformats.org/wordprocessingml/2006/main" xmlns:w14="http://schemas.microsoft.com/office/word/2010/wordml" xmlns:w15="http://schemas.microsoft.com/office/word/2012/wordml" xmlns:w16cex="http://schemas.microsoft.com/office/word/2018/wordml/cex" xmlns:w16cid="http://schemas.microsoft.com/office/word/2016/wordml/cid" xmlns:w16="http://schemas.microsoft.com/office/word/2018/wordml" xmlns:w16sdtdh="http://schemas.microsoft.com/office/word/2020/wordml/sdtdatahash" xmlns:w16se="http://schemas.microsoft.com/office/word/2015/wordml/symex" xmlns:wpg="http://schemas.microsoft.com/office/word/2010/wordprocessingGroup" xmlns:wpi="http://schemas.microsoft.com/office/word/2010/wordprocessingInk" xmlns:wne="http://schemas.microsoft.com/office/word/2006/wordml" xmlns:wps="http://schemas.microsoft.com/office/word/2010/wordprocessingShape" mc:Ignorable="w14 w15 w16se w16cid w16 w16cex w16sdtdh wp14">
+<w:ftr xmlns:wpc="http://schemas.microsoft.com/office/word/2010/wordprocessingCanvas" xmlns:cx="http://schemas.microsoft.com/office/drawing/2014/chartex" xmlns:cx1="http://schemas.microsoft.com/office/drawing/2015/9/8/chartex" xmlns:cx2="http://schemas.microsoft.com/office/drawing/2015/10/21/chartex" xmlns:cx3="http://schemas.microsoft.com/office/drawing/2016/5/9/chartex" xmlns:cx4="http://schemas.microsoft.com/office/drawing/2016/5/10/chartex" xmlns:cx5="http://schemas.microsoft.com/office/drawing/2016/5/11/chartex" xmlns:cx6="http://schemas.microsoft.com/office/drawing/2016/5/12/chartex" xmlns:cx7="http://schemas.microsoft.com/office/drawing/2016/5/13/chartex" xmlns:cx8="http://schemas.microsoft.com/office/drawing/2016/5/14/chartex" xmlns:mc="http://schemas.openxmlformats.org/markup-compatibility/2006" xmlns:aink="http://schemas.microsoft.com/office/drawing/2016/ink" xmlns:am3d="http://schemas.microsoft.com/office/drawing/2017/model3d" xmlns:o="urn:schemas-microsoft-com:office:office" xmlns:r="http://schemas.openxmlformats.org/officeDocument/2006/relationships" xmlns:m="http://schemas.openxmlformats.org/officeDocument/2006/math" xmlns:v="urn:schemas-microsoft-com:vml" xmlns:wp14="http://schemas.microsoft.com/office/word/2010/wordprocessingDrawing" xmlns:wp="http://schemas.openxmlformats.org/drawingml/2006/wordprocessingDrawing" xmlns:w10="urn:schemas-microsoft-com:office:word" xmlns:w="http://schemas.openxmlformats.org/wordprocessingml/2006/main" xmlns:w14="http://schemas.microsoft.com/office/word/2010/wordml" xmlns:w15="http://schemas.microsoft.com/office/word/2012/wordml" xmlns:w16cex="http://schemas.microsoft.com/office/word/2018/wordml/cex" xmlns:w16cid="http://schemas.microsoft.com/office/word/2016/wordml/cid" xmlns:w16="http://schemas.microsoft.com/office/word/2018/wordml" xmlns:w16sdtdh="http://schemas.microsoft.com/office/word/2020/wordml/sdtdatahash" xmlns:w16se="http://schemas.microsoft.com/office/word/2015/wordml/symex" xmlns:wpg="http://schemas.microsoft.com/office/word/2010/wordprocessingGroup" xmlns:wpi="http://schemas.microsoft.com/office/word/2010/wordprocessingInk" xmlns:wne="http://schemas.microsoft.com/office/word/2006/wordml" xmlns:wps="http://schemas.microsoft.com/office/word/2010/wordprocessingShape" mc:Ignorable="w14 w15 w16se w16cid w16 w16cex w16sdtdh wp14">
   <w:sdt>
     <w:sdtPr>
       <w:id w:val="-252429454"/>
@@ -4290,10 +2741,12 @@
         <w:docPartUnique/>
       </w:docPartObj>
     </w:sdtPr>
+    <w:sdtEndPr/>
     <w:sdtContent>
       <w:p>
         <w:pPr>
           <w:pStyle w:val="a5"/>
+          <w:ind w:right="-2"/>
           <w:jc w:val="right"/>
         </w:pPr>
         <w:r>
@@ -4332,7 +2785,7 @@
 </file>
 
 <file path=word/footnotes.xml><?xml version="1.0" encoding="utf-8"?>
-<w:footnotes xmlns:wpc="http://schemas.microsoft.com/office/word/2010/wordprocessingCanvas" xmlns:cx="http://schemas.microsoft.com/office/drawing/2014/chartex" xmlns:cx1="http://schemas.microsoft.com/office/drawing/2015/9/8/chartex" xmlns:cx2="http://schemas.microsoft.com/office/drawing/2015/10/21/chartex" xmlns:cx3="http://schemas.microsoft.com/office/drawing/2016/5/9/chartex" xmlns:cx4="http://schemas.microsoft.com/office/drawing/2016/5/10/chartex" xmlns:cx5="http://schemas.microsoft.com/office/drawing/2016/5/11/chartex" xmlns:cx6="http://schemas.microsoft.com/office/drawing/2016/5/12/chartex" xmlns:cx7="http://schemas.microsoft.com/office/drawing/2016/5/13/chartex" xmlns:cx8="http://schemas.microsoft.com/office/drawing/2016/5/14/chartex" xmlns:mc="http://schemas.openxmlformats.org/markup-compatibility/2006" xmlns:aink="http://schemas.microsoft.com/office/drawing/2016/ink" xmlns:am3d="http://schemas.microsoft.com/office/drawing/2017/model3d" xmlns:o="urn:schemas-microsoft-com:office:office" xmlns:oel="http://schemas.microsoft.com/office/2019/extlst" xmlns:r="http://schemas.openxmlformats.org/officeDocument/2006/relationships" xmlns:m="http://schemas.openxmlformats.org/officeDocument/2006/math" xmlns:v="urn:schemas-microsoft-com:vml" xmlns:wp14="http://schemas.microsoft.com/office/word/2010/wordprocessingDrawing" xmlns:wp="http://schemas.openxmlformats.org/drawingml/2006/wordprocessingDrawing" xmlns:w10="urn:schemas-microsoft-com:office:word" xmlns:w="http://schemas.openxmlformats.org/wordprocessingml/2006/main" xmlns:w14="http://schemas.microsoft.com/office/word/2010/wordml" xmlns:w15="http://schemas.microsoft.com/office/word/2012/wordml" xmlns:w16cex="http://schemas.microsoft.com/office/word/2018/wordml/cex" xmlns:w16cid="http://schemas.microsoft.com/office/word/2016/wordml/cid" xmlns:w16="http://schemas.microsoft.com/office/word/2018/wordml" xmlns:w16sdtdh="http://schemas.microsoft.com/office/word/2020/wordml/sdtdatahash" xmlns:w16se="http://schemas.microsoft.com/office/word/2015/wordml/symex" xmlns:wpg="http://schemas.microsoft.com/office/word/2010/wordprocessingGroup" xmlns:wpi="http://schemas.microsoft.com/office/word/2010/wordprocessingInk" xmlns:wne="http://schemas.microsoft.com/office/word/2006/wordml" xmlns:wps="http://schemas.microsoft.com/office/word/2010/wordprocessingShape" mc:Ignorable="w14 w15 w16se w16cid w16 w16cex w16sdtdh wp14">
+<w:footnotes xmlns:wpc="http://schemas.microsoft.com/office/word/2010/wordprocessingCanvas" xmlns:cx="http://schemas.microsoft.com/office/drawing/2014/chartex" xmlns:cx1="http://schemas.microsoft.com/office/drawing/2015/9/8/chartex" xmlns:cx2="http://schemas.microsoft.com/office/drawing/2015/10/21/chartex" xmlns:cx3="http://schemas.microsoft.com/office/drawing/2016/5/9/chartex" xmlns:cx4="http://schemas.microsoft.com/office/drawing/2016/5/10/chartex" xmlns:cx5="http://schemas.microsoft.com/office/drawing/2016/5/11/chartex" xmlns:cx6="http://schemas.microsoft.com/office/drawing/2016/5/12/chartex" xmlns:cx7="http://schemas.microsoft.com/office/drawing/2016/5/13/chartex" xmlns:cx8="http://schemas.microsoft.com/office/drawing/2016/5/14/chartex" xmlns:mc="http://schemas.openxmlformats.org/markup-compatibility/2006" xmlns:aink="http://schemas.microsoft.com/office/drawing/2016/ink" xmlns:am3d="http://schemas.microsoft.com/office/drawing/2017/model3d" xmlns:o="urn:schemas-microsoft-com:office:office" xmlns:r="http://schemas.openxmlformats.org/officeDocument/2006/relationships" xmlns:m="http://schemas.openxmlformats.org/officeDocument/2006/math" xmlns:v="urn:schemas-microsoft-com:vml" xmlns:wp14="http://schemas.microsoft.com/office/word/2010/wordprocessingDrawing" xmlns:wp="http://schemas.openxmlformats.org/drawingml/2006/wordprocessingDrawing" xmlns:w10="urn:schemas-microsoft-com:office:word" xmlns:w="http://schemas.openxmlformats.org/wordprocessingml/2006/main" xmlns:w14="http://schemas.microsoft.com/office/word/2010/wordml" xmlns:w15="http://schemas.microsoft.com/office/word/2012/wordml" xmlns:w16cex="http://schemas.microsoft.com/office/word/2018/wordml/cex" xmlns:w16cid="http://schemas.microsoft.com/office/word/2016/wordml/cid" xmlns:w16="http://schemas.microsoft.com/office/word/2018/wordml" xmlns:w16sdtdh="http://schemas.microsoft.com/office/word/2020/wordml/sdtdatahash" xmlns:w16se="http://schemas.microsoft.com/office/word/2015/wordml/symex" xmlns:wpg="http://schemas.microsoft.com/office/word/2010/wordprocessingGroup" xmlns:wpi="http://schemas.microsoft.com/office/word/2010/wordprocessingInk" xmlns:wne="http://schemas.microsoft.com/office/word/2006/wordml" xmlns:wps="http://schemas.microsoft.com/office/word/2010/wordprocessingShape" mc:Ignorable="w14 w15 w16se w16cid w16 w16cex w16sdtdh wp14">
   <w:footnote w:type="separator" w:id="-1">
     <w:p>
       <w:pPr>
@@ -4357,7 +2810,7 @@
 </file>
 
 <file path=word/numbering.xml><?xml version="1.0" encoding="utf-8"?>
-<w:numbering xmlns:wpc="http://schemas.microsoft.com/office/word/2010/wordprocessingCanvas" xmlns:cx="http://schemas.microsoft.com/office/drawing/2014/chartex" xmlns:cx1="http://schemas.microsoft.com/office/drawing/2015/9/8/chartex" xmlns:cx2="http://schemas.microsoft.com/office/drawing/2015/10/21/chartex" xmlns:cx3="http://schemas.microsoft.com/office/drawing/2016/5/9/chartex" xmlns:cx4="http://schemas.microsoft.com/office/drawing/2016/5/10/chartex" xmlns:cx5="http://schemas.microsoft.com/office/drawing/2016/5/11/chartex" xmlns:cx6="http://schemas.microsoft.com/office/drawing/2016/5/12/chartex" xmlns:cx7="http://schemas.microsoft.com/office/drawing/2016/5/13/chartex" xmlns:cx8="http://schemas.microsoft.com/office/drawing/2016/5/14/chartex" xmlns:mc="http://schemas.openxmlformats.org/markup-compatibility/2006" xmlns:aink="http://schemas.microsoft.com/office/drawing/2016/ink" xmlns:am3d="http://schemas.microsoft.com/office/drawing/2017/model3d" xmlns:o="urn:schemas-microsoft-com:office:office" xmlns:oel="http://schemas.microsoft.com/office/2019/extlst" xmlns:r="http://schemas.openxmlformats.org/officeDocument/2006/relationships" xmlns:m="http://schemas.openxmlformats.org/officeDocument/2006/math" xmlns:v="urn:schemas-microsoft-com:vml" xmlns:wp14="http://schemas.microsoft.com/office/word/2010/wordprocessingDrawing" xmlns:wp="http://schemas.openxmlformats.org/drawingml/2006/wordprocessingDrawing" xmlns:w10="urn:schemas-microsoft-com:office:word" xmlns:w="http://schemas.openxmlformats.org/wordprocessingml/2006/main" xmlns:w14="http://schemas.microsoft.com/office/word/2010/wordml" xmlns:w15="http://schemas.microsoft.com/office/word/2012/wordml" xmlns:w16cex="http://schemas.microsoft.com/office/word/2018/wordml/cex" xmlns:w16cid="http://schemas.microsoft.com/office/word/2016/wordml/cid" xmlns:w16="http://schemas.microsoft.com/office/word/2018/wordml" xmlns:w16sdtdh="http://schemas.microsoft.com/office/word/2020/wordml/sdtdatahash" xmlns:w16se="http://schemas.microsoft.com/office/word/2015/wordml/symex" xmlns:wpg="http://schemas.microsoft.com/office/word/2010/wordprocessingGroup" xmlns:wpi="http://schemas.microsoft.com/office/word/2010/wordprocessingInk" xmlns:wne="http://schemas.microsoft.com/office/word/2006/wordml" xmlns:wps="http://schemas.microsoft.com/office/word/2010/wordprocessingShape" mc:Ignorable="w14 w15 w16se w16cid w16 w16cex w16sdtdh wp14">
+<w:numbering xmlns:wpc="http://schemas.microsoft.com/office/word/2010/wordprocessingCanvas" xmlns:cx="http://schemas.microsoft.com/office/drawing/2014/chartex" xmlns:cx1="http://schemas.microsoft.com/office/drawing/2015/9/8/chartex" xmlns:cx2="http://schemas.microsoft.com/office/drawing/2015/10/21/chartex" xmlns:cx3="http://schemas.microsoft.com/office/drawing/2016/5/9/chartex" xmlns:cx4="http://schemas.microsoft.com/office/drawing/2016/5/10/chartex" xmlns:cx5="http://schemas.microsoft.com/office/drawing/2016/5/11/chartex" xmlns:cx6="http://schemas.microsoft.com/office/drawing/2016/5/12/chartex" xmlns:cx7="http://schemas.microsoft.com/office/drawing/2016/5/13/chartex" xmlns:cx8="http://schemas.microsoft.com/office/drawing/2016/5/14/chartex" xmlns:mc="http://schemas.openxmlformats.org/markup-compatibility/2006" xmlns:aink="http://schemas.microsoft.com/office/drawing/2016/ink" xmlns:am3d="http://schemas.microsoft.com/office/drawing/2017/model3d" xmlns:o="urn:schemas-microsoft-com:office:office" xmlns:r="http://schemas.openxmlformats.org/officeDocument/2006/relationships" xmlns:m="http://schemas.openxmlformats.org/officeDocument/2006/math" xmlns:v="urn:schemas-microsoft-com:vml" xmlns:wp14="http://schemas.microsoft.com/office/word/2010/wordprocessingDrawing" xmlns:wp="http://schemas.openxmlformats.org/drawingml/2006/wordprocessingDrawing" xmlns:w10="urn:schemas-microsoft-com:office:word" xmlns:w="http://schemas.openxmlformats.org/wordprocessingml/2006/main" xmlns:w14="http://schemas.microsoft.com/office/word/2010/wordml" xmlns:w15="http://schemas.microsoft.com/office/word/2012/wordml" xmlns:w16cex="http://schemas.microsoft.com/office/word/2018/wordml/cex" xmlns:w16cid="http://schemas.microsoft.com/office/word/2016/wordml/cid" xmlns:w16="http://schemas.microsoft.com/office/word/2018/wordml" xmlns:w16sdtdh="http://schemas.microsoft.com/office/word/2020/wordml/sdtdatahash" xmlns:w16se="http://schemas.microsoft.com/office/word/2015/wordml/symex" xmlns:wpg="http://schemas.microsoft.com/office/word/2010/wordprocessingGroup" xmlns:wpi="http://schemas.microsoft.com/office/word/2010/wordprocessingInk" xmlns:wne="http://schemas.microsoft.com/office/word/2006/wordml" xmlns:wps="http://schemas.microsoft.com/office/word/2010/wordprocessingShape" mc:Ignorable="w14 w15 w16se w16cid w16 w16cex w16sdtdh wp14">
   <w:abstractNum w:abstractNumId="0" w15:restartNumberingAfterBreak="0">
     <w:nsid w:val="02A11C50"/>
     <w:multiLevelType w:val="hybridMultilevel"/>
@@ -4757,6 +3210,92 @@
     </w:lvl>
   </w:abstractNum>
   <w:abstractNum w:abstractNumId="4" w15:restartNumberingAfterBreak="0">
+    <w:nsid w:val="1A846A15"/>
+    <w:multiLevelType w:val="hybridMultilevel"/>
+    <w:tmpl w:val="E6A873CE"/>
+    <w:lvl w:ilvl="0" w:tplc="0409000F">
+      <w:start w:val="1"/>
+      <w:numFmt w:val="decimal"/>
+      <w:lvlText w:val="%1."/>
+      <w:lvlJc w:val="left"/>
+      <w:pPr>
+        <w:ind w:left="480" w:hanging="480"/>
+      </w:pPr>
+    </w:lvl>
+    <w:lvl w:ilvl="1" w:tplc="04090019" w:tentative="1">
+      <w:start w:val="1"/>
+      <w:numFmt w:val="ideographTraditional"/>
+      <w:lvlText w:val="%2、"/>
+      <w:lvlJc w:val="left"/>
+      <w:pPr>
+        <w:ind w:left="960" w:hanging="480"/>
+      </w:pPr>
+    </w:lvl>
+    <w:lvl w:ilvl="2" w:tplc="0409001B" w:tentative="1">
+      <w:start w:val="1"/>
+      <w:numFmt w:val="lowerRoman"/>
+      <w:lvlText w:val="%3."/>
+      <w:lvlJc w:val="right"/>
+      <w:pPr>
+        <w:ind w:left="1440" w:hanging="480"/>
+      </w:pPr>
+    </w:lvl>
+    <w:lvl w:ilvl="3" w:tplc="0409000F" w:tentative="1">
+      <w:start w:val="1"/>
+      <w:numFmt w:val="decimal"/>
+      <w:lvlText w:val="%4."/>
+      <w:lvlJc w:val="left"/>
+      <w:pPr>
+        <w:ind w:left="1920" w:hanging="480"/>
+      </w:pPr>
+    </w:lvl>
+    <w:lvl w:ilvl="4" w:tplc="04090019" w:tentative="1">
+      <w:start w:val="1"/>
+      <w:numFmt w:val="ideographTraditional"/>
+      <w:lvlText w:val="%5、"/>
+      <w:lvlJc w:val="left"/>
+      <w:pPr>
+        <w:ind w:left="2400" w:hanging="480"/>
+      </w:pPr>
+    </w:lvl>
+    <w:lvl w:ilvl="5" w:tplc="0409001B" w:tentative="1">
+      <w:start w:val="1"/>
+      <w:numFmt w:val="lowerRoman"/>
+      <w:lvlText w:val="%6."/>
+      <w:lvlJc w:val="right"/>
+      <w:pPr>
+        <w:ind w:left="2880" w:hanging="480"/>
+      </w:pPr>
+    </w:lvl>
+    <w:lvl w:ilvl="6" w:tplc="0409000F" w:tentative="1">
+      <w:start w:val="1"/>
+      <w:numFmt w:val="decimal"/>
+      <w:lvlText w:val="%7."/>
+      <w:lvlJc w:val="left"/>
+      <w:pPr>
+        <w:ind w:left="3360" w:hanging="480"/>
+      </w:pPr>
+    </w:lvl>
+    <w:lvl w:ilvl="7" w:tplc="04090019" w:tentative="1">
+      <w:start w:val="1"/>
+      <w:numFmt w:val="ideographTraditional"/>
+      <w:lvlText w:val="%8、"/>
+      <w:lvlJc w:val="left"/>
+      <w:pPr>
+        <w:ind w:left="3840" w:hanging="480"/>
+      </w:pPr>
+    </w:lvl>
+    <w:lvl w:ilvl="8" w:tplc="0409001B" w:tentative="1">
+      <w:start w:val="1"/>
+      <w:numFmt w:val="lowerRoman"/>
+      <w:lvlText w:val="%9."/>
+      <w:lvlJc w:val="right"/>
+      <w:pPr>
+        <w:ind w:left="4320" w:hanging="480"/>
+      </w:pPr>
+    </w:lvl>
+  </w:abstractNum>
+  <w:abstractNum w:abstractNumId="5" w15:restartNumberingAfterBreak="0">
     <w:nsid w:val="1BE27658"/>
     <w:multiLevelType w:val="hybridMultilevel"/>
     <w:tmpl w:val="CFAE0318"/>
@@ -4869,7 +3408,7 @@
       </w:rPr>
     </w:lvl>
   </w:abstractNum>
-  <w:abstractNum w:abstractNumId="5" w15:restartNumberingAfterBreak="0">
+  <w:abstractNum w:abstractNumId="6" w15:restartNumberingAfterBreak="0">
     <w:nsid w:val="1CFF2262"/>
     <w:multiLevelType w:val="hybridMultilevel"/>
     <w:tmpl w:val="A00C7B90"/>
@@ -4982,7 +3521,7 @@
       </w:rPr>
     </w:lvl>
   </w:abstractNum>
-  <w:abstractNum w:abstractNumId="6" w15:restartNumberingAfterBreak="0">
+  <w:abstractNum w:abstractNumId="7" w15:restartNumberingAfterBreak="0">
     <w:nsid w:val="26DA2CA6"/>
     <w:multiLevelType w:val="hybridMultilevel"/>
     <w:tmpl w:val="90EE5D6E"/>
@@ -5071,7 +3610,7 @@
       </w:pPr>
     </w:lvl>
   </w:abstractNum>
-  <w:abstractNum w:abstractNumId="7" w15:restartNumberingAfterBreak="0">
+  <w:abstractNum w:abstractNumId="8" w15:restartNumberingAfterBreak="0">
     <w:nsid w:val="29584AD2"/>
     <w:multiLevelType w:val="hybridMultilevel"/>
     <w:tmpl w:val="18C6B87C"/>
@@ -5160,7 +3699,7 @@
       </w:pPr>
     </w:lvl>
   </w:abstractNum>
-  <w:abstractNum w:abstractNumId="8" w15:restartNumberingAfterBreak="0">
+  <w:abstractNum w:abstractNumId="9" w15:restartNumberingAfterBreak="0">
     <w:nsid w:val="2C3C2F7F"/>
     <w:multiLevelType w:val="hybridMultilevel"/>
     <w:tmpl w:val="9474B9EC"/>
@@ -5273,7 +3812,7 @@
       </w:rPr>
     </w:lvl>
   </w:abstractNum>
-  <w:abstractNum w:abstractNumId="9" w15:restartNumberingAfterBreak="0">
+  <w:abstractNum w:abstractNumId="10" w15:restartNumberingAfterBreak="0">
     <w:nsid w:val="311231DC"/>
     <w:multiLevelType w:val="hybridMultilevel"/>
     <w:tmpl w:val="2592974C"/>
@@ -5386,7 +3925,7 @@
       </w:rPr>
     </w:lvl>
   </w:abstractNum>
-  <w:abstractNum w:abstractNumId="10" w15:restartNumberingAfterBreak="0">
+  <w:abstractNum w:abstractNumId="11" w15:restartNumberingAfterBreak="0">
     <w:nsid w:val="335C1BFB"/>
     <w:multiLevelType w:val="hybridMultilevel"/>
     <w:tmpl w:val="3C88BD04"/>
@@ -5499,7 +4038,7 @@
       </w:rPr>
     </w:lvl>
   </w:abstractNum>
-  <w:abstractNum w:abstractNumId="11" w15:restartNumberingAfterBreak="0">
+  <w:abstractNum w:abstractNumId="12" w15:restartNumberingAfterBreak="0">
     <w:nsid w:val="454D64C2"/>
     <w:multiLevelType w:val="hybridMultilevel"/>
     <w:tmpl w:val="5AC49A4A"/>
@@ -5585,7 +4124,7 @@
       </w:pPr>
     </w:lvl>
   </w:abstractNum>
-  <w:abstractNum w:abstractNumId="12" w15:restartNumberingAfterBreak="0">
+  <w:abstractNum w:abstractNumId="13" w15:restartNumberingAfterBreak="0">
     <w:nsid w:val="4CC73BD1"/>
     <w:multiLevelType w:val="hybridMultilevel"/>
     <w:tmpl w:val="001ED3FC"/>
@@ -5698,7 +4237,7 @@
       </w:rPr>
     </w:lvl>
   </w:abstractNum>
-  <w:abstractNum w:abstractNumId="13" w15:restartNumberingAfterBreak="0">
+  <w:abstractNum w:abstractNumId="14" w15:restartNumberingAfterBreak="0">
     <w:nsid w:val="4D8D6A24"/>
     <w:multiLevelType w:val="hybridMultilevel"/>
     <w:tmpl w:val="827EB002"/>
@@ -5787,7 +4326,7 @@
       </w:pPr>
     </w:lvl>
   </w:abstractNum>
-  <w:abstractNum w:abstractNumId="14" w15:restartNumberingAfterBreak="0">
+  <w:abstractNum w:abstractNumId="15" w15:restartNumberingAfterBreak="0">
     <w:nsid w:val="5F4F3404"/>
     <w:multiLevelType w:val="hybridMultilevel"/>
     <w:tmpl w:val="81343182"/>
@@ -5873,7 +4412,7 @@
       </w:pPr>
     </w:lvl>
   </w:abstractNum>
-  <w:abstractNum w:abstractNumId="15" w15:restartNumberingAfterBreak="0">
+  <w:abstractNum w:abstractNumId="16" w15:restartNumberingAfterBreak="0">
     <w:nsid w:val="60793F8E"/>
     <w:multiLevelType w:val="hybridMultilevel"/>
     <w:tmpl w:val="BD1437BA"/>
@@ -5986,7 +4525,7 @@
       </w:rPr>
     </w:lvl>
   </w:abstractNum>
-  <w:abstractNum w:abstractNumId="16" w15:restartNumberingAfterBreak="0">
+  <w:abstractNum w:abstractNumId="17" w15:restartNumberingAfterBreak="0">
     <w:nsid w:val="65177F52"/>
     <w:multiLevelType w:val="hybridMultilevel"/>
     <w:tmpl w:val="80C47390"/>
@@ -6099,7 +4638,7 @@
       </w:rPr>
     </w:lvl>
   </w:abstractNum>
-  <w:abstractNum w:abstractNumId="17" w15:restartNumberingAfterBreak="0">
+  <w:abstractNum w:abstractNumId="18" w15:restartNumberingAfterBreak="0">
     <w:nsid w:val="6D93644E"/>
     <w:multiLevelType w:val="hybridMultilevel"/>
     <w:tmpl w:val="9F6C99DE"/>
@@ -6212,7 +4751,7 @@
       </w:rPr>
     </w:lvl>
   </w:abstractNum>
-  <w:abstractNum w:abstractNumId="18" w15:restartNumberingAfterBreak="0">
+  <w:abstractNum w:abstractNumId="19" w15:restartNumberingAfterBreak="0">
     <w:nsid w:val="760D31EC"/>
     <w:multiLevelType w:val="hybridMultilevel"/>
     <w:tmpl w:val="4A7CDDF4"/>
@@ -6325,7 +4864,7 @@
       </w:rPr>
     </w:lvl>
   </w:abstractNum>
-  <w:abstractNum w:abstractNumId="19" w15:restartNumberingAfterBreak="0">
+  <w:abstractNum w:abstractNumId="20" w15:restartNumberingAfterBreak="0">
     <w:nsid w:val="770B3824"/>
     <w:multiLevelType w:val="hybridMultilevel"/>
     <w:tmpl w:val="DC38D608"/>
@@ -6438,65 +4977,68 @@
       </w:rPr>
     </w:lvl>
   </w:abstractNum>
-  <w:num w:numId="1" w16cid:durableId="1396465662">
+  <w:num w:numId="1">
+    <w:abstractNumId w:val="16"/>
+  </w:num>
+  <w:num w:numId="2">
+    <w:abstractNumId w:val="6"/>
+  </w:num>
+  <w:num w:numId="3">
+    <w:abstractNumId w:val="0"/>
+  </w:num>
+  <w:num w:numId="4">
+    <w:abstractNumId w:val="8"/>
+  </w:num>
+  <w:num w:numId="5">
+    <w:abstractNumId w:val="12"/>
+  </w:num>
+  <w:num w:numId="6">
+    <w:abstractNumId w:val="20"/>
+  </w:num>
+  <w:num w:numId="7">
+    <w:abstractNumId w:val="1"/>
+  </w:num>
+  <w:num w:numId="8">
+    <w:abstractNumId w:val="14"/>
+  </w:num>
+  <w:num w:numId="9">
     <w:abstractNumId w:val="15"/>
   </w:num>
-  <w:num w:numId="2" w16cid:durableId="1492285878">
+  <w:num w:numId="10">
+    <w:abstractNumId w:val="7"/>
+  </w:num>
+  <w:num w:numId="11">
+    <w:abstractNumId w:val="3"/>
+  </w:num>
+  <w:num w:numId="12">
+    <w:abstractNumId w:val="9"/>
+  </w:num>
+  <w:num w:numId="13">
     <w:abstractNumId w:val="5"/>
   </w:num>
-  <w:num w:numId="3" w16cid:durableId="1169951738">
-    <w:abstractNumId w:val="0"/>
+  <w:num w:numId="14">
+    <w:abstractNumId w:val="19"/>
   </w:num>
-  <w:num w:numId="4" w16cid:durableId="759567050">
-    <w:abstractNumId w:val="7"/>
+  <w:num w:numId="15">
+    <w:abstractNumId w:val="18"/>
   </w:num>
-  <w:num w:numId="5" w16cid:durableId="895359915">
+  <w:num w:numId="16">
+    <w:abstractNumId w:val="13"/>
+  </w:num>
+  <w:num w:numId="17">
+    <w:abstractNumId w:val="2"/>
+  </w:num>
+  <w:num w:numId="18">
+    <w:abstractNumId w:val="17"/>
+  </w:num>
+  <w:num w:numId="19">
+    <w:abstractNumId w:val="10"/>
+  </w:num>
+  <w:num w:numId="20">
     <w:abstractNumId w:val="11"/>
   </w:num>
-  <w:num w:numId="6" w16cid:durableId="140537412">
-    <w:abstractNumId w:val="19"/>
-  </w:num>
-  <w:num w:numId="7" w16cid:durableId="885946188">
-    <w:abstractNumId w:val="1"/>
-  </w:num>
-  <w:num w:numId="8" w16cid:durableId="1374380873">
-    <w:abstractNumId w:val="13"/>
-  </w:num>
-  <w:num w:numId="9" w16cid:durableId="373508166">
-    <w:abstractNumId w:val="14"/>
-  </w:num>
-  <w:num w:numId="10" w16cid:durableId="98457797">
-    <w:abstractNumId w:val="6"/>
-  </w:num>
-  <w:num w:numId="11" w16cid:durableId="332270055">
-    <w:abstractNumId w:val="3"/>
-  </w:num>
-  <w:num w:numId="12" w16cid:durableId="789976794">
-    <w:abstractNumId w:val="8"/>
-  </w:num>
-  <w:num w:numId="13" w16cid:durableId="1071806885">
+  <w:num w:numId="21">
     <w:abstractNumId w:val="4"/>
-  </w:num>
-  <w:num w:numId="14" w16cid:durableId="1944147904">
-    <w:abstractNumId w:val="18"/>
-  </w:num>
-  <w:num w:numId="15" w16cid:durableId="1134372578">
-    <w:abstractNumId w:val="17"/>
-  </w:num>
-  <w:num w:numId="16" w16cid:durableId="522281605">
-    <w:abstractNumId w:val="12"/>
-  </w:num>
-  <w:num w:numId="17" w16cid:durableId="1649892501">
-    <w:abstractNumId w:val="2"/>
-  </w:num>
-  <w:num w:numId="18" w16cid:durableId="553351735">
-    <w:abstractNumId w:val="16"/>
-  </w:num>
-  <w:num w:numId="19" w16cid:durableId="1889410694">
-    <w:abstractNumId w:val="9"/>
-  </w:num>
-  <w:num w:numId="20" w16cid:durableId="1043939129">
-    <w:abstractNumId w:val="10"/>
   </w:num>
 </w:numbering>
 </file>
